--- a/05_改修資料/KS_AS_MO_1MD_009_ソース修正計画_KeHoachSuaCode_JV.docx
+++ b/05_改修資料/KS_AS_MO_1MD_009_ソース修正計画_KeHoachSuaCode_JV.docx
@@ -7352,6 +7352,8292 @@
                 <w:szCs w:val="16"/>
               </w:rPr>
               <w:t xml:space="preserve">(Thiết lập khi khách hàng phê duyệt)</w:t>
+            </w:r>
+          </w:p>
+        </w:tc>
+      </w:tr>
+    </w:tbl>
+    <w:p>
+      <w:r>
+        <w:br w:type="page"/>
+      </w:r>
+    </w:p>
+    <w:p>
+      <w:pPr>
+        <w:spacing w:after="200" w:before="200"/>
+      </w:pPr>
+      <w:r>
+        <w:rPr>
+          <w:rFonts w:ascii="BIZ UDPGothic" w:cs="BIZ UDPGothic" w:eastAsia="BIZ UDPGothic" w:hAnsi="BIZ UDPGothic"/>
+          <w:b/>
+          <w:bCs/>
+          <w:color w:val="000000"/>
+          <w:sz w:val="28"/>
+          <w:szCs w:val="28"/>
+        </w:rPr>
+        <w:t xml:space="preserve">KSM-AWS-009 ソースコード修正計画 — 追記セクション</w:t>
+      </w:r>
+      <w:r>
+        <w:br/>
+      </w:r>
+      <w:r>
+        <w:rPr>
+          <w:rFonts w:ascii="BIZ UDPGothic" w:cs="BIZ UDPGothic" w:eastAsia="BIZ UDPGothic" w:hAnsi="BIZ UDPGothic"/>
+          <w:i/>
+          <w:iCs/>
+          <w:color w:val="777777"/>
+          <w:sz w:val="20"/>
+          <w:szCs w:val="20"/>
+        </w:rPr>
+        <w:t xml:space="preserve">KSM-AWS-009 Kế Hoạch Sửa Đổi Source Code — Phần Bổ Sung</w:t>
+      </w:r>
+      <w:r>
+        <w:br/>
+      </w:r>
+      <w:r>
+        <w:br/>
+      </w:r>
+      <w:r>
+        <w:rPr>
+          <w:rFonts w:ascii="BIZ UDPGothic" w:cs="BIZ UDPGothic" w:eastAsia="BIZ UDPGothic" w:hAnsi="BIZ UDPGothic"/>
+          <w:color w:val="CC3333"/>
+          <w:sz w:val="18"/>
+          <w:szCs w:val="18"/>
+        </w:rPr>
+        <w:t xml:space="preserve">※ 本セクションは既存文書（v0.1）の末尾に追記する内容です。既存内容は変更しません。</w:t>
+      </w:r>
+      <w:r>
+        <w:br/>
+      </w:r>
+      <w:r>
+        <w:rPr>
+          <w:rFonts w:ascii="BIZ UDPGothic" w:cs="BIZ UDPGothic" w:eastAsia="BIZ UDPGothic" w:hAnsi="BIZ UDPGothic"/>
+          <w:i/>
+          <w:iCs/>
+          <w:color w:val="888888"/>
+          <w:sz w:val="16"/>
+          <w:szCs w:val="16"/>
+        </w:rPr>
+        <w:t xml:space="preserve">※ Phần này được bổ sung vào cuối tài liệu hiện tại (v0.1). Nội dung hiện tại không thay đổi.</w:t>
+      </w:r>
+    </w:p>
+    <w:p>
+      <w:pPr>
+        <w:pBdr>
+          <w:left w:val="thick" w:color="C8102E" w:sz="20" w:space="6"/>
+        </w:pBdr>
+        <w:spacing w:after="100" w:before="280"/>
+      </w:pPr>
+      <w:r>
+        <w:rPr>
+          <w:rFonts w:ascii="BIZ UDPGothic" w:cs="BIZ UDPGothic" w:eastAsia="BIZ UDPGothic" w:hAnsi="BIZ UDPGothic"/>
+          <w:b/>
+          <w:bCs/>
+          <w:color w:val="C8102E"/>
+          <w:sz w:val="24"/>
+          <w:szCs w:val="24"/>
+        </w:rPr>
+        <w:t xml:space="preserve">■ 6. レビュー評価・再評価結果（2026-03-21 追記）</w:t>
+      </w:r>
+      <w:r>
+        <w:br/>
+      </w:r>
+      <w:r>
+        <w:rPr>
+          <w:rFonts w:ascii="BIZ UDPGothic" w:cs="BIZ UDPGothic" w:eastAsia="BIZ UDPGothic" w:hAnsi="BIZ UDPGothic"/>
+          <w:i/>
+          <w:iCs/>
+          <w:color w:val="AA3344"/>
+          <w:sz w:val="17"/>
+          <w:szCs w:val="17"/>
+        </w:rPr>
+        <w:t xml:space="preserve">　6. Kết Quả Đánh Giá Lại Review (Bổ sung 2026-03-21)</w:t>
+      </w:r>
+    </w:p>
+    <w:p>
+      <w:pPr>
+        <w:spacing w:after="80" w:before="80"/>
+      </w:pPr>
+      <w:r>
+        <w:rPr>
+          <w:rFonts w:ascii="BIZ UDPGothic" w:cs="BIZ UDPGothic" w:eastAsia="BIZ UDPGothic" w:hAnsi="BIZ UDPGothic"/>
+          <w:color w:val="404040"/>
+          <w:sz w:val="18"/>
+          <w:szCs w:val="18"/>
+        </w:rPr>
+        <w:t xml:space="preserve">USMH 3原則に基づき、スタッフレビュー結果を再評価した。</w:t>
+      </w:r>
+      <w:r>
+        <w:rPr>
+          <w:rFonts w:ascii="BIZ UDPGothic" w:cs="BIZ UDPGothic" w:eastAsia="BIZ UDPGothic" w:hAnsi="BIZ UDPGothic"/>
+          <w:i/>
+          <w:iCs/>
+          <w:color w:val="888888"/>
+          <w:sz w:val="18"/>
+          <w:szCs w:val="18"/>
+        </w:rPr>
+        <w:t xml:space="preserve"> / Đánh giá lại kết quả review của staff dựa trên 3 nguyên tắc USMH.</w:t>
+      </w:r>
+    </w:p>
+    <w:p>
+      <w:pPr>
+        <w:spacing w:after="80" w:before="200"/>
+      </w:pPr>
+      <w:r>
+        <w:rPr>
+          <w:rFonts w:ascii="BIZ UDPGothic" w:cs="BIZ UDPGothic" w:eastAsia="BIZ UDPGothic" w:hAnsi="BIZ UDPGothic"/>
+          <w:b/>
+          <w:bCs/>
+          <w:color w:val="404040"/>
+          <w:sz w:val="20"/>
+          <w:szCs w:val="20"/>
+        </w:rPr>
+        <w:t xml:space="preserve">▶ USMH 前提条件（3原則）</w:t>
+      </w:r>
+      <w:r>
+        <w:rPr>
+          <w:rFonts w:ascii="BIZ UDPGothic" w:cs="BIZ UDPGothic" w:eastAsia="BIZ UDPGothic" w:hAnsi="BIZ UDPGothic"/>
+          <w:i/>
+          <w:iCs/>
+          <w:color w:val="888888"/>
+          <w:sz w:val="16"/>
+          <w:szCs w:val="16"/>
+        </w:rPr>
+        <w:t xml:space="preserve"> / 3 Nguyên Tắc Tiền Đề USMH</w:t>
+      </w:r>
+    </w:p>
+    <w:tbl>
+      <w:tblPr>
+        <w:tblW w:type="dxa" w:w="9506"/>
+        <w:tblBorders>
+          <w:top/>
+          <w:left/>
+          <w:bottom/>
+          <w:right/>
+          <w:insideH w:val="single" w:color="auto" w:sz="4"/>
+          <w:insideV w:val="single" w:color="auto" w:sz="4"/>
+        </w:tblBorders>
+      </w:tblPr>
+      <w:tblGrid>
+        <w:gridCol w:w="100"/>
+        <w:gridCol w:w="100"/>
+      </w:tblGrid>
+      <w:tr>
+        <w:trPr>
+          <w:tblHeader/>
+        </w:trPr>
+        <w:tc>
+          <w:tcPr>
+            <w:tcW w:type="dxa" w:w="2000"/>
+            <w:tcBorders>
+              <w:top w:val="single" w:color="CCCCCC" w:sz="4"/>
+              <w:left w:val="single" w:color="CCCCCC" w:sz="4"/>
+              <w:bottom w:val="single" w:color="CCCCCC" w:sz="4"/>
+              <w:right w:val="single" w:color="CCCCCC" w:sz="4"/>
+            </w:tcBorders>
+            <w:shd w:fill="E8E8E8" w:val="clear"/>
+            <w:tcMar>
+              <w:top w:type="dxa" w:w="80"/>
+              <w:left w:type="dxa" w:w="120"/>
+              <w:bottom w:type="dxa" w:w="80"/>
+              <w:right w:type="dxa" w:w="120"/>
+            </w:tcMar>
+          </w:tcPr>
+          <w:p>
+            <w:pPr>
+              <w:spacing w:after="0" w:before="0"/>
+            </w:pPr>
+            <w:r>
+              <w:rPr>
+                <w:rFonts w:ascii="BIZ UDPGothic" w:cs="BIZ UDPGothic" w:eastAsia="BIZ UDPGothic" w:hAnsi="BIZ UDPGothic"/>
+                <w:b/>
+                <w:bCs/>
+                <w:color w:val="000000"/>
+                <w:sz w:val="18"/>
+                <w:szCs w:val="18"/>
+              </w:rPr>
+              <w:t xml:space="preserve">原則</w:t>
+            </w:r>
+            <w:r>
+              <w:rPr>
+                <w:rFonts w:ascii="BIZ UDPGothic" w:cs="BIZ UDPGothic" w:eastAsia="BIZ UDPGothic" w:hAnsi="BIZ UDPGothic"/>
+                <w:i/>
+                <w:iCs/>
+                <w:color w:val="888888"/>
+                <w:sz w:val="16"/>
+                <w:szCs w:val="16"/>
+              </w:rPr>
+              <w:t xml:space="preserve"> / Nguyên tắc</w:t>
+            </w:r>
+          </w:p>
+        </w:tc>
+        <w:tc>
+          <w:tcPr>
+            <w:tcW w:type="dxa" w:w="7506"/>
+            <w:tcBorders>
+              <w:top w:val="single" w:color="CCCCCC" w:sz="4"/>
+              <w:left w:val="single" w:color="CCCCCC" w:sz="4"/>
+              <w:bottom w:val="single" w:color="CCCCCC" w:sz="4"/>
+              <w:right w:val="single" w:color="CCCCCC" w:sz="4"/>
+            </w:tcBorders>
+            <w:shd w:fill="E8E8E8" w:val="clear"/>
+            <w:tcMar>
+              <w:top w:type="dxa" w:w="80"/>
+              <w:left w:type="dxa" w:w="120"/>
+              <w:bottom w:type="dxa" w:w="80"/>
+              <w:right w:type="dxa" w:w="120"/>
+            </w:tcMar>
+          </w:tcPr>
+          <w:p>
+            <w:pPr>
+              <w:spacing w:after="0" w:before="0"/>
+            </w:pPr>
+            <w:r>
+              <w:rPr>
+                <w:rFonts w:ascii="BIZ UDPGothic" w:cs="BIZ UDPGothic" w:eastAsia="BIZ UDPGothic" w:hAnsi="BIZ UDPGothic"/>
+                <w:b/>
+                <w:bCs/>
+                <w:color w:val="000000"/>
+                <w:sz w:val="18"/>
+                <w:szCs w:val="18"/>
+              </w:rPr>
+              <w:t xml:space="preserve">内容</w:t>
+            </w:r>
+            <w:r>
+              <w:rPr>
+                <w:rFonts w:ascii="BIZ UDPGothic" w:cs="BIZ UDPGothic" w:eastAsia="BIZ UDPGothic" w:hAnsi="BIZ UDPGothic"/>
+                <w:i/>
+                <w:iCs/>
+                <w:color w:val="888888"/>
+                <w:sz w:val="16"/>
+                <w:szCs w:val="16"/>
+              </w:rPr>
+              <w:t xml:space="preserve"> / Nội dung</w:t>
+            </w:r>
+          </w:p>
+        </w:tc>
+      </w:tr>
+      <w:tr>
+        <w:tc>
+          <w:tcPr>
+            <w:tcW w:type="dxa" w:w="2000"/>
+            <w:tcBorders>
+              <w:top w:val="single" w:color="CCCCCC" w:sz="4"/>
+              <w:left w:val="single" w:color="CCCCCC" w:sz="4"/>
+              <w:bottom w:val="single" w:color="CCCCCC" w:sz="4"/>
+              <w:right w:val="single" w:color="CCCCCC" w:sz="4"/>
+            </w:tcBorders>
+            <w:shd w:fill="FFFFFF" w:val="clear"/>
+            <w:tcMar>
+              <w:top w:type="dxa" w:w="80"/>
+              <w:left w:type="dxa" w:w="120"/>
+              <w:bottom w:type="dxa" w:w="80"/>
+              <w:right w:type="dxa" w:w="120"/>
+            </w:tcMar>
+          </w:tcPr>
+          <w:p>
+            <w:pPr>
+              <w:spacing w:after="0" w:before="0"/>
+            </w:pPr>
+            <w:r>
+              <w:rPr>
+                <w:rFonts w:ascii="BIZ UDPGothic" w:cs="BIZ UDPGothic" w:eastAsia="BIZ UDPGothic" w:hAnsi="BIZ UDPGothic"/>
+                <w:b/>
+                <w:bCs/>
+                <w:i w:val="false"/>
+                <w:iCs w:val="false"/>
+                <w:color w:val="404040"/>
+                <w:sz w:val="18"/>
+                <w:szCs w:val="18"/>
+              </w:rPr>
+              <w:t xml:space="preserve">① 環境パリティ</w:t>
+            </w:r>
+          </w:p>
+          <w:p>
+            <w:pPr>
+              <w:spacing w:after="0" w:before="0"/>
+            </w:pPr>
+            <w:r>
+              <w:rPr>
+                <w:rFonts w:ascii="BIZ UDPGothic" w:cs="BIZ UDPGothic" w:eastAsia="BIZ UDPGothic" w:hAnsi="BIZ UDPGothic"/>
+                <w:b/>
+                <w:bCs/>
+                <w:i w:val="false"/>
+                <w:iCs w:val="false"/>
+                <w:color w:val="404040"/>
+                <w:sz w:val="18"/>
+                <w:szCs w:val="18"/>
+              </w:rPr>
+              <w:t xml:space="preserve">Đồng nhất môi trường</w:t>
+            </w:r>
+          </w:p>
+        </w:tc>
+        <w:tc>
+          <w:tcPr>
+            <w:tcW w:type="dxa" w:w="7506"/>
+            <w:tcBorders>
+              <w:top w:val="single" w:color="CCCCCC" w:sz="4"/>
+              <w:left w:val="single" w:color="CCCCCC" w:sz="4"/>
+              <w:bottom w:val="single" w:color="CCCCCC" w:sz="4"/>
+              <w:right w:val="single" w:color="CCCCCC" w:sz="4"/>
+            </w:tcBorders>
+            <w:shd w:fill="FFFFFF" w:val="clear"/>
+            <w:tcMar>
+              <w:top w:type="dxa" w:w="80"/>
+              <w:left w:type="dxa" w:w="120"/>
+              <w:bottom w:type="dxa" w:w="80"/>
+              <w:right w:type="dxa" w:w="120"/>
+            </w:tcMar>
+          </w:tcPr>
+          <w:p>
+            <w:pPr>
+              <w:spacing w:after="0" w:before="0"/>
+            </w:pPr>
+            <w:r>
+              <w:rPr>
+                <w:rFonts w:ascii="BIZ UDPGothic" w:cs="BIZ UDPGothic" w:eastAsia="BIZ UDPGothic" w:hAnsi="BIZ UDPGothic"/>
+                <w:b w:val="false"/>
+                <w:bCs w:val="false"/>
+                <w:i w:val="false"/>
+                <w:iCs w:val="false"/>
+                <w:color w:val="404040"/>
+                <w:sz w:val="18"/>
+                <w:szCs w:val="18"/>
+              </w:rPr>
+              <w:t xml:space="preserve">検証環境と本番環境は同一構成であるべき</w:t>
+            </w:r>
+          </w:p>
+          <w:p>
+            <w:pPr>
+              <w:spacing w:after="0" w:before="0"/>
+            </w:pPr>
+            <w:r>
+              <w:rPr>
+                <w:rFonts w:ascii="BIZ UDPGothic" w:cs="BIZ UDPGothic" w:eastAsia="BIZ UDPGothic" w:hAnsi="BIZ UDPGothic"/>
+                <w:b w:val="false"/>
+                <w:bCs w:val="false"/>
+                <w:i w:val="false"/>
+                <w:iCs w:val="false"/>
+                <w:color w:val="404040"/>
+                <w:sz w:val="18"/>
+                <w:szCs w:val="18"/>
+              </w:rPr>
+              <w:t xml:space="preserve">Môi trường kiểm thử và production phải có cấu hình giống nhau</w:t>
+            </w:r>
+          </w:p>
+        </w:tc>
+      </w:tr>
+      <w:tr>
+        <w:tc>
+          <w:tcPr>
+            <w:tcW w:type="dxa" w:w="2000"/>
+            <w:tcBorders>
+              <w:top w:val="single" w:color="CCCCCC" w:sz="4"/>
+              <w:left w:val="single" w:color="CCCCCC" w:sz="4"/>
+              <w:bottom w:val="single" w:color="CCCCCC" w:sz="4"/>
+              <w:right w:val="single" w:color="CCCCCC" w:sz="4"/>
+            </w:tcBorders>
+            <w:shd w:fill="FFFFFF" w:val="clear"/>
+            <w:tcMar>
+              <w:top w:type="dxa" w:w="80"/>
+              <w:left w:type="dxa" w:w="120"/>
+              <w:bottom w:type="dxa" w:w="80"/>
+              <w:right w:type="dxa" w:w="120"/>
+            </w:tcMar>
+          </w:tcPr>
+          <w:p>
+            <w:pPr>
+              <w:spacing w:after="0" w:before="0"/>
+            </w:pPr>
+            <w:r>
+              <w:rPr>
+                <w:rFonts w:ascii="BIZ UDPGothic" w:cs="BIZ UDPGothic" w:eastAsia="BIZ UDPGothic" w:hAnsi="BIZ UDPGothic"/>
+                <w:b/>
+                <w:bCs/>
+                <w:i w:val="false"/>
+                <w:iCs w:val="false"/>
+                <w:color w:val="404040"/>
+                <w:sz w:val="18"/>
+                <w:szCs w:val="18"/>
+              </w:rPr>
+              <w:t xml:space="preserve">② 環境独立性</w:t>
+            </w:r>
+          </w:p>
+          <w:p>
+            <w:pPr>
+              <w:spacing w:after="0" w:before="0"/>
+            </w:pPr>
+            <w:r>
+              <w:rPr>
+                <w:rFonts w:ascii="BIZ UDPGothic" w:cs="BIZ UDPGothic" w:eastAsia="BIZ UDPGothic" w:hAnsi="BIZ UDPGothic"/>
+                <w:b/>
+                <w:bCs/>
+                <w:i w:val="false"/>
+                <w:iCs w:val="false"/>
+                <w:color w:val="404040"/>
+                <w:sz w:val="18"/>
+                <w:szCs w:val="18"/>
+              </w:rPr>
+              <w:t xml:space="preserve">Độc lập môi trường</w:t>
+            </w:r>
+          </w:p>
+        </w:tc>
+        <w:tc>
+          <w:tcPr>
+            <w:tcW w:type="dxa" w:w="7506"/>
+            <w:tcBorders>
+              <w:top w:val="single" w:color="CCCCCC" w:sz="4"/>
+              <w:left w:val="single" w:color="CCCCCC" w:sz="4"/>
+              <w:bottom w:val="single" w:color="CCCCCC" w:sz="4"/>
+              <w:right w:val="single" w:color="CCCCCC" w:sz="4"/>
+            </w:tcBorders>
+            <w:shd w:fill="FFFFFF" w:val="clear"/>
+            <w:tcMar>
+              <w:top w:type="dxa" w:w="80"/>
+              <w:left w:type="dxa" w:w="120"/>
+              <w:bottom w:type="dxa" w:w="80"/>
+              <w:right w:type="dxa" w:w="120"/>
+            </w:tcMar>
+          </w:tcPr>
+          <w:p>
+            <w:pPr>
+              <w:spacing w:after="0" w:before="0"/>
+            </w:pPr>
+            <w:r>
+              <w:rPr>
+                <w:rFonts w:ascii="BIZ UDPGothic" w:cs="BIZ UDPGothic" w:eastAsia="BIZ UDPGothic" w:hAnsi="BIZ UDPGothic"/>
+                <w:b w:val="false"/>
+                <w:bCs w:val="false"/>
+                <w:i w:val="false"/>
+                <w:iCs w:val="false"/>
+                <w:color w:val="404040"/>
+                <w:sz w:val="18"/>
+                <w:szCs w:val="18"/>
+              </w:rPr>
+              <w:t xml:space="preserve">本番・検証・開発は互いに干渉してはならない</w:t>
+            </w:r>
+          </w:p>
+          <w:p>
+            <w:pPr>
+              <w:spacing w:after="0" w:before="0"/>
+            </w:pPr>
+            <w:r>
+              <w:rPr>
+                <w:rFonts w:ascii="BIZ UDPGothic" w:cs="BIZ UDPGothic" w:eastAsia="BIZ UDPGothic" w:hAnsi="BIZ UDPGothic"/>
+                <w:b w:val="false"/>
+                <w:bCs w:val="false"/>
+                <w:i w:val="false"/>
+                <w:iCs w:val="false"/>
+                <w:color w:val="404040"/>
+                <w:sz w:val="18"/>
+                <w:szCs w:val="18"/>
+              </w:rPr>
+              <w:t xml:space="preserve">Production, kiểm thử, development không được ảnh hưởng lẫn nhau</w:t>
+            </w:r>
+          </w:p>
+        </w:tc>
+      </w:tr>
+      <w:tr>
+        <w:tc>
+          <w:tcPr>
+            <w:tcW w:type="dxa" w:w="2000"/>
+            <w:tcBorders>
+              <w:top w:val="single" w:color="CCCCCC" w:sz="4"/>
+              <w:left w:val="single" w:color="CCCCCC" w:sz="4"/>
+              <w:bottom w:val="single" w:color="CCCCCC" w:sz="4"/>
+              <w:right w:val="single" w:color="CCCCCC" w:sz="4"/>
+            </w:tcBorders>
+            <w:shd w:fill="FFFFFF" w:val="clear"/>
+            <w:tcMar>
+              <w:top w:type="dxa" w:w="80"/>
+              <w:left w:type="dxa" w:w="120"/>
+              <w:bottom w:type="dxa" w:w="80"/>
+              <w:right w:type="dxa" w:w="120"/>
+            </w:tcMar>
+          </w:tcPr>
+          <w:p>
+            <w:pPr>
+              <w:spacing w:after="0" w:before="0"/>
+            </w:pPr>
+            <w:r>
+              <w:rPr>
+                <w:rFonts w:ascii="BIZ UDPGothic" w:cs="BIZ UDPGothic" w:eastAsia="BIZ UDPGothic" w:hAnsi="BIZ UDPGothic"/>
+                <w:b/>
+                <w:bCs/>
+                <w:i w:val="false"/>
+                <w:iCs w:val="false"/>
+                <w:color w:val="404040"/>
+                <w:sz w:val="18"/>
+                <w:szCs w:val="18"/>
+              </w:rPr>
+              <w:t xml:space="preserve">③ 情報漏洩防止</w:t>
+            </w:r>
+          </w:p>
+          <w:p>
+            <w:pPr>
+              <w:spacing w:after="0" w:before="0"/>
+            </w:pPr>
+            <w:r>
+              <w:rPr>
+                <w:rFonts w:ascii="BIZ UDPGothic" w:cs="BIZ UDPGothic" w:eastAsia="BIZ UDPGothic" w:hAnsi="BIZ UDPGothic"/>
+                <w:b/>
+                <w:bCs/>
+                <w:i w:val="false"/>
+                <w:iCs w:val="false"/>
+                <w:color w:val="404040"/>
+                <w:sz w:val="18"/>
+                <w:szCs w:val="18"/>
+              </w:rPr>
+              <w:t xml:space="preserve">Ngăn chặn rò rỉ</w:t>
+            </w:r>
+          </w:p>
+        </w:tc>
+        <w:tc>
+          <w:tcPr>
+            <w:tcW w:type="dxa" w:w="7506"/>
+            <w:tcBorders>
+              <w:top w:val="single" w:color="CCCCCC" w:sz="4"/>
+              <w:left w:val="single" w:color="CCCCCC" w:sz="4"/>
+              <w:bottom w:val="single" w:color="CCCCCC" w:sz="4"/>
+              <w:right w:val="single" w:color="CCCCCC" w:sz="4"/>
+            </w:tcBorders>
+            <w:shd w:fill="FFFFFF" w:val="clear"/>
+            <w:tcMar>
+              <w:top w:type="dxa" w:w="80"/>
+              <w:left w:type="dxa" w:w="120"/>
+              <w:bottom w:type="dxa" w:w="80"/>
+              <w:right w:type="dxa" w:w="120"/>
+            </w:tcMar>
+          </w:tcPr>
+          <w:p>
+            <w:pPr>
+              <w:spacing w:after="0" w:before="0"/>
+            </w:pPr>
+            <w:r>
+              <w:rPr>
+                <w:rFonts w:ascii="BIZ UDPGothic" w:cs="BIZ UDPGothic" w:eastAsia="BIZ UDPGothic" w:hAnsi="BIZ UDPGothic"/>
+                <w:b w:val="false"/>
+                <w:bCs w:val="false"/>
+                <w:i w:val="false"/>
+                <w:iCs w:val="false"/>
+                <w:color w:val="404040"/>
+                <w:sz w:val="18"/>
+                <w:szCs w:val="18"/>
+              </w:rPr>
+              <w:t xml:space="preserve">クレデンシャル・接続先の漏洩は絶対不可</w:t>
+            </w:r>
+          </w:p>
+          <w:p>
+            <w:pPr>
+              <w:spacing w:after="0" w:before="0"/>
+            </w:pPr>
+            <w:r>
+              <w:rPr>
+                <w:rFonts w:ascii="BIZ UDPGothic" w:cs="BIZ UDPGothic" w:eastAsia="BIZ UDPGothic" w:hAnsi="BIZ UDPGothic"/>
+                <w:b w:val="false"/>
+                <w:bCs w:val="false"/>
+                <w:i w:val="false"/>
+                <w:iCs w:val="false"/>
+                <w:color w:val="404040"/>
+                <w:sz w:val="18"/>
+                <w:szCs w:val="18"/>
+              </w:rPr>
+              <w:t xml:space="preserve">Tuyệt đối không được rò rỉ credential và thông tin kết nối</w:t>
+            </w:r>
+          </w:p>
+        </w:tc>
+      </w:tr>
+    </w:tbl>
+    <w:p>
+      <w:pPr>
+        <w:spacing w:after="80" w:before="200"/>
+      </w:pPr>
+      <w:r>
+        <w:rPr>
+          <w:rFonts w:ascii="BIZ UDPGothic" w:cs="BIZ UDPGothic" w:eastAsia="BIZ UDPGothic" w:hAnsi="BIZ UDPGothic"/>
+          <w:b/>
+          <w:bCs/>
+          <w:color w:val="404040"/>
+          <w:sz w:val="20"/>
+          <w:szCs w:val="20"/>
+        </w:rPr>
+        <w:t xml:space="preserve">▶ 再評価結果一覧</w:t>
+      </w:r>
+      <w:r>
+        <w:rPr>
+          <w:rFonts w:ascii="BIZ UDPGothic" w:cs="BIZ UDPGothic" w:eastAsia="BIZ UDPGothic" w:hAnsi="BIZ UDPGothic"/>
+          <w:i/>
+          <w:iCs/>
+          <w:color w:val="888888"/>
+          <w:sz w:val="16"/>
+          <w:szCs w:val="16"/>
+        </w:rPr>
+        <w:t xml:space="preserve"> / Bảng Kết Quả Đánh Giá Lại</w:t>
+      </w:r>
+    </w:p>
+    <w:tbl>
+      <w:tblPr>
+        <w:tblW w:type="dxa" w:w="9506"/>
+        <w:tblBorders>
+          <w:top/>
+          <w:left/>
+          <w:bottom/>
+          <w:right/>
+          <w:insideH w:val="single" w:color="auto" w:sz="4"/>
+          <w:insideV w:val="single" w:color="auto" w:sz="4"/>
+        </w:tblBorders>
+      </w:tblPr>
+      <w:tblGrid>
+        <w:gridCol w:w="100"/>
+        <w:gridCol w:w="100"/>
+        <w:gridCol w:w="100"/>
+        <w:gridCol w:w="100"/>
+        <w:gridCol w:w="100"/>
+        <w:gridCol w:w="100"/>
+      </w:tblGrid>
+      <w:tr>
+        <w:trPr>
+          <w:tblHeader/>
+        </w:trPr>
+        <w:tc>
+          <w:tcPr>
+            <w:tcW w:type="dxa" w:w="500"/>
+            <w:tcBorders>
+              <w:top w:val="single" w:color="CCCCCC" w:sz="4"/>
+              <w:left w:val="single" w:color="CCCCCC" w:sz="4"/>
+              <w:bottom w:val="single" w:color="CCCCCC" w:sz="4"/>
+              <w:right w:val="single" w:color="CCCCCC" w:sz="4"/>
+            </w:tcBorders>
+            <w:shd w:fill="E8E8E8" w:val="clear"/>
+            <w:tcMar>
+              <w:top w:type="dxa" w:w="80"/>
+              <w:left w:type="dxa" w:w="120"/>
+              <w:bottom w:type="dxa" w:w="80"/>
+              <w:right w:type="dxa" w:w="120"/>
+            </w:tcMar>
+          </w:tcPr>
+          <w:p>
+            <w:pPr>
+              <w:spacing w:after="0" w:before="0"/>
+            </w:pPr>
+            <w:r>
+              <w:rPr>
+                <w:rFonts w:ascii="BIZ UDPGothic" w:cs="BIZ UDPGothic" w:eastAsia="BIZ UDPGothic" w:hAnsi="BIZ UDPGothic"/>
+                <w:b/>
+                <w:bCs/>
+                <w:color w:val="000000"/>
+                <w:sz w:val="18"/>
+                <w:szCs w:val="18"/>
+              </w:rPr>
+              <w:t xml:space="preserve">#</w:t>
+            </w:r>
+          </w:p>
+        </w:tc>
+        <w:tc>
+          <w:tcPr>
+            <w:tcW w:type="dxa" w:w="2200"/>
+            <w:tcBorders>
+              <w:top w:val="single" w:color="CCCCCC" w:sz="4"/>
+              <w:left w:val="single" w:color="CCCCCC" w:sz="4"/>
+              <w:bottom w:val="single" w:color="CCCCCC" w:sz="4"/>
+              <w:right w:val="single" w:color="CCCCCC" w:sz="4"/>
+            </w:tcBorders>
+            <w:shd w:fill="E8E8E8" w:val="clear"/>
+            <w:tcMar>
+              <w:top w:type="dxa" w:w="80"/>
+              <w:left w:type="dxa" w:w="120"/>
+              <w:bottom w:type="dxa" w:w="80"/>
+              <w:right w:type="dxa" w:w="120"/>
+            </w:tcMar>
+          </w:tcPr>
+          <w:p>
+            <w:pPr>
+              <w:spacing w:after="0" w:before="0"/>
+            </w:pPr>
+            <w:r>
+              <w:rPr>
+                <w:rFonts w:ascii="BIZ UDPGothic" w:cs="BIZ UDPGothic" w:eastAsia="BIZ UDPGothic" w:hAnsi="BIZ UDPGothic"/>
+                <w:b/>
+                <w:bCs/>
+                <w:color w:val="000000"/>
+                <w:sz w:val="18"/>
+                <w:szCs w:val="18"/>
+              </w:rPr>
+              <w:t xml:space="preserve">タイトル</w:t>
+            </w:r>
+            <w:r>
+              <w:rPr>
+                <w:rFonts w:ascii="BIZ UDPGothic" w:cs="BIZ UDPGothic" w:eastAsia="BIZ UDPGothic" w:hAnsi="BIZ UDPGothic"/>
+                <w:i/>
+                <w:iCs/>
+                <w:color w:val="888888"/>
+                <w:sz w:val="16"/>
+                <w:szCs w:val="16"/>
+              </w:rPr>
+              <w:t xml:space="preserve"> / Tiêu đề</w:t>
+            </w:r>
+          </w:p>
+        </w:tc>
+        <w:tc>
+          <w:tcPr>
+            <w:tcW w:type="dxa" w:w="1500"/>
+            <w:tcBorders>
+              <w:top w:val="single" w:color="CCCCCC" w:sz="4"/>
+              <w:left w:val="single" w:color="CCCCCC" w:sz="4"/>
+              <w:bottom w:val="single" w:color="CCCCCC" w:sz="4"/>
+              <w:right w:val="single" w:color="CCCCCC" w:sz="4"/>
+            </w:tcBorders>
+            <w:shd w:fill="E8E8E8" w:val="clear"/>
+            <w:tcMar>
+              <w:top w:type="dxa" w:w="80"/>
+              <w:left w:type="dxa" w:w="120"/>
+              <w:bottom w:type="dxa" w:w="80"/>
+              <w:right w:type="dxa" w:w="120"/>
+            </w:tcMar>
+          </w:tcPr>
+          <w:p>
+            <w:pPr>
+              <w:spacing w:after="0" w:before="0"/>
+            </w:pPr>
+            <w:r>
+              <w:rPr>
+                <w:rFonts w:ascii="BIZ UDPGothic" w:cs="BIZ UDPGothic" w:eastAsia="BIZ UDPGothic" w:hAnsi="BIZ UDPGothic"/>
+                <w:b/>
+                <w:bCs/>
+                <w:color w:val="000000"/>
+                <w:sz w:val="18"/>
+                <w:szCs w:val="18"/>
+              </w:rPr>
+              <w:t xml:space="preserve">スタッフ判定</w:t>
+            </w:r>
+            <w:r>
+              <w:rPr>
+                <w:rFonts w:ascii="BIZ UDPGothic" w:cs="BIZ UDPGothic" w:eastAsia="BIZ UDPGothic" w:hAnsi="BIZ UDPGothic"/>
+                <w:i/>
+                <w:iCs/>
+                <w:color w:val="888888"/>
+                <w:sz w:val="16"/>
+                <w:szCs w:val="16"/>
+              </w:rPr>
+              <w:t xml:space="preserve"> / Staff</w:t>
+            </w:r>
+          </w:p>
+        </w:tc>
+        <w:tc>
+          <w:tcPr>
+            <w:tcW w:type="dxa" w:w="1800"/>
+            <w:tcBorders>
+              <w:top w:val="single" w:color="CCCCCC" w:sz="4"/>
+              <w:left w:val="single" w:color="CCCCCC" w:sz="4"/>
+              <w:bottom w:val="single" w:color="CCCCCC" w:sz="4"/>
+              <w:right w:val="single" w:color="CCCCCC" w:sz="4"/>
+            </w:tcBorders>
+            <w:shd w:fill="E8E8E8" w:val="clear"/>
+            <w:tcMar>
+              <w:top w:type="dxa" w:w="80"/>
+              <w:left w:type="dxa" w:w="120"/>
+              <w:bottom w:type="dxa" w:w="80"/>
+              <w:right w:type="dxa" w:w="120"/>
+            </w:tcMar>
+          </w:tcPr>
+          <w:p>
+            <w:pPr>
+              <w:spacing w:after="0" w:before="0"/>
+            </w:pPr>
+            <w:r>
+              <w:rPr>
+                <w:rFonts w:ascii="BIZ UDPGothic" w:cs="BIZ UDPGothic" w:eastAsia="BIZ UDPGothic" w:hAnsi="BIZ UDPGothic"/>
+                <w:b/>
+                <w:bCs/>
+                <w:color w:val="000000"/>
+                <w:sz w:val="18"/>
+                <w:szCs w:val="18"/>
+              </w:rPr>
+              <w:t xml:space="preserve">再評価</w:t>
+            </w:r>
+            <w:r>
+              <w:rPr>
+                <w:rFonts w:ascii="BIZ UDPGothic" w:cs="BIZ UDPGothic" w:eastAsia="BIZ UDPGothic" w:hAnsi="BIZ UDPGothic"/>
+                <w:i/>
+                <w:iCs/>
+                <w:color w:val="888888"/>
+                <w:sz w:val="16"/>
+                <w:szCs w:val="16"/>
+              </w:rPr>
+              <w:t xml:space="preserve"> / Đánh giá lại</w:t>
+            </w:r>
+          </w:p>
+        </w:tc>
+        <w:tc>
+          <w:tcPr>
+            <w:tcW w:type="dxa" w:w="600"/>
+            <w:tcBorders>
+              <w:top w:val="single" w:color="CCCCCC" w:sz="4"/>
+              <w:left w:val="single" w:color="CCCCCC" w:sz="4"/>
+              <w:bottom w:val="single" w:color="CCCCCC" w:sz="4"/>
+              <w:right w:val="single" w:color="CCCCCC" w:sz="4"/>
+            </w:tcBorders>
+            <w:shd w:fill="E8E8E8" w:val="clear"/>
+            <w:tcMar>
+              <w:top w:type="dxa" w:w="80"/>
+              <w:left w:type="dxa" w:w="120"/>
+              <w:bottom w:type="dxa" w:w="80"/>
+              <w:right w:type="dxa" w:w="120"/>
+            </w:tcMar>
+          </w:tcPr>
+          <w:p>
+            <w:pPr>
+              <w:spacing w:after="0" w:before="0"/>
+            </w:pPr>
+            <w:r>
+              <w:rPr>
+                <w:rFonts w:ascii="BIZ UDPGothic" w:cs="BIZ UDPGothic" w:eastAsia="BIZ UDPGothic" w:hAnsi="BIZ UDPGothic"/>
+                <w:b/>
+                <w:bCs/>
+                <w:color w:val="000000"/>
+                <w:sz w:val="18"/>
+                <w:szCs w:val="18"/>
+              </w:rPr>
+              <w:t xml:space="preserve">原則</w:t>
+            </w:r>
+          </w:p>
+        </w:tc>
+        <w:tc>
+          <w:tcPr>
+            <w:tcW w:type="dxa" w:w="2906"/>
+            <w:tcBorders>
+              <w:top w:val="single" w:color="CCCCCC" w:sz="4"/>
+              <w:left w:val="single" w:color="CCCCCC" w:sz="4"/>
+              <w:bottom w:val="single" w:color="CCCCCC" w:sz="4"/>
+              <w:right w:val="single" w:color="CCCCCC" w:sz="4"/>
+            </w:tcBorders>
+            <w:shd w:fill="E8E8E8" w:val="clear"/>
+            <w:tcMar>
+              <w:top w:type="dxa" w:w="80"/>
+              <w:left w:type="dxa" w:w="120"/>
+              <w:bottom w:type="dxa" w:w="80"/>
+              <w:right w:type="dxa" w:w="120"/>
+            </w:tcMar>
+          </w:tcPr>
+          <w:p>
+            <w:pPr>
+              <w:spacing w:after="0" w:before="0"/>
+            </w:pPr>
+            <w:r>
+              <w:rPr>
+                <w:rFonts w:ascii="BIZ UDPGothic" w:cs="BIZ UDPGothic" w:eastAsia="BIZ UDPGothic" w:hAnsi="BIZ UDPGothic"/>
+                <w:b/>
+                <w:bCs/>
+                <w:color w:val="000000"/>
+                <w:sz w:val="18"/>
+                <w:szCs w:val="18"/>
+              </w:rPr>
+              <w:t xml:space="preserve">備考</w:t>
+            </w:r>
+            <w:r>
+              <w:rPr>
+                <w:rFonts w:ascii="BIZ UDPGothic" w:cs="BIZ UDPGothic" w:eastAsia="BIZ UDPGothic" w:hAnsi="BIZ UDPGothic"/>
+                <w:i/>
+                <w:iCs/>
+                <w:color w:val="888888"/>
+                <w:sz w:val="16"/>
+                <w:szCs w:val="16"/>
+              </w:rPr>
+              <w:t xml:space="preserve"> / Ghi chú</w:t>
+            </w:r>
+          </w:p>
+        </w:tc>
+      </w:tr>
+      <w:tr>
+        <w:tc>
+          <w:tcPr>
+            <w:tcW w:type="dxa" w:w="500"/>
+            <w:tcBorders>
+              <w:top w:val="single" w:color="CCCCCC" w:sz="4"/>
+              <w:left w:val="single" w:color="CCCCCC" w:sz="4"/>
+              <w:bottom w:val="single" w:color="CCCCCC" w:sz="4"/>
+              <w:right w:val="single" w:color="CCCCCC" w:sz="4"/>
+            </w:tcBorders>
+            <w:shd w:fill="FFFFFF" w:val="clear"/>
+            <w:tcMar>
+              <w:top w:type="dxa" w:w="80"/>
+              <w:left w:type="dxa" w:w="120"/>
+              <w:bottom w:type="dxa" w:w="80"/>
+              <w:right w:type="dxa" w:w="120"/>
+            </w:tcMar>
+          </w:tcPr>
+          <w:p>
+            <w:pPr>
+              <w:spacing w:after="0" w:before="0"/>
+            </w:pPr>
+            <w:r>
+              <w:rPr>
+                <w:rFonts w:ascii="BIZ UDPGothic" w:cs="BIZ UDPGothic" w:eastAsia="BIZ UDPGothic" w:hAnsi="BIZ UDPGothic"/>
+                <w:b/>
+                <w:bCs/>
+                <w:i w:val="false"/>
+                <w:iCs w:val="false"/>
+                <w:color w:val="404040"/>
+                <w:sz w:val="18"/>
+                <w:szCs w:val="18"/>
+              </w:rPr>
+              <w:t xml:space="preserve">#1</w:t>
+            </w:r>
+          </w:p>
+        </w:tc>
+        <w:tc>
+          <w:tcPr>
+            <w:tcW w:type="dxa" w:w="2200"/>
+            <w:tcBorders>
+              <w:top w:val="single" w:color="CCCCCC" w:sz="4"/>
+              <w:left w:val="single" w:color="CCCCCC" w:sz="4"/>
+              <w:bottom w:val="single" w:color="CCCCCC" w:sz="4"/>
+              <w:right w:val="single" w:color="CCCCCC" w:sz="4"/>
+            </w:tcBorders>
+            <w:shd w:fill="FFFFFF" w:val="clear"/>
+            <w:tcMar>
+              <w:top w:type="dxa" w:w="80"/>
+              <w:left w:type="dxa" w:w="120"/>
+              <w:bottom w:type="dxa" w:w="80"/>
+              <w:right w:type="dxa" w:w="120"/>
+            </w:tcMar>
+          </w:tcPr>
+          <w:p>
+            <w:pPr>
+              <w:spacing w:after="0" w:before="0"/>
+            </w:pPr>
+            <w:r>
+              <w:rPr>
+                <w:rFonts w:ascii="BIZ UDPGothic" w:cs="BIZ UDPGothic" w:eastAsia="BIZ UDPGothic" w:hAnsi="BIZ UDPGothic"/>
+                <w:b w:val="false"/>
+                <w:bCs w:val="false"/>
+                <w:i w:val="false"/>
+                <w:iCs w:val="false"/>
+                <w:color w:val="404040"/>
+                <w:sz w:val="16"/>
+                <w:szCs w:val="16"/>
+              </w:rPr>
+              <w:t xml:space="preserve">機密情報→環境変数化</w:t>
+            </w:r>
+          </w:p>
+          <w:p>
+            <w:pPr>
+              <w:spacing w:after="0" w:before="0"/>
+            </w:pPr>
+            <w:r>
+              <w:rPr>
+                <w:rFonts w:ascii="BIZ UDPGothic" w:cs="BIZ UDPGothic" w:eastAsia="BIZ UDPGothic" w:hAnsi="BIZ UDPGothic"/>
+                <w:b w:val="false"/>
+                <w:bCs w:val="false"/>
+                <w:i w:val="false"/>
+                <w:iCs w:val="false"/>
+                <w:color w:val="404040"/>
+                <w:sz w:val="16"/>
+                <w:szCs w:val="16"/>
+              </w:rPr>
+              <w:t xml:space="preserve">Thông tin mật → biến môi trường</w:t>
+            </w:r>
+          </w:p>
+        </w:tc>
+        <w:tc>
+          <w:tcPr>
+            <w:tcW w:type="dxa" w:w="1500"/>
+            <w:tcBorders>
+              <w:top w:val="single" w:color="CCCCCC" w:sz="4"/>
+              <w:left w:val="single" w:color="CCCCCC" w:sz="4"/>
+              <w:bottom w:val="single" w:color="CCCCCC" w:sz="4"/>
+              <w:right w:val="single" w:color="CCCCCC" w:sz="4"/>
+            </w:tcBorders>
+            <w:shd w:fill="FFFFFF" w:val="clear"/>
+            <w:tcMar>
+              <w:top w:type="dxa" w:w="80"/>
+              <w:left w:type="dxa" w:w="120"/>
+              <w:bottom w:type="dxa" w:w="80"/>
+              <w:right w:type="dxa" w:w="120"/>
+            </w:tcMar>
+          </w:tcPr>
+          <w:p>
+            <w:pPr>
+              <w:spacing w:after="0" w:before="0"/>
+            </w:pPr>
+            <w:r>
+              <w:rPr>
+                <w:rFonts w:ascii="BIZ UDPGothic" w:cs="BIZ UDPGothic" w:eastAsia="BIZ UDPGothic" w:hAnsi="BIZ UDPGothic"/>
+                <w:b w:val="false"/>
+                <w:bCs w:val="false"/>
+                <w:i w:val="false"/>
+                <w:iCs w:val="false"/>
+                <w:color w:val="404040"/>
+                <w:sz w:val="16"/>
+                <w:szCs w:val="16"/>
+              </w:rPr>
+              <w:t xml:space="preserve">問題なし</w:t>
+            </w:r>
+          </w:p>
+          <w:p>
+            <w:pPr>
+              <w:spacing w:after="0" w:before="0"/>
+            </w:pPr>
+            <w:r>
+              <w:rPr>
+                <w:rFonts w:ascii="BIZ UDPGothic" w:cs="BIZ UDPGothic" w:eastAsia="BIZ UDPGothic" w:hAnsi="BIZ UDPGothic"/>
+                <w:b w:val="false"/>
+                <w:bCs w:val="false"/>
+                <w:i w:val="false"/>
+                <w:iCs w:val="false"/>
+                <w:color w:val="404040"/>
+                <w:sz w:val="16"/>
+                <w:szCs w:val="16"/>
+              </w:rPr>
+              <w:t xml:space="preserve">Không vấn đề</w:t>
+            </w:r>
+          </w:p>
+        </w:tc>
+        <w:tc>
+          <w:tcPr>
+            <w:tcW w:type="dxa" w:w="1800"/>
+            <w:tcBorders>
+              <w:top w:val="single" w:color="CCCCCC" w:sz="4"/>
+              <w:left w:val="single" w:color="CCCCCC" w:sz="4"/>
+              <w:bottom w:val="single" w:color="CCCCCC" w:sz="4"/>
+              <w:right w:val="single" w:color="CCCCCC" w:sz="4"/>
+            </w:tcBorders>
+            <w:shd w:fill="FFFFFF" w:val="clear"/>
+            <w:tcMar>
+              <w:top w:type="dxa" w:w="80"/>
+              <w:left w:type="dxa" w:w="120"/>
+              <w:bottom w:type="dxa" w:w="80"/>
+              <w:right w:type="dxa" w:w="120"/>
+            </w:tcMar>
+          </w:tcPr>
+          <w:p>
+            <w:pPr>
+              <w:spacing w:after="0" w:before="0"/>
+            </w:pPr>
+            <w:r>
+              <w:rPr>
+                <w:rFonts w:ascii="BIZ UDPGothic" w:cs="BIZ UDPGothic" w:eastAsia="BIZ UDPGothic" w:hAnsi="BIZ UDPGothic"/>
+                <w:b/>
+                <w:bCs/>
+                <w:i w:val="false"/>
+                <w:iCs w:val="false"/>
+                <w:color w:val="CC0000"/>
+                <w:sz w:val="16"/>
+                <w:szCs w:val="16"/>
+              </w:rPr>
+              <w:t xml:space="preserve">対応すべき</w:t>
+            </w:r>
+          </w:p>
+          <w:p>
+            <w:pPr>
+              <w:spacing w:after="0" w:before="0"/>
+            </w:pPr>
+            <w:r>
+              <w:rPr>
+                <w:rFonts w:ascii="BIZ UDPGothic" w:cs="BIZ UDPGothic" w:eastAsia="BIZ UDPGothic" w:hAnsi="BIZ UDPGothic"/>
+                <w:b/>
+                <w:bCs/>
+                <w:i w:val="false"/>
+                <w:iCs w:val="false"/>
+                <w:color w:val="CC0000"/>
+                <w:sz w:val="16"/>
+                <w:szCs w:val="16"/>
+              </w:rPr>
+              <w:t xml:space="preserve">Nên sửa</w:t>
+            </w:r>
+          </w:p>
+        </w:tc>
+        <w:tc>
+          <w:tcPr>
+            <w:tcW w:type="dxa" w:w="600"/>
+            <w:tcBorders>
+              <w:top w:val="single" w:color="CCCCCC" w:sz="4"/>
+              <w:left w:val="single" w:color="CCCCCC" w:sz="4"/>
+              <w:bottom w:val="single" w:color="CCCCCC" w:sz="4"/>
+              <w:right w:val="single" w:color="CCCCCC" w:sz="4"/>
+            </w:tcBorders>
+            <w:shd w:fill="FFFFFF" w:val="clear"/>
+            <w:tcMar>
+              <w:top w:type="dxa" w:w="80"/>
+              <w:left w:type="dxa" w:w="120"/>
+              <w:bottom w:type="dxa" w:w="80"/>
+              <w:right w:type="dxa" w:w="120"/>
+            </w:tcMar>
+          </w:tcPr>
+          <w:p>
+            <w:pPr>
+              <w:spacing w:after="0" w:before="0"/>
+            </w:pPr>
+            <w:r>
+              <w:rPr>
+                <w:rFonts w:ascii="BIZ UDPGothic" w:cs="BIZ UDPGothic" w:eastAsia="BIZ UDPGothic" w:hAnsi="BIZ UDPGothic"/>
+                <w:b w:val="false"/>
+                <w:bCs w:val="false"/>
+                <w:i w:val="false"/>
+                <w:iCs w:val="false"/>
+                <w:color w:val="404040"/>
+                <w:sz w:val="16"/>
+                <w:szCs w:val="16"/>
+              </w:rPr>
+              <w:t xml:space="preserve">②③</w:t>
+            </w:r>
+          </w:p>
+        </w:tc>
+        <w:tc>
+          <w:tcPr>
+            <w:tcW w:type="dxa" w:w="2906"/>
+            <w:tcBorders>
+              <w:top w:val="single" w:color="CCCCCC" w:sz="4"/>
+              <w:left w:val="single" w:color="CCCCCC" w:sz="4"/>
+              <w:bottom w:val="single" w:color="CCCCCC" w:sz="4"/>
+              <w:right w:val="single" w:color="CCCCCC" w:sz="4"/>
+            </w:tcBorders>
+            <w:shd w:fill="FFFFFF" w:val="clear"/>
+            <w:tcMar>
+              <w:top w:type="dxa" w:w="80"/>
+              <w:left w:type="dxa" w:w="120"/>
+              <w:bottom w:type="dxa" w:w="80"/>
+              <w:right w:type="dxa" w:w="120"/>
+            </w:tcMar>
+          </w:tcPr>
+          <w:p>
+            <w:pPr>
+              <w:spacing w:after="0" w:before="0"/>
+            </w:pPr>
+            <w:r>
+              <w:rPr>
+                <w:rFonts w:ascii="BIZ UDPGothic" w:cs="BIZ UDPGothic" w:eastAsia="BIZ UDPGothic" w:hAnsi="BIZ UDPGothic"/>
+                <w:b w:val="false"/>
+                <w:bCs w:val="false"/>
+                <w:i w:val="false"/>
+                <w:iCs w:val="false"/>
+                <w:color w:val="404040"/>
+                <w:sz w:val="16"/>
+                <w:szCs w:val="16"/>
+              </w:rPr>
+              <w:t xml:space="preserve"/>
+            </w:r>
+          </w:p>
+        </w:tc>
+      </w:tr>
+      <w:tr>
+        <w:tc>
+          <w:tcPr>
+            <w:tcW w:type="dxa" w:w="500"/>
+            <w:tcBorders>
+              <w:top w:val="single" w:color="CCCCCC" w:sz="4"/>
+              <w:left w:val="single" w:color="CCCCCC" w:sz="4"/>
+              <w:bottom w:val="single" w:color="CCCCCC" w:sz="4"/>
+              <w:right w:val="single" w:color="CCCCCC" w:sz="4"/>
+            </w:tcBorders>
+            <w:shd w:fill="FFFFFF" w:val="clear"/>
+            <w:tcMar>
+              <w:top w:type="dxa" w:w="80"/>
+              <w:left w:type="dxa" w:w="120"/>
+              <w:bottom w:type="dxa" w:w="80"/>
+              <w:right w:type="dxa" w:w="120"/>
+            </w:tcMar>
+          </w:tcPr>
+          <w:p>
+            <w:pPr>
+              <w:spacing w:after="0" w:before="0"/>
+            </w:pPr>
+            <w:r>
+              <w:rPr>
+                <w:rFonts w:ascii="BIZ UDPGothic" w:cs="BIZ UDPGothic" w:eastAsia="BIZ UDPGothic" w:hAnsi="BIZ UDPGothic"/>
+                <w:b/>
+                <w:bCs/>
+                <w:i w:val="false"/>
+                <w:iCs w:val="false"/>
+                <w:color w:val="404040"/>
+                <w:sz w:val="18"/>
+                <w:szCs w:val="18"/>
+              </w:rPr>
+              <w:t xml:space="preserve">#2</w:t>
+            </w:r>
+          </w:p>
+        </w:tc>
+        <w:tc>
+          <w:tcPr>
+            <w:tcW w:type="dxa" w:w="2200"/>
+            <w:tcBorders>
+              <w:top w:val="single" w:color="CCCCCC" w:sz="4"/>
+              <w:left w:val="single" w:color="CCCCCC" w:sz="4"/>
+              <w:bottom w:val="single" w:color="CCCCCC" w:sz="4"/>
+              <w:right w:val="single" w:color="CCCCCC" w:sz="4"/>
+            </w:tcBorders>
+            <w:shd w:fill="FFFFFF" w:val="clear"/>
+            <w:tcMar>
+              <w:top w:type="dxa" w:w="80"/>
+              <w:left w:type="dxa" w:w="120"/>
+              <w:bottom w:type="dxa" w:w="80"/>
+              <w:right w:type="dxa" w:w="120"/>
+            </w:tcMar>
+          </w:tcPr>
+          <w:p>
+            <w:pPr>
+              <w:spacing w:after="0" w:before="0"/>
+            </w:pPr>
+            <w:r>
+              <w:rPr>
+                <w:rFonts w:ascii="BIZ UDPGothic" w:cs="BIZ UDPGothic" w:eastAsia="BIZ UDPGothic" w:hAnsi="BIZ UDPGothic"/>
+                <w:b w:val="false"/>
+                <w:bCs w:val="false"/>
+                <w:i w:val="false"/>
+                <w:iCs w:val="false"/>
+                <w:color w:val="404040"/>
+                <w:sz w:val="16"/>
+                <w:szCs w:val="16"/>
+              </w:rPr>
+              <w:t xml:space="preserve">HARD_TOKEN削除</w:t>
+            </w:r>
+          </w:p>
+          <w:p>
+            <w:pPr>
+              <w:spacing w:after="0" w:before="0"/>
+            </w:pPr>
+            <w:r>
+              <w:rPr>
+                <w:rFonts w:ascii="BIZ UDPGothic" w:cs="BIZ UDPGothic" w:eastAsia="BIZ UDPGothic" w:hAnsi="BIZ UDPGothic"/>
+                <w:b w:val="false"/>
+                <w:bCs w:val="false"/>
+                <w:i w:val="false"/>
+                <w:iCs w:val="false"/>
+                <w:color w:val="404040"/>
+                <w:sz w:val="16"/>
+                <w:szCs w:val="16"/>
+              </w:rPr>
+              <w:t xml:space="preserve">Xóa HARD_TOKEN</w:t>
+            </w:r>
+          </w:p>
+        </w:tc>
+        <w:tc>
+          <w:tcPr>
+            <w:tcW w:type="dxa" w:w="1500"/>
+            <w:tcBorders>
+              <w:top w:val="single" w:color="CCCCCC" w:sz="4"/>
+              <w:left w:val="single" w:color="CCCCCC" w:sz="4"/>
+              <w:bottom w:val="single" w:color="CCCCCC" w:sz="4"/>
+              <w:right w:val="single" w:color="CCCCCC" w:sz="4"/>
+            </w:tcBorders>
+            <w:shd w:fill="FFFFFF" w:val="clear"/>
+            <w:tcMar>
+              <w:top w:type="dxa" w:w="80"/>
+              <w:left w:type="dxa" w:w="120"/>
+              <w:bottom w:type="dxa" w:w="80"/>
+              <w:right w:type="dxa" w:w="120"/>
+            </w:tcMar>
+          </w:tcPr>
+          <w:p>
+            <w:pPr>
+              <w:spacing w:after="0" w:before="0"/>
+            </w:pPr>
+            <w:r>
+              <w:rPr>
+                <w:rFonts w:ascii="BIZ UDPGothic" w:cs="BIZ UDPGothic" w:eastAsia="BIZ UDPGothic" w:hAnsi="BIZ UDPGothic"/>
+                <w:b w:val="false"/>
+                <w:bCs w:val="false"/>
+                <w:i w:val="false"/>
+                <w:iCs w:val="false"/>
+                <w:color w:val="404040"/>
+                <w:sz w:val="16"/>
+                <w:szCs w:val="16"/>
+              </w:rPr>
+              <w:t xml:space="preserve">対応すべき</w:t>
+            </w:r>
+          </w:p>
+          <w:p>
+            <w:pPr>
+              <w:spacing w:after="0" w:before="0"/>
+            </w:pPr>
+            <w:r>
+              <w:rPr>
+                <w:rFonts w:ascii="BIZ UDPGothic" w:cs="BIZ UDPGothic" w:eastAsia="BIZ UDPGothic" w:hAnsi="BIZ UDPGothic"/>
+                <w:b w:val="false"/>
+                <w:bCs w:val="false"/>
+                <w:i w:val="false"/>
+                <w:iCs w:val="false"/>
+                <w:color w:val="404040"/>
+                <w:sz w:val="16"/>
+                <w:szCs w:val="16"/>
+              </w:rPr>
+              <w:t xml:space="preserve">Nên sửa</w:t>
+            </w:r>
+          </w:p>
+        </w:tc>
+        <w:tc>
+          <w:tcPr>
+            <w:tcW w:type="dxa" w:w="1800"/>
+            <w:tcBorders>
+              <w:top w:val="single" w:color="CCCCCC" w:sz="4"/>
+              <w:left w:val="single" w:color="CCCCCC" w:sz="4"/>
+              <w:bottom w:val="single" w:color="CCCCCC" w:sz="4"/>
+              <w:right w:val="single" w:color="CCCCCC" w:sz="4"/>
+            </w:tcBorders>
+            <w:shd w:fill="FFFFFF" w:val="clear"/>
+            <w:tcMar>
+              <w:top w:type="dxa" w:w="80"/>
+              <w:left w:type="dxa" w:w="120"/>
+              <w:bottom w:type="dxa" w:w="80"/>
+              <w:right w:type="dxa" w:w="120"/>
+            </w:tcMar>
+          </w:tcPr>
+          <w:p>
+            <w:pPr>
+              <w:spacing w:after="0" w:before="0"/>
+            </w:pPr>
+            <w:r>
+              <w:rPr>
+                <w:rFonts w:ascii="BIZ UDPGothic" w:cs="BIZ UDPGothic" w:eastAsia="BIZ UDPGothic" w:hAnsi="BIZ UDPGothic"/>
+                <w:b/>
+                <w:bCs/>
+                <w:i w:val="false"/>
+                <w:iCs w:val="false"/>
+                <w:color w:val="404040"/>
+                <w:sz w:val="16"/>
+                <w:szCs w:val="16"/>
+              </w:rPr>
+              <w:t xml:space="preserve">対応すべき（合意）</w:t>
+            </w:r>
+          </w:p>
+          <w:p>
+            <w:pPr>
+              <w:spacing w:after="0" w:before="0"/>
+            </w:pPr>
+            <w:r>
+              <w:rPr>
+                <w:rFonts w:ascii="BIZ UDPGothic" w:cs="BIZ UDPGothic" w:eastAsia="BIZ UDPGothic" w:hAnsi="BIZ UDPGothic"/>
+                <w:b/>
+                <w:bCs/>
+                <w:i w:val="false"/>
+                <w:iCs w:val="false"/>
+                <w:color w:val="404040"/>
+                <w:sz w:val="16"/>
+                <w:szCs w:val="16"/>
+              </w:rPr>
+              <w:t xml:space="preserve">Nên sửa (đồng ý)</w:t>
+            </w:r>
+          </w:p>
+        </w:tc>
+        <w:tc>
+          <w:tcPr>
+            <w:tcW w:type="dxa" w:w="600"/>
+            <w:tcBorders>
+              <w:top w:val="single" w:color="CCCCCC" w:sz="4"/>
+              <w:left w:val="single" w:color="CCCCCC" w:sz="4"/>
+              <w:bottom w:val="single" w:color="CCCCCC" w:sz="4"/>
+              <w:right w:val="single" w:color="CCCCCC" w:sz="4"/>
+            </w:tcBorders>
+            <w:shd w:fill="FFFFFF" w:val="clear"/>
+            <w:tcMar>
+              <w:top w:type="dxa" w:w="80"/>
+              <w:left w:type="dxa" w:w="120"/>
+              <w:bottom w:type="dxa" w:w="80"/>
+              <w:right w:type="dxa" w:w="120"/>
+            </w:tcMar>
+          </w:tcPr>
+          <w:p>
+            <w:pPr>
+              <w:spacing w:after="0" w:before="0"/>
+            </w:pPr>
+            <w:r>
+              <w:rPr>
+                <w:rFonts w:ascii="BIZ UDPGothic" w:cs="BIZ UDPGothic" w:eastAsia="BIZ UDPGothic" w:hAnsi="BIZ UDPGothic"/>
+                <w:b w:val="false"/>
+                <w:bCs w:val="false"/>
+                <w:i w:val="false"/>
+                <w:iCs w:val="false"/>
+                <w:color w:val="404040"/>
+                <w:sz w:val="16"/>
+                <w:szCs w:val="16"/>
+              </w:rPr>
+              <w:t xml:space="preserve">③</w:t>
+            </w:r>
+          </w:p>
+        </w:tc>
+        <w:tc>
+          <w:tcPr>
+            <w:tcW w:type="dxa" w:w="2906"/>
+            <w:tcBorders>
+              <w:top w:val="single" w:color="CCCCCC" w:sz="4"/>
+              <w:left w:val="single" w:color="CCCCCC" w:sz="4"/>
+              <w:bottom w:val="single" w:color="CCCCCC" w:sz="4"/>
+              <w:right w:val="single" w:color="CCCCCC" w:sz="4"/>
+            </w:tcBorders>
+            <w:shd w:fill="FFFFFF" w:val="clear"/>
+            <w:tcMar>
+              <w:top w:type="dxa" w:w="80"/>
+              <w:left w:type="dxa" w:w="120"/>
+              <w:bottom w:type="dxa" w:w="80"/>
+              <w:right w:type="dxa" w:w="120"/>
+            </w:tcMar>
+          </w:tcPr>
+          <w:p>
+            <w:pPr>
+              <w:spacing w:after="0" w:before="0"/>
+            </w:pPr>
+            <w:r>
+              <w:rPr>
+                <w:rFonts w:ascii="BIZ UDPGothic" w:cs="BIZ UDPGothic" w:eastAsia="BIZ UDPGothic" w:hAnsi="BIZ UDPGothic"/>
+                <w:b w:val="false"/>
+                <w:bCs w:val="false"/>
+                <w:i w:val="false"/>
+                <w:iCs w:val="false"/>
+                <w:color w:val="404040"/>
+                <w:sz w:val="16"/>
+                <w:szCs w:val="16"/>
+              </w:rPr>
+              <w:t xml:space="preserve"/>
+            </w:r>
+          </w:p>
+        </w:tc>
+      </w:tr>
+      <w:tr>
+        <w:tc>
+          <w:tcPr>
+            <w:tcW w:type="dxa" w:w="500"/>
+            <w:tcBorders>
+              <w:top w:val="single" w:color="CCCCCC" w:sz="4"/>
+              <w:left w:val="single" w:color="CCCCCC" w:sz="4"/>
+              <w:bottom w:val="single" w:color="CCCCCC" w:sz="4"/>
+              <w:right w:val="single" w:color="CCCCCC" w:sz="4"/>
+            </w:tcBorders>
+            <w:shd w:fill="FFFFFF" w:val="clear"/>
+            <w:tcMar>
+              <w:top w:type="dxa" w:w="80"/>
+              <w:left w:type="dxa" w:w="120"/>
+              <w:bottom w:type="dxa" w:w="80"/>
+              <w:right w:type="dxa" w:w="120"/>
+            </w:tcMar>
+          </w:tcPr>
+          <w:p>
+            <w:pPr>
+              <w:spacing w:after="0" w:before="0"/>
+            </w:pPr>
+            <w:r>
+              <w:rPr>
+                <w:rFonts w:ascii="BIZ UDPGothic" w:cs="BIZ UDPGothic" w:eastAsia="BIZ UDPGothic" w:hAnsi="BIZ UDPGothic"/>
+                <w:b/>
+                <w:bCs/>
+                <w:i w:val="false"/>
+                <w:iCs w:val="false"/>
+                <w:color w:val="404040"/>
+                <w:sz w:val="18"/>
+                <w:szCs w:val="18"/>
+              </w:rPr>
+              <w:t xml:space="preserve">#3</w:t>
+            </w:r>
+          </w:p>
+        </w:tc>
+        <w:tc>
+          <w:tcPr>
+            <w:tcW w:type="dxa" w:w="2200"/>
+            <w:tcBorders>
+              <w:top w:val="single" w:color="CCCCCC" w:sz="4"/>
+              <w:left w:val="single" w:color="CCCCCC" w:sz="4"/>
+              <w:bottom w:val="single" w:color="CCCCCC" w:sz="4"/>
+              <w:right w:val="single" w:color="CCCCCC" w:sz="4"/>
+            </w:tcBorders>
+            <w:shd w:fill="FFFFFF" w:val="clear"/>
+            <w:tcMar>
+              <w:top w:type="dxa" w:w="80"/>
+              <w:left w:type="dxa" w:w="120"/>
+              <w:bottom w:type="dxa" w:w="80"/>
+              <w:right w:type="dxa" w:w="120"/>
+            </w:tcMar>
+          </w:tcPr>
+          <w:p>
+            <w:pPr>
+              <w:spacing w:after="0" w:before="0"/>
+            </w:pPr>
+            <w:r>
+              <w:rPr>
+                <w:rFonts w:ascii="BIZ UDPGothic" w:cs="BIZ UDPGothic" w:eastAsia="BIZ UDPGothic" w:hAnsi="BIZ UDPGothic"/>
+                <w:b w:val="false"/>
+                <w:bCs w:val="false"/>
+                <w:i w:val="false"/>
+                <w:iCs w:val="false"/>
+                <w:color w:val="404040"/>
+                <w:sz w:val="16"/>
+                <w:szCs w:val="16"/>
+              </w:rPr>
+              <w:t xml:space="preserve">webpackプロキシ</w:t>
+            </w:r>
+          </w:p>
+          <w:p>
+            <w:pPr>
+              <w:spacing w:after="0" w:before="0"/>
+            </w:pPr>
+            <w:r>
+              <w:rPr>
+                <w:rFonts w:ascii="BIZ UDPGothic" w:cs="BIZ UDPGothic" w:eastAsia="BIZ UDPGothic" w:hAnsi="BIZ UDPGothic"/>
+                <w:b w:val="false"/>
+                <w:bCs w:val="false"/>
+                <w:i w:val="false"/>
+                <w:iCs w:val="false"/>
+                <w:color w:val="404040"/>
+                <w:sz w:val="16"/>
+                <w:szCs w:val="16"/>
+              </w:rPr>
+              <w:t xml:space="preserve">Webpack proxy</w:t>
+            </w:r>
+          </w:p>
+        </w:tc>
+        <w:tc>
+          <w:tcPr>
+            <w:tcW w:type="dxa" w:w="1500"/>
+            <w:tcBorders>
+              <w:top w:val="single" w:color="CCCCCC" w:sz="4"/>
+              <w:left w:val="single" w:color="CCCCCC" w:sz="4"/>
+              <w:bottom w:val="single" w:color="CCCCCC" w:sz="4"/>
+              <w:right w:val="single" w:color="CCCCCC" w:sz="4"/>
+            </w:tcBorders>
+            <w:shd w:fill="FFFFFF" w:val="clear"/>
+            <w:tcMar>
+              <w:top w:type="dxa" w:w="80"/>
+              <w:left w:type="dxa" w:w="120"/>
+              <w:bottom w:type="dxa" w:w="80"/>
+              <w:right w:type="dxa" w:w="120"/>
+            </w:tcMar>
+          </w:tcPr>
+          <w:p>
+            <w:pPr>
+              <w:spacing w:after="0" w:before="0"/>
+            </w:pPr>
+            <w:r>
+              <w:rPr>
+                <w:rFonts w:ascii="BIZ UDPGothic" w:cs="BIZ UDPGothic" w:eastAsia="BIZ UDPGothic" w:hAnsi="BIZ UDPGothic"/>
+                <w:b w:val="false"/>
+                <w:bCs w:val="false"/>
+                <w:i w:val="false"/>
+                <w:iCs w:val="false"/>
+                <w:color w:val="404040"/>
+                <w:sz w:val="16"/>
+                <w:szCs w:val="16"/>
+              </w:rPr>
+              <w:t xml:space="preserve">問題なし</w:t>
+            </w:r>
+          </w:p>
+          <w:p>
+            <w:pPr>
+              <w:spacing w:after="0" w:before="0"/>
+            </w:pPr>
+            <w:r>
+              <w:rPr>
+                <w:rFonts w:ascii="BIZ UDPGothic" w:cs="BIZ UDPGothic" w:eastAsia="BIZ UDPGothic" w:hAnsi="BIZ UDPGothic"/>
+                <w:b w:val="false"/>
+                <w:bCs w:val="false"/>
+                <w:i w:val="false"/>
+                <w:iCs w:val="false"/>
+                <w:color w:val="404040"/>
+                <w:sz w:val="16"/>
+                <w:szCs w:val="16"/>
+              </w:rPr>
+              <w:t xml:space="preserve">Không vấn đề</w:t>
+            </w:r>
+          </w:p>
+        </w:tc>
+        <w:tc>
+          <w:tcPr>
+            <w:tcW w:type="dxa" w:w="1800"/>
+            <w:tcBorders>
+              <w:top w:val="single" w:color="CCCCCC" w:sz="4"/>
+              <w:left w:val="single" w:color="CCCCCC" w:sz="4"/>
+              <w:bottom w:val="single" w:color="CCCCCC" w:sz="4"/>
+              <w:right w:val="single" w:color="CCCCCC" w:sz="4"/>
+            </w:tcBorders>
+            <w:shd w:fill="FFFFFF" w:val="clear"/>
+            <w:tcMar>
+              <w:top w:type="dxa" w:w="80"/>
+              <w:left w:type="dxa" w:w="120"/>
+              <w:bottom w:type="dxa" w:w="80"/>
+              <w:right w:type="dxa" w:w="120"/>
+            </w:tcMar>
+          </w:tcPr>
+          <w:p>
+            <w:pPr>
+              <w:spacing w:after="0" w:before="0"/>
+            </w:pPr>
+            <w:r>
+              <w:rPr>
+                <w:rFonts w:ascii="BIZ UDPGothic" w:cs="BIZ UDPGothic" w:eastAsia="BIZ UDPGothic" w:hAnsi="BIZ UDPGothic"/>
+                <w:b/>
+                <w:bCs/>
+                <w:i w:val="false"/>
+                <w:iCs w:val="false"/>
+                <w:color w:val="CC0000"/>
+                <w:sz w:val="16"/>
+                <w:szCs w:val="16"/>
+              </w:rPr>
+              <w:t xml:space="preserve">★要修正</w:t>
+            </w:r>
+          </w:p>
+          <w:p>
+            <w:pPr>
+              <w:spacing w:after="0" w:before="0"/>
+            </w:pPr>
+            <w:r>
+              <w:rPr>
+                <w:rFonts w:ascii="BIZ UDPGothic" w:cs="BIZ UDPGothic" w:eastAsia="BIZ UDPGothic" w:hAnsi="BIZ UDPGothic"/>
+                <w:b/>
+                <w:bCs/>
+                <w:i w:val="false"/>
+                <w:iCs w:val="false"/>
+                <w:color w:val="CC0000"/>
+                <w:sz w:val="16"/>
+                <w:szCs w:val="16"/>
+              </w:rPr>
+              <w:t xml:space="preserve">★Cần sửa</w:t>
+            </w:r>
+          </w:p>
+        </w:tc>
+        <w:tc>
+          <w:tcPr>
+            <w:tcW w:type="dxa" w:w="600"/>
+            <w:tcBorders>
+              <w:top w:val="single" w:color="CCCCCC" w:sz="4"/>
+              <w:left w:val="single" w:color="CCCCCC" w:sz="4"/>
+              <w:bottom w:val="single" w:color="CCCCCC" w:sz="4"/>
+              <w:right w:val="single" w:color="CCCCCC" w:sz="4"/>
+            </w:tcBorders>
+            <w:shd w:fill="FFFFFF" w:val="clear"/>
+            <w:tcMar>
+              <w:top w:type="dxa" w:w="80"/>
+              <w:left w:type="dxa" w:w="120"/>
+              <w:bottom w:type="dxa" w:w="80"/>
+              <w:right w:type="dxa" w:w="120"/>
+            </w:tcMar>
+          </w:tcPr>
+          <w:p>
+            <w:pPr>
+              <w:spacing w:after="0" w:before="0"/>
+            </w:pPr>
+            <w:r>
+              <w:rPr>
+                <w:rFonts w:ascii="BIZ UDPGothic" w:cs="BIZ UDPGothic" w:eastAsia="BIZ UDPGothic" w:hAnsi="BIZ UDPGothic"/>
+                <w:b w:val="false"/>
+                <w:bCs w:val="false"/>
+                <w:i w:val="false"/>
+                <w:iCs w:val="false"/>
+                <w:color w:val="404040"/>
+                <w:sz w:val="16"/>
+                <w:szCs w:val="16"/>
+              </w:rPr>
+              <w:t xml:space="preserve">②③</w:t>
+            </w:r>
+          </w:p>
+        </w:tc>
+        <w:tc>
+          <w:tcPr>
+            <w:tcW w:type="dxa" w:w="2906"/>
+            <w:tcBorders>
+              <w:top w:val="single" w:color="CCCCCC" w:sz="4"/>
+              <w:left w:val="single" w:color="CCCCCC" w:sz="4"/>
+              <w:bottom w:val="single" w:color="CCCCCC" w:sz="4"/>
+              <w:right w:val="single" w:color="CCCCCC" w:sz="4"/>
+            </w:tcBorders>
+            <w:shd w:fill="FFFFFF" w:val="clear"/>
+            <w:tcMar>
+              <w:top w:type="dxa" w:w="80"/>
+              <w:left w:type="dxa" w:w="120"/>
+              <w:bottom w:type="dxa" w:w="80"/>
+              <w:right w:type="dxa" w:w="120"/>
+            </w:tcMar>
+          </w:tcPr>
+          <w:p>
+            <w:pPr>
+              <w:spacing w:after="0" w:before="0"/>
+            </w:pPr>
+            <w:r>
+              <w:rPr>
+                <w:rFonts w:ascii="BIZ UDPGothic" w:cs="BIZ UDPGothic" w:eastAsia="BIZ UDPGothic" w:hAnsi="BIZ UDPGothic"/>
+                <w:b w:val="false"/>
+                <w:bCs w:val="false"/>
+                <w:i w:val="false"/>
+                <w:iCs w:val="false"/>
+                <w:color w:val="404040"/>
+                <w:sz w:val="16"/>
+                <w:szCs w:val="16"/>
+              </w:rPr>
+              <w:t xml:space="preserve">調査結果あり</w:t>
+            </w:r>
+          </w:p>
+          <w:p>
+            <w:pPr>
+              <w:spacing w:after="0" w:before="0"/>
+            </w:pPr>
+            <w:r>
+              <w:rPr>
+                <w:rFonts w:ascii="BIZ UDPGothic" w:cs="BIZ UDPGothic" w:eastAsia="BIZ UDPGothic" w:hAnsi="BIZ UDPGothic"/>
+                <w:b w:val="false"/>
+                <w:bCs w:val="false"/>
+                <w:i w:val="false"/>
+                <w:iCs w:val="false"/>
+                <w:color w:val="404040"/>
+                <w:sz w:val="16"/>
+                <w:szCs w:val="16"/>
+              </w:rPr>
+              <w:t xml:space="preserve">Có kết quả điều tra</w:t>
+            </w:r>
+          </w:p>
+        </w:tc>
+      </w:tr>
+      <w:tr>
+        <w:tc>
+          <w:tcPr>
+            <w:tcW w:type="dxa" w:w="500"/>
+            <w:tcBorders>
+              <w:top w:val="single" w:color="CCCCCC" w:sz="4"/>
+              <w:left w:val="single" w:color="CCCCCC" w:sz="4"/>
+              <w:bottom w:val="single" w:color="CCCCCC" w:sz="4"/>
+              <w:right w:val="single" w:color="CCCCCC" w:sz="4"/>
+            </w:tcBorders>
+            <w:shd w:fill="FFFFFF" w:val="clear"/>
+            <w:tcMar>
+              <w:top w:type="dxa" w:w="80"/>
+              <w:left w:type="dxa" w:w="120"/>
+              <w:bottom w:type="dxa" w:w="80"/>
+              <w:right w:type="dxa" w:w="120"/>
+            </w:tcMar>
+          </w:tcPr>
+          <w:p>
+            <w:pPr>
+              <w:spacing w:after="0" w:before="0"/>
+            </w:pPr>
+            <w:r>
+              <w:rPr>
+                <w:rFonts w:ascii="BIZ UDPGothic" w:cs="BIZ UDPGothic" w:eastAsia="BIZ UDPGothic" w:hAnsi="BIZ UDPGothic"/>
+                <w:b/>
+                <w:bCs/>
+                <w:i w:val="false"/>
+                <w:iCs w:val="false"/>
+                <w:color w:val="404040"/>
+                <w:sz w:val="18"/>
+                <w:szCs w:val="18"/>
+              </w:rPr>
+              <w:t xml:space="preserve">#4</w:t>
+            </w:r>
+          </w:p>
+        </w:tc>
+        <w:tc>
+          <w:tcPr>
+            <w:tcW w:type="dxa" w:w="2200"/>
+            <w:tcBorders>
+              <w:top w:val="single" w:color="CCCCCC" w:sz="4"/>
+              <w:left w:val="single" w:color="CCCCCC" w:sz="4"/>
+              <w:bottom w:val="single" w:color="CCCCCC" w:sz="4"/>
+              <w:right w:val="single" w:color="CCCCCC" w:sz="4"/>
+            </w:tcBorders>
+            <w:shd w:fill="FFFFFF" w:val="clear"/>
+            <w:tcMar>
+              <w:top w:type="dxa" w:w="80"/>
+              <w:left w:type="dxa" w:w="120"/>
+              <w:bottom w:type="dxa" w:w="80"/>
+              <w:right w:type="dxa" w:w="120"/>
+            </w:tcMar>
+          </w:tcPr>
+          <w:p>
+            <w:pPr>
+              <w:spacing w:after="0" w:before="0"/>
+            </w:pPr>
+            <w:r>
+              <w:rPr>
+                <w:rFonts w:ascii="BIZ UDPGothic" w:cs="BIZ UDPGothic" w:eastAsia="BIZ UDPGothic" w:hAnsi="BIZ UDPGothic"/>
+                <w:b w:val="false"/>
+                <w:bCs w:val="false"/>
+                <w:i w:val="false"/>
+                <w:iCs w:val="false"/>
+                <w:color w:val="404040"/>
+                <w:sz w:val="16"/>
+                <w:szCs w:val="16"/>
+              </w:rPr>
+              <w:t xml:space="preserve">HikariCP minimumIdle</w:t>
+            </w:r>
+          </w:p>
+        </w:tc>
+        <w:tc>
+          <w:tcPr>
+            <w:tcW w:type="dxa" w:w="1500"/>
+            <w:tcBorders>
+              <w:top w:val="single" w:color="CCCCCC" w:sz="4"/>
+              <w:left w:val="single" w:color="CCCCCC" w:sz="4"/>
+              <w:bottom w:val="single" w:color="CCCCCC" w:sz="4"/>
+              <w:right w:val="single" w:color="CCCCCC" w:sz="4"/>
+            </w:tcBorders>
+            <w:shd w:fill="FFFFFF" w:val="clear"/>
+            <w:tcMar>
+              <w:top w:type="dxa" w:w="80"/>
+              <w:left w:type="dxa" w:w="120"/>
+              <w:bottom w:type="dxa" w:w="80"/>
+              <w:right w:type="dxa" w:w="120"/>
+            </w:tcMar>
+          </w:tcPr>
+          <w:p>
+            <w:pPr>
+              <w:spacing w:after="0" w:before="0"/>
+            </w:pPr>
+            <w:r>
+              <w:rPr>
+                <w:rFonts w:ascii="BIZ UDPGothic" w:cs="BIZ UDPGothic" w:eastAsia="BIZ UDPGothic" w:hAnsi="BIZ UDPGothic"/>
+                <w:b w:val="false"/>
+                <w:bCs w:val="false"/>
+                <w:i w:val="false"/>
+                <w:iCs w:val="false"/>
+                <w:color w:val="404040"/>
+                <w:sz w:val="16"/>
+                <w:szCs w:val="16"/>
+              </w:rPr>
+              <w:t xml:space="preserve">問題なし</w:t>
+            </w:r>
+          </w:p>
+          <w:p>
+            <w:pPr>
+              <w:spacing w:after="0" w:before="0"/>
+            </w:pPr>
+            <w:r>
+              <w:rPr>
+                <w:rFonts w:ascii="BIZ UDPGothic" w:cs="BIZ UDPGothic" w:eastAsia="BIZ UDPGothic" w:hAnsi="BIZ UDPGothic"/>
+                <w:b w:val="false"/>
+                <w:bCs w:val="false"/>
+                <w:i w:val="false"/>
+                <w:iCs w:val="false"/>
+                <w:color w:val="404040"/>
+                <w:sz w:val="16"/>
+                <w:szCs w:val="16"/>
+              </w:rPr>
+              <w:t xml:space="preserve">Không vấn đề</w:t>
+            </w:r>
+          </w:p>
+        </w:tc>
+        <w:tc>
+          <w:tcPr>
+            <w:tcW w:type="dxa" w:w="1800"/>
+            <w:tcBorders>
+              <w:top w:val="single" w:color="CCCCCC" w:sz="4"/>
+              <w:left w:val="single" w:color="CCCCCC" w:sz="4"/>
+              <w:bottom w:val="single" w:color="CCCCCC" w:sz="4"/>
+              <w:right w:val="single" w:color="CCCCCC" w:sz="4"/>
+            </w:tcBorders>
+            <w:shd w:fill="FFFFFF" w:val="clear"/>
+            <w:tcMar>
+              <w:top w:type="dxa" w:w="80"/>
+              <w:left w:type="dxa" w:w="120"/>
+              <w:bottom w:type="dxa" w:w="80"/>
+              <w:right w:type="dxa" w:w="120"/>
+            </w:tcMar>
+          </w:tcPr>
+          <w:p>
+            <w:pPr>
+              <w:spacing w:after="0" w:before="0"/>
+            </w:pPr>
+            <w:r>
+              <w:rPr>
+                <w:rFonts w:ascii="BIZ UDPGothic" w:cs="BIZ UDPGothic" w:eastAsia="BIZ UDPGothic" w:hAnsi="BIZ UDPGothic"/>
+                <w:b/>
+                <w:bCs/>
+                <w:i w:val="false"/>
+                <w:iCs w:val="false"/>
+                <w:color w:val="CC0000"/>
+                <w:sz w:val="16"/>
+                <w:szCs w:val="16"/>
+              </w:rPr>
+              <w:t xml:space="preserve">明示設定すべき</w:t>
+            </w:r>
+          </w:p>
+          <w:p>
+            <w:pPr>
+              <w:spacing w:after="0" w:before="0"/>
+            </w:pPr>
+            <w:r>
+              <w:rPr>
+                <w:rFonts w:ascii="BIZ UDPGothic" w:cs="BIZ UDPGothic" w:eastAsia="BIZ UDPGothic" w:hAnsi="BIZ UDPGothic"/>
+                <w:b/>
+                <w:bCs/>
+                <w:i w:val="false"/>
+                <w:iCs w:val="false"/>
+                <w:color w:val="CC0000"/>
+                <w:sz w:val="16"/>
+                <w:szCs w:val="16"/>
+              </w:rPr>
+              <w:t xml:space="preserve">Cần thiết lập rõ</w:t>
+            </w:r>
+          </w:p>
+        </w:tc>
+        <w:tc>
+          <w:tcPr>
+            <w:tcW w:type="dxa" w:w="600"/>
+            <w:tcBorders>
+              <w:top w:val="single" w:color="CCCCCC" w:sz="4"/>
+              <w:left w:val="single" w:color="CCCCCC" w:sz="4"/>
+              <w:bottom w:val="single" w:color="CCCCCC" w:sz="4"/>
+              <w:right w:val="single" w:color="CCCCCC" w:sz="4"/>
+            </w:tcBorders>
+            <w:shd w:fill="FFFFFF" w:val="clear"/>
+            <w:tcMar>
+              <w:top w:type="dxa" w:w="80"/>
+              <w:left w:type="dxa" w:w="120"/>
+              <w:bottom w:type="dxa" w:w="80"/>
+              <w:right w:type="dxa" w:w="120"/>
+            </w:tcMar>
+          </w:tcPr>
+          <w:p>
+            <w:pPr>
+              <w:spacing w:after="0" w:before="0"/>
+            </w:pPr>
+            <w:r>
+              <w:rPr>
+                <w:rFonts w:ascii="BIZ UDPGothic" w:cs="BIZ UDPGothic" w:eastAsia="BIZ UDPGothic" w:hAnsi="BIZ UDPGothic"/>
+                <w:b w:val="false"/>
+                <w:bCs w:val="false"/>
+                <w:i w:val="false"/>
+                <w:iCs w:val="false"/>
+                <w:color w:val="404040"/>
+                <w:sz w:val="16"/>
+                <w:szCs w:val="16"/>
+              </w:rPr>
+              <w:t xml:space="preserve">①</w:t>
+            </w:r>
+          </w:p>
+        </w:tc>
+        <w:tc>
+          <w:tcPr>
+            <w:tcW w:type="dxa" w:w="2906"/>
+            <w:tcBorders>
+              <w:top w:val="single" w:color="CCCCCC" w:sz="4"/>
+              <w:left w:val="single" w:color="CCCCCC" w:sz="4"/>
+              <w:bottom w:val="single" w:color="CCCCCC" w:sz="4"/>
+              <w:right w:val="single" w:color="CCCCCC" w:sz="4"/>
+            </w:tcBorders>
+            <w:shd w:fill="FFFFFF" w:val="clear"/>
+            <w:tcMar>
+              <w:top w:type="dxa" w:w="80"/>
+              <w:left w:type="dxa" w:w="120"/>
+              <w:bottom w:type="dxa" w:w="80"/>
+              <w:right w:type="dxa" w:w="120"/>
+            </w:tcMar>
+          </w:tcPr>
+          <w:p>
+            <w:pPr>
+              <w:spacing w:after="0" w:before="0"/>
+            </w:pPr>
+            <w:r>
+              <w:rPr>
+                <w:rFonts w:ascii="BIZ UDPGothic" w:cs="BIZ UDPGothic" w:eastAsia="BIZ UDPGothic" w:hAnsi="BIZ UDPGothic"/>
+                <w:b w:val="false"/>
+                <w:bCs w:val="false"/>
+                <w:i w:val="false"/>
+                <w:iCs w:val="false"/>
+                <w:color w:val="404040"/>
+                <w:sz w:val="16"/>
+                <w:szCs w:val="16"/>
+              </w:rPr>
+              <w:t xml:space="preserve"/>
+            </w:r>
+          </w:p>
+        </w:tc>
+      </w:tr>
+      <w:tr>
+        <w:tc>
+          <w:tcPr>
+            <w:tcW w:type="dxa" w:w="500"/>
+            <w:tcBorders>
+              <w:top w:val="single" w:color="CCCCCC" w:sz="4"/>
+              <w:left w:val="single" w:color="CCCCCC" w:sz="4"/>
+              <w:bottom w:val="single" w:color="CCCCCC" w:sz="4"/>
+              <w:right w:val="single" w:color="CCCCCC" w:sz="4"/>
+            </w:tcBorders>
+            <w:shd w:fill="FFFFFF" w:val="clear"/>
+            <w:tcMar>
+              <w:top w:type="dxa" w:w="80"/>
+              <w:left w:type="dxa" w:w="120"/>
+              <w:bottom w:type="dxa" w:w="80"/>
+              <w:right w:type="dxa" w:w="120"/>
+            </w:tcMar>
+          </w:tcPr>
+          <w:p>
+            <w:pPr>
+              <w:spacing w:after="0" w:before="0"/>
+            </w:pPr>
+            <w:r>
+              <w:rPr>
+                <w:rFonts w:ascii="BIZ UDPGothic" w:cs="BIZ UDPGothic" w:eastAsia="BIZ UDPGothic" w:hAnsi="BIZ UDPGothic"/>
+                <w:b/>
+                <w:bCs/>
+                <w:i w:val="false"/>
+                <w:iCs w:val="false"/>
+                <w:color w:val="404040"/>
+                <w:sz w:val="18"/>
+                <w:szCs w:val="18"/>
+              </w:rPr>
+              <w:t xml:space="preserve">#5</w:t>
+            </w:r>
+          </w:p>
+        </w:tc>
+        <w:tc>
+          <w:tcPr>
+            <w:tcW w:type="dxa" w:w="2200"/>
+            <w:tcBorders>
+              <w:top w:val="single" w:color="CCCCCC" w:sz="4"/>
+              <w:left w:val="single" w:color="CCCCCC" w:sz="4"/>
+              <w:bottom w:val="single" w:color="CCCCCC" w:sz="4"/>
+              <w:right w:val="single" w:color="CCCCCC" w:sz="4"/>
+            </w:tcBorders>
+            <w:shd w:fill="FFFFFF" w:val="clear"/>
+            <w:tcMar>
+              <w:top w:type="dxa" w:w="80"/>
+              <w:left w:type="dxa" w:w="120"/>
+              <w:bottom w:type="dxa" w:w="80"/>
+              <w:right w:type="dxa" w:w="120"/>
+            </w:tcMar>
+          </w:tcPr>
+          <w:p>
+            <w:pPr>
+              <w:spacing w:after="0" w:before="0"/>
+            </w:pPr>
+            <w:r>
+              <w:rPr>
+                <w:rFonts w:ascii="BIZ UDPGothic" w:cs="BIZ UDPGothic" w:eastAsia="BIZ UDPGothic" w:hAnsi="BIZ UDPGothic"/>
+                <w:b w:val="false"/>
+                <w:bCs w:val="false"/>
+                <w:i w:val="false"/>
+                <w:iCs w:val="false"/>
+                <w:color w:val="404040"/>
+                <w:sz w:val="16"/>
+                <w:szCs w:val="16"/>
+              </w:rPr>
+              <w:t xml:space="preserve">CORS設定</w:t>
+            </w:r>
+          </w:p>
+          <w:p>
+            <w:pPr>
+              <w:spacing w:after="0" w:before="0"/>
+            </w:pPr>
+            <w:r>
+              <w:rPr>
+                <w:rFonts w:ascii="BIZ UDPGothic" w:cs="BIZ UDPGothic" w:eastAsia="BIZ UDPGothic" w:hAnsi="BIZ UDPGothic"/>
+                <w:b w:val="false"/>
+                <w:bCs w:val="false"/>
+                <w:i w:val="false"/>
+                <w:iCs w:val="false"/>
+                <w:color w:val="404040"/>
+                <w:sz w:val="16"/>
+                <w:szCs w:val="16"/>
+              </w:rPr>
+              <w:t xml:space="preserve">Cấu hình CORS</w:t>
+            </w:r>
+          </w:p>
+        </w:tc>
+        <w:tc>
+          <w:tcPr>
+            <w:tcW w:type="dxa" w:w="1500"/>
+            <w:tcBorders>
+              <w:top w:val="single" w:color="CCCCCC" w:sz="4"/>
+              <w:left w:val="single" w:color="CCCCCC" w:sz="4"/>
+              <w:bottom w:val="single" w:color="CCCCCC" w:sz="4"/>
+              <w:right w:val="single" w:color="CCCCCC" w:sz="4"/>
+            </w:tcBorders>
+            <w:shd w:fill="FFFFFF" w:val="clear"/>
+            <w:tcMar>
+              <w:top w:type="dxa" w:w="80"/>
+              <w:left w:type="dxa" w:w="120"/>
+              <w:bottom w:type="dxa" w:w="80"/>
+              <w:right w:type="dxa" w:w="120"/>
+            </w:tcMar>
+          </w:tcPr>
+          <w:p>
+            <w:pPr>
+              <w:spacing w:after="0" w:before="0"/>
+            </w:pPr>
+            <w:r>
+              <w:rPr>
+                <w:rFonts w:ascii="BIZ UDPGothic" w:cs="BIZ UDPGothic" w:eastAsia="BIZ UDPGothic" w:hAnsi="BIZ UDPGothic"/>
+                <w:b w:val="false"/>
+                <w:bCs w:val="false"/>
+                <w:i w:val="false"/>
+                <w:iCs w:val="false"/>
+                <w:color w:val="404040"/>
+                <w:sz w:val="16"/>
+                <w:szCs w:val="16"/>
+              </w:rPr>
+              <w:t xml:space="preserve">問題なし</w:t>
+            </w:r>
+          </w:p>
+          <w:p>
+            <w:pPr>
+              <w:spacing w:after="0" w:before="0"/>
+            </w:pPr>
+            <w:r>
+              <w:rPr>
+                <w:rFonts w:ascii="BIZ UDPGothic" w:cs="BIZ UDPGothic" w:eastAsia="BIZ UDPGothic" w:hAnsi="BIZ UDPGothic"/>
+                <w:b w:val="false"/>
+                <w:bCs w:val="false"/>
+                <w:i w:val="false"/>
+                <w:iCs w:val="false"/>
+                <w:color w:val="404040"/>
+                <w:sz w:val="16"/>
+                <w:szCs w:val="16"/>
+              </w:rPr>
+              <w:t xml:space="preserve">Không vấn đề</w:t>
+            </w:r>
+          </w:p>
+        </w:tc>
+        <w:tc>
+          <w:tcPr>
+            <w:tcW w:type="dxa" w:w="1800"/>
+            <w:tcBorders>
+              <w:top w:val="single" w:color="CCCCCC" w:sz="4"/>
+              <w:left w:val="single" w:color="CCCCCC" w:sz="4"/>
+              <w:bottom w:val="single" w:color="CCCCCC" w:sz="4"/>
+              <w:right w:val="single" w:color="CCCCCC" w:sz="4"/>
+            </w:tcBorders>
+            <w:shd w:fill="FFFFFF" w:val="clear"/>
+            <w:tcMar>
+              <w:top w:type="dxa" w:w="80"/>
+              <w:left w:type="dxa" w:w="120"/>
+              <w:bottom w:type="dxa" w:w="80"/>
+              <w:right w:type="dxa" w:w="120"/>
+            </w:tcMar>
+          </w:tcPr>
+          <w:p>
+            <w:pPr>
+              <w:spacing w:after="0" w:before="0"/>
+            </w:pPr>
+            <w:r>
+              <w:rPr>
+                <w:rFonts w:ascii="BIZ UDPGothic" w:cs="BIZ UDPGothic" w:eastAsia="BIZ UDPGothic" w:hAnsi="BIZ UDPGothic"/>
+                <w:b/>
+                <w:bCs/>
+                <w:i w:val="false"/>
+                <w:iCs w:val="false"/>
+                <w:color w:val="CC0000"/>
+                <w:sz w:val="16"/>
+                <w:szCs w:val="16"/>
+              </w:rPr>
+              <w:t xml:space="preserve">確認・対応すべき</w:t>
+            </w:r>
+          </w:p>
+          <w:p>
+            <w:pPr>
+              <w:spacing w:after="0" w:before="0"/>
+            </w:pPr>
+            <w:r>
+              <w:rPr>
+                <w:rFonts w:ascii="BIZ UDPGothic" w:cs="BIZ UDPGothic" w:eastAsia="BIZ UDPGothic" w:hAnsi="BIZ UDPGothic"/>
+                <w:b/>
+                <w:bCs/>
+                <w:i w:val="false"/>
+                <w:iCs w:val="false"/>
+                <w:color w:val="CC0000"/>
+                <w:sz w:val="16"/>
+                <w:szCs w:val="16"/>
+              </w:rPr>
+              <w:t xml:space="preserve">Cần xác nhận và sửa</w:t>
+            </w:r>
+          </w:p>
+        </w:tc>
+        <w:tc>
+          <w:tcPr>
+            <w:tcW w:type="dxa" w:w="600"/>
+            <w:tcBorders>
+              <w:top w:val="single" w:color="CCCCCC" w:sz="4"/>
+              <w:left w:val="single" w:color="CCCCCC" w:sz="4"/>
+              <w:bottom w:val="single" w:color="CCCCCC" w:sz="4"/>
+              <w:right w:val="single" w:color="CCCCCC" w:sz="4"/>
+            </w:tcBorders>
+            <w:shd w:fill="FFFFFF" w:val="clear"/>
+            <w:tcMar>
+              <w:top w:type="dxa" w:w="80"/>
+              <w:left w:type="dxa" w:w="120"/>
+              <w:bottom w:type="dxa" w:w="80"/>
+              <w:right w:type="dxa" w:w="120"/>
+            </w:tcMar>
+          </w:tcPr>
+          <w:p>
+            <w:pPr>
+              <w:spacing w:after="0" w:before="0"/>
+            </w:pPr>
+            <w:r>
+              <w:rPr>
+                <w:rFonts w:ascii="BIZ UDPGothic" w:cs="BIZ UDPGothic" w:eastAsia="BIZ UDPGothic" w:hAnsi="BIZ UDPGothic"/>
+                <w:b w:val="false"/>
+                <w:bCs w:val="false"/>
+                <w:i w:val="false"/>
+                <w:iCs w:val="false"/>
+                <w:color w:val="404040"/>
+                <w:sz w:val="16"/>
+                <w:szCs w:val="16"/>
+              </w:rPr>
+              <w:t xml:space="preserve">②</w:t>
+            </w:r>
+          </w:p>
+        </w:tc>
+        <w:tc>
+          <w:tcPr>
+            <w:tcW w:type="dxa" w:w="2906"/>
+            <w:tcBorders>
+              <w:top w:val="single" w:color="CCCCCC" w:sz="4"/>
+              <w:left w:val="single" w:color="CCCCCC" w:sz="4"/>
+              <w:bottom w:val="single" w:color="CCCCCC" w:sz="4"/>
+              <w:right w:val="single" w:color="CCCCCC" w:sz="4"/>
+            </w:tcBorders>
+            <w:shd w:fill="FFFFFF" w:val="clear"/>
+            <w:tcMar>
+              <w:top w:type="dxa" w:w="80"/>
+              <w:left w:type="dxa" w:w="120"/>
+              <w:bottom w:type="dxa" w:w="80"/>
+              <w:right w:type="dxa" w:w="120"/>
+            </w:tcMar>
+          </w:tcPr>
+          <w:p>
+            <w:pPr>
+              <w:spacing w:after="0" w:before="0"/>
+            </w:pPr>
+            <w:r>
+              <w:rPr>
+                <w:rFonts w:ascii="BIZ UDPGothic" w:cs="BIZ UDPGothic" w:eastAsia="BIZ UDPGothic" w:hAnsi="BIZ UDPGothic"/>
+                <w:b w:val="false"/>
+                <w:bCs w:val="false"/>
+                <w:i w:val="false"/>
+                <w:iCs w:val="false"/>
+                <w:color w:val="404040"/>
+                <w:sz w:val="16"/>
+                <w:szCs w:val="16"/>
+              </w:rPr>
+              <w:t xml:space="preserve"/>
+            </w:r>
+          </w:p>
+        </w:tc>
+      </w:tr>
+      <w:tr>
+        <w:tc>
+          <w:tcPr>
+            <w:tcW w:type="dxa" w:w="500"/>
+            <w:tcBorders>
+              <w:top w:val="single" w:color="CCCCCC" w:sz="4"/>
+              <w:left w:val="single" w:color="CCCCCC" w:sz="4"/>
+              <w:bottom w:val="single" w:color="CCCCCC" w:sz="4"/>
+              <w:right w:val="single" w:color="CCCCCC" w:sz="4"/>
+            </w:tcBorders>
+            <w:shd w:fill="FFFFFF" w:val="clear"/>
+            <w:tcMar>
+              <w:top w:type="dxa" w:w="80"/>
+              <w:left w:type="dxa" w:w="120"/>
+              <w:bottom w:type="dxa" w:w="80"/>
+              <w:right w:type="dxa" w:w="120"/>
+            </w:tcMar>
+          </w:tcPr>
+          <w:p>
+            <w:pPr>
+              <w:spacing w:after="0" w:before="0"/>
+            </w:pPr>
+            <w:r>
+              <w:rPr>
+                <w:rFonts w:ascii="BIZ UDPGothic" w:cs="BIZ UDPGothic" w:eastAsia="BIZ UDPGothic" w:hAnsi="BIZ UDPGothic"/>
+                <w:b/>
+                <w:bCs/>
+                <w:i w:val="false"/>
+                <w:iCs w:val="false"/>
+                <w:color w:val="404040"/>
+                <w:sz w:val="18"/>
+                <w:szCs w:val="18"/>
+              </w:rPr>
+              <w:t xml:space="preserve">#6</w:t>
+            </w:r>
+          </w:p>
+        </w:tc>
+        <w:tc>
+          <w:tcPr>
+            <w:tcW w:type="dxa" w:w="2200"/>
+            <w:tcBorders>
+              <w:top w:val="single" w:color="CCCCCC" w:sz="4"/>
+              <w:left w:val="single" w:color="CCCCCC" w:sz="4"/>
+              <w:bottom w:val="single" w:color="CCCCCC" w:sz="4"/>
+              <w:right w:val="single" w:color="CCCCCC" w:sz="4"/>
+            </w:tcBorders>
+            <w:shd w:fill="FFFFFF" w:val="clear"/>
+            <w:tcMar>
+              <w:top w:type="dxa" w:w="80"/>
+              <w:left w:type="dxa" w:w="120"/>
+              <w:bottom w:type="dxa" w:w="80"/>
+              <w:right w:type="dxa" w:w="120"/>
+            </w:tcMar>
+          </w:tcPr>
+          <w:p>
+            <w:pPr>
+              <w:spacing w:after="0" w:before="0"/>
+            </w:pPr>
+            <w:r>
+              <w:rPr>
+                <w:rFonts w:ascii="BIZ UDPGothic" w:cs="BIZ UDPGothic" w:eastAsia="BIZ UDPGothic" w:hAnsi="BIZ UDPGothic"/>
+                <w:b w:val="false"/>
+                <w:bCs w:val="false"/>
+                <w:i w:val="false"/>
+                <w:iCs w:val="false"/>
+                <w:color w:val="404040"/>
+                <w:sz w:val="16"/>
+                <w:szCs w:val="16"/>
+              </w:rPr>
+              <w:t xml:space="preserve">Spring Boot アップグレード</w:t>
+            </w:r>
+          </w:p>
+          <w:p>
+            <w:pPr>
+              <w:spacing w:after="0" w:before="0"/>
+            </w:pPr>
+            <w:r>
+              <w:rPr>
+                <w:rFonts w:ascii="BIZ UDPGothic" w:cs="BIZ UDPGothic" w:eastAsia="BIZ UDPGothic" w:hAnsi="BIZ UDPGothic"/>
+                <w:b w:val="false"/>
+                <w:bCs w:val="false"/>
+                <w:i w:val="false"/>
+                <w:iCs w:val="false"/>
+                <w:color w:val="404040"/>
+                <w:sz w:val="16"/>
+                <w:szCs w:val="16"/>
+              </w:rPr>
+              <w:t xml:space="preserve">Nâng cấp Spring Boot</w:t>
+            </w:r>
+          </w:p>
+        </w:tc>
+        <w:tc>
+          <w:tcPr>
+            <w:tcW w:type="dxa" w:w="1500"/>
+            <w:tcBorders>
+              <w:top w:val="single" w:color="CCCCCC" w:sz="4"/>
+              <w:left w:val="single" w:color="CCCCCC" w:sz="4"/>
+              <w:bottom w:val="single" w:color="CCCCCC" w:sz="4"/>
+              <w:right w:val="single" w:color="CCCCCC" w:sz="4"/>
+            </w:tcBorders>
+            <w:shd w:fill="FFFFFF" w:val="clear"/>
+            <w:tcMar>
+              <w:top w:type="dxa" w:w="80"/>
+              <w:left w:type="dxa" w:w="120"/>
+              <w:bottom w:type="dxa" w:w="80"/>
+              <w:right w:type="dxa" w:w="120"/>
+            </w:tcMar>
+          </w:tcPr>
+          <w:p>
+            <w:pPr>
+              <w:spacing w:after="0" w:before="0"/>
+            </w:pPr>
+            <w:r>
+              <w:rPr>
+                <w:rFonts w:ascii="BIZ UDPGothic" w:cs="BIZ UDPGothic" w:eastAsia="BIZ UDPGothic" w:hAnsi="BIZ UDPGothic"/>
+                <w:b w:val="false"/>
+                <w:bCs w:val="false"/>
+                <w:i w:val="false"/>
+                <w:iCs w:val="false"/>
+                <w:color w:val="404040"/>
+                <w:sz w:val="16"/>
+                <w:szCs w:val="16"/>
+              </w:rPr>
+              <w:t xml:space="preserve">問題なし</w:t>
+            </w:r>
+          </w:p>
+          <w:p>
+            <w:pPr>
+              <w:spacing w:after="0" w:before="0"/>
+            </w:pPr>
+            <w:r>
+              <w:rPr>
+                <w:rFonts w:ascii="BIZ UDPGothic" w:cs="BIZ UDPGothic" w:eastAsia="BIZ UDPGothic" w:hAnsi="BIZ UDPGothic"/>
+                <w:b w:val="false"/>
+                <w:bCs w:val="false"/>
+                <w:i w:val="false"/>
+                <w:iCs w:val="false"/>
+                <w:color w:val="404040"/>
+                <w:sz w:val="16"/>
+                <w:szCs w:val="16"/>
+              </w:rPr>
+              <w:t xml:space="preserve">Không vấn đề</w:t>
+            </w:r>
+          </w:p>
+        </w:tc>
+        <w:tc>
+          <w:tcPr>
+            <w:tcW w:type="dxa" w:w="1800"/>
+            <w:tcBorders>
+              <w:top w:val="single" w:color="CCCCCC" w:sz="4"/>
+              <w:left w:val="single" w:color="CCCCCC" w:sz="4"/>
+              <w:bottom w:val="single" w:color="CCCCCC" w:sz="4"/>
+              <w:right w:val="single" w:color="CCCCCC" w:sz="4"/>
+            </w:tcBorders>
+            <w:shd w:fill="FFFFFF" w:val="clear"/>
+            <w:tcMar>
+              <w:top w:type="dxa" w:w="80"/>
+              <w:left w:type="dxa" w:w="120"/>
+              <w:bottom w:type="dxa" w:w="80"/>
+              <w:right w:type="dxa" w:w="120"/>
+            </w:tcMar>
+          </w:tcPr>
+          <w:p>
+            <w:pPr>
+              <w:spacing w:after="0" w:before="0"/>
+            </w:pPr>
+            <w:r>
+              <w:rPr>
+                <w:rFonts w:ascii="BIZ UDPGothic" w:cs="BIZ UDPGothic" w:eastAsia="BIZ UDPGothic" w:hAnsi="BIZ UDPGothic"/>
+                <w:b/>
+                <w:bCs/>
+                <w:i w:val="false"/>
+                <w:iCs w:val="false"/>
+                <w:color w:val="404040"/>
+                <w:sz w:val="16"/>
+                <w:szCs w:val="16"/>
+              </w:rPr>
+              <w:t xml:space="preserve">問題なし（条件付き）</w:t>
+            </w:r>
+          </w:p>
+          <w:p>
+            <w:pPr>
+              <w:spacing w:after="0" w:before="0"/>
+            </w:pPr>
+            <w:r>
+              <w:rPr>
+                <w:rFonts w:ascii="BIZ UDPGothic" w:cs="BIZ UDPGothic" w:eastAsia="BIZ UDPGothic" w:hAnsi="BIZ UDPGothic"/>
+                <w:b/>
+                <w:bCs/>
+                <w:i w:val="false"/>
+                <w:iCs w:val="false"/>
+                <w:color w:val="404040"/>
+                <w:sz w:val="16"/>
+                <w:szCs w:val="16"/>
+              </w:rPr>
+              <w:t xml:space="preserve">Không vấn đề (có điều kiện)</w:t>
+            </w:r>
+          </w:p>
+        </w:tc>
+        <w:tc>
+          <w:tcPr>
+            <w:tcW w:type="dxa" w:w="600"/>
+            <w:tcBorders>
+              <w:top w:val="single" w:color="CCCCCC" w:sz="4"/>
+              <w:left w:val="single" w:color="CCCCCC" w:sz="4"/>
+              <w:bottom w:val="single" w:color="CCCCCC" w:sz="4"/>
+              <w:right w:val="single" w:color="CCCCCC" w:sz="4"/>
+            </w:tcBorders>
+            <w:shd w:fill="FFFFFF" w:val="clear"/>
+            <w:tcMar>
+              <w:top w:type="dxa" w:w="80"/>
+              <w:left w:type="dxa" w:w="120"/>
+              <w:bottom w:type="dxa" w:w="80"/>
+              <w:right w:type="dxa" w:w="120"/>
+            </w:tcMar>
+          </w:tcPr>
+          <w:p>
+            <w:pPr>
+              <w:spacing w:after="0" w:before="0"/>
+            </w:pPr>
+            <w:r>
+              <w:rPr>
+                <w:rFonts w:ascii="BIZ UDPGothic" w:cs="BIZ UDPGothic" w:eastAsia="BIZ UDPGothic" w:hAnsi="BIZ UDPGothic"/>
+                <w:b w:val="false"/>
+                <w:bCs w:val="false"/>
+                <w:i w:val="false"/>
+                <w:iCs w:val="false"/>
+                <w:color w:val="404040"/>
+                <w:sz w:val="16"/>
+                <w:szCs w:val="16"/>
+              </w:rPr>
+              <w:t xml:space="preserve">—</w:t>
+            </w:r>
+          </w:p>
+        </w:tc>
+        <w:tc>
+          <w:tcPr>
+            <w:tcW w:type="dxa" w:w="2906"/>
+            <w:tcBorders>
+              <w:top w:val="single" w:color="CCCCCC" w:sz="4"/>
+              <w:left w:val="single" w:color="CCCCCC" w:sz="4"/>
+              <w:bottom w:val="single" w:color="CCCCCC" w:sz="4"/>
+              <w:right w:val="single" w:color="CCCCCC" w:sz="4"/>
+            </w:tcBorders>
+            <w:shd w:fill="FFFFFF" w:val="clear"/>
+            <w:tcMar>
+              <w:top w:type="dxa" w:w="80"/>
+              <w:left w:type="dxa" w:w="120"/>
+              <w:bottom w:type="dxa" w:w="80"/>
+              <w:right w:type="dxa" w:w="120"/>
+            </w:tcMar>
+          </w:tcPr>
+          <w:p>
+            <w:pPr>
+              <w:spacing w:after="0" w:before="0"/>
+            </w:pPr>
+            <w:r>
+              <w:rPr>
+                <w:rFonts w:ascii="BIZ UDPGothic" w:cs="BIZ UDPGothic" w:eastAsia="BIZ UDPGothic" w:hAnsi="BIZ UDPGothic"/>
+                <w:b w:val="false"/>
+                <w:bCs w:val="false"/>
+                <w:i w:val="false"/>
+                <w:iCs w:val="false"/>
+                <w:color w:val="404040"/>
+                <w:sz w:val="16"/>
+                <w:szCs w:val="16"/>
+              </w:rPr>
+              <w:t xml:space="preserve">EOL確認要</w:t>
+            </w:r>
+          </w:p>
+          <w:p>
+            <w:pPr>
+              <w:spacing w:after="0" w:before="0"/>
+            </w:pPr>
+            <w:r>
+              <w:rPr>
+                <w:rFonts w:ascii="BIZ UDPGothic" w:cs="BIZ UDPGothic" w:eastAsia="BIZ UDPGothic" w:hAnsi="BIZ UDPGothic"/>
+                <w:b w:val="false"/>
+                <w:bCs w:val="false"/>
+                <w:i w:val="false"/>
+                <w:iCs w:val="false"/>
+                <w:color w:val="404040"/>
+                <w:sz w:val="16"/>
+                <w:szCs w:val="16"/>
+              </w:rPr>
+              <w:t xml:space="preserve">Cần kiểm tra EOL</w:t>
+            </w:r>
+          </w:p>
+        </w:tc>
+      </w:tr>
+      <w:tr>
+        <w:tc>
+          <w:tcPr>
+            <w:tcW w:type="dxa" w:w="500"/>
+            <w:tcBorders>
+              <w:top w:val="single" w:color="CCCCCC" w:sz="4"/>
+              <w:left w:val="single" w:color="CCCCCC" w:sz="4"/>
+              <w:bottom w:val="single" w:color="CCCCCC" w:sz="4"/>
+              <w:right w:val="single" w:color="CCCCCC" w:sz="4"/>
+            </w:tcBorders>
+            <w:shd w:fill="FFFFFF" w:val="clear"/>
+            <w:tcMar>
+              <w:top w:type="dxa" w:w="80"/>
+              <w:left w:type="dxa" w:w="120"/>
+              <w:bottom w:type="dxa" w:w="80"/>
+              <w:right w:type="dxa" w:w="120"/>
+            </w:tcMar>
+          </w:tcPr>
+          <w:p>
+            <w:pPr>
+              <w:spacing w:after="0" w:before="0"/>
+            </w:pPr>
+            <w:r>
+              <w:rPr>
+                <w:rFonts w:ascii="BIZ UDPGothic" w:cs="BIZ UDPGothic" w:eastAsia="BIZ UDPGothic" w:hAnsi="BIZ UDPGothic"/>
+                <w:b/>
+                <w:bCs/>
+                <w:i w:val="false"/>
+                <w:iCs w:val="false"/>
+                <w:color w:val="404040"/>
+                <w:sz w:val="18"/>
+                <w:szCs w:val="18"/>
+              </w:rPr>
+              <w:t xml:space="preserve">#7</w:t>
+            </w:r>
+          </w:p>
+        </w:tc>
+        <w:tc>
+          <w:tcPr>
+            <w:tcW w:type="dxa" w:w="2200"/>
+            <w:tcBorders>
+              <w:top w:val="single" w:color="CCCCCC" w:sz="4"/>
+              <w:left w:val="single" w:color="CCCCCC" w:sz="4"/>
+              <w:bottom w:val="single" w:color="CCCCCC" w:sz="4"/>
+              <w:right w:val="single" w:color="CCCCCC" w:sz="4"/>
+            </w:tcBorders>
+            <w:shd w:fill="FFFFFF" w:val="clear"/>
+            <w:tcMar>
+              <w:top w:type="dxa" w:w="80"/>
+              <w:left w:type="dxa" w:w="120"/>
+              <w:bottom w:type="dxa" w:w="80"/>
+              <w:right w:type="dxa" w:w="120"/>
+            </w:tcMar>
+          </w:tcPr>
+          <w:p>
+            <w:pPr>
+              <w:spacing w:after="0" w:before="0"/>
+            </w:pPr>
+            <w:r>
+              <w:rPr>
+                <w:rFonts w:ascii="BIZ UDPGothic" w:cs="BIZ UDPGothic" w:eastAsia="BIZ UDPGothic" w:hAnsi="BIZ UDPGothic"/>
+                <w:b w:val="false"/>
+                <w:bCs w:val="false"/>
+                <w:i w:val="false"/>
+                <w:iCs w:val="false"/>
+                <w:color w:val="404040"/>
+                <w:sz w:val="16"/>
+                <w:szCs w:val="16"/>
+              </w:rPr>
+              <w:t xml:space="preserve">単体テスト追加</w:t>
+            </w:r>
+          </w:p>
+          <w:p>
+            <w:pPr>
+              <w:spacing w:after="0" w:before="0"/>
+            </w:pPr>
+            <w:r>
+              <w:rPr>
+                <w:rFonts w:ascii="BIZ UDPGothic" w:cs="BIZ UDPGothic" w:eastAsia="BIZ UDPGothic" w:hAnsi="BIZ UDPGothic"/>
+                <w:b w:val="false"/>
+                <w:bCs w:val="false"/>
+                <w:i w:val="false"/>
+                <w:iCs w:val="false"/>
+                <w:color w:val="404040"/>
+                <w:sz w:val="16"/>
+                <w:szCs w:val="16"/>
+              </w:rPr>
+              <w:t xml:space="preserve">Thêm unit test</w:t>
+            </w:r>
+          </w:p>
+        </w:tc>
+        <w:tc>
+          <w:tcPr>
+            <w:tcW w:type="dxa" w:w="1500"/>
+            <w:tcBorders>
+              <w:top w:val="single" w:color="CCCCCC" w:sz="4"/>
+              <w:left w:val="single" w:color="CCCCCC" w:sz="4"/>
+              <w:bottom w:val="single" w:color="CCCCCC" w:sz="4"/>
+              <w:right w:val="single" w:color="CCCCCC" w:sz="4"/>
+            </w:tcBorders>
+            <w:shd w:fill="FFFFFF" w:val="clear"/>
+            <w:tcMar>
+              <w:top w:type="dxa" w:w="80"/>
+              <w:left w:type="dxa" w:w="120"/>
+              <w:bottom w:type="dxa" w:w="80"/>
+              <w:right w:type="dxa" w:w="120"/>
+            </w:tcMar>
+          </w:tcPr>
+          <w:p>
+            <w:pPr>
+              <w:spacing w:after="0" w:before="0"/>
+            </w:pPr>
+            <w:r>
+              <w:rPr>
+                <w:rFonts w:ascii="BIZ UDPGothic" w:cs="BIZ UDPGothic" w:eastAsia="BIZ UDPGothic" w:hAnsi="BIZ UDPGothic"/>
+                <w:b w:val="false"/>
+                <w:bCs w:val="false"/>
+                <w:i w:val="false"/>
+                <w:iCs w:val="false"/>
+                <w:color w:val="404040"/>
+                <w:sz w:val="16"/>
+                <w:szCs w:val="16"/>
+              </w:rPr>
+              <w:t xml:space="preserve">問題なし</w:t>
+            </w:r>
+          </w:p>
+          <w:p>
+            <w:pPr>
+              <w:spacing w:after="0" w:before="0"/>
+            </w:pPr>
+            <w:r>
+              <w:rPr>
+                <w:rFonts w:ascii="BIZ UDPGothic" w:cs="BIZ UDPGothic" w:eastAsia="BIZ UDPGothic" w:hAnsi="BIZ UDPGothic"/>
+                <w:b w:val="false"/>
+                <w:bCs w:val="false"/>
+                <w:i w:val="false"/>
+                <w:iCs w:val="false"/>
+                <w:color w:val="404040"/>
+                <w:sz w:val="16"/>
+                <w:szCs w:val="16"/>
+              </w:rPr>
+              <w:t xml:space="preserve">Không vấn đề</w:t>
+            </w:r>
+          </w:p>
+        </w:tc>
+        <w:tc>
+          <w:tcPr>
+            <w:tcW w:type="dxa" w:w="1800"/>
+            <w:tcBorders>
+              <w:top w:val="single" w:color="CCCCCC" w:sz="4"/>
+              <w:left w:val="single" w:color="CCCCCC" w:sz="4"/>
+              <w:bottom w:val="single" w:color="CCCCCC" w:sz="4"/>
+              <w:right w:val="single" w:color="CCCCCC" w:sz="4"/>
+            </w:tcBorders>
+            <w:shd w:fill="FFFFFF" w:val="clear"/>
+            <w:tcMar>
+              <w:top w:type="dxa" w:w="80"/>
+              <w:left w:type="dxa" w:w="120"/>
+              <w:bottom w:type="dxa" w:w="80"/>
+              <w:right w:type="dxa" w:w="120"/>
+            </w:tcMar>
+          </w:tcPr>
+          <w:p>
+            <w:pPr>
+              <w:spacing w:after="0" w:before="0"/>
+            </w:pPr>
+            <w:r>
+              <w:rPr>
+                <w:rFonts w:ascii="BIZ UDPGothic" w:cs="BIZ UDPGothic" w:eastAsia="BIZ UDPGothic" w:hAnsi="BIZ UDPGothic"/>
+                <w:b/>
+                <w:bCs/>
+                <w:i w:val="false"/>
+                <w:iCs w:val="false"/>
+                <w:color w:val="404040"/>
+                <w:sz w:val="16"/>
+                <w:szCs w:val="16"/>
+              </w:rPr>
+              <w:t xml:space="preserve">問題なし</w:t>
+            </w:r>
+          </w:p>
+          <w:p>
+            <w:pPr>
+              <w:spacing w:after="0" w:before="0"/>
+            </w:pPr>
+            <w:r>
+              <w:rPr>
+                <w:rFonts w:ascii="BIZ UDPGothic" w:cs="BIZ UDPGothic" w:eastAsia="BIZ UDPGothic" w:hAnsi="BIZ UDPGothic"/>
+                <w:b/>
+                <w:bCs/>
+                <w:i w:val="false"/>
+                <w:iCs w:val="false"/>
+                <w:color w:val="404040"/>
+                <w:sz w:val="16"/>
+                <w:szCs w:val="16"/>
+              </w:rPr>
+              <w:t xml:space="preserve">Không vấn đề</w:t>
+            </w:r>
+          </w:p>
+        </w:tc>
+        <w:tc>
+          <w:tcPr>
+            <w:tcW w:type="dxa" w:w="600"/>
+            <w:tcBorders>
+              <w:top w:val="single" w:color="CCCCCC" w:sz="4"/>
+              <w:left w:val="single" w:color="CCCCCC" w:sz="4"/>
+              <w:bottom w:val="single" w:color="CCCCCC" w:sz="4"/>
+              <w:right w:val="single" w:color="CCCCCC" w:sz="4"/>
+            </w:tcBorders>
+            <w:shd w:fill="FFFFFF" w:val="clear"/>
+            <w:tcMar>
+              <w:top w:type="dxa" w:w="80"/>
+              <w:left w:type="dxa" w:w="120"/>
+              <w:bottom w:type="dxa" w:w="80"/>
+              <w:right w:type="dxa" w:w="120"/>
+            </w:tcMar>
+          </w:tcPr>
+          <w:p>
+            <w:pPr>
+              <w:spacing w:after="0" w:before="0"/>
+            </w:pPr>
+            <w:r>
+              <w:rPr>
+                <w:rFonts w:ascii="BIZ UDPGothic" w:cs="BIZ UDPGothic" w:eastAsia="BIZ UDPGothic" w:hAnsi="BIZ UDPGothic"/>
+                <w:b w:val="false"/>
+                <w:bCs w:val="false"/>
+                <w:i w:val="false"/>
+                <w:iCs w:val="false"/>
+                <w:color w:val="404040"/>
+                <w:sz w:val="16"/>
+                <w:szCs w:val="16"/>
+              </w:rPr>
+              <w:t xml:space="preserve">—</w:t>
+            </w:r>
+          </w:p>
+        </w:tc>
+        <w:tc>
+          <w:tcPr>
+            <w:tcW w:type="dxa" w:w="2906"/>
+            <w:tcBorders>
+              <w:top w:val="single" w:color="CCCCCC" w:sz="4"/>
+              <w:left w:val="single" w:color="CCCCCC" w:sz="4"/>
+              <w:bottom w:val="single" w:color="CCCCCC" w:sz="4"/>
+              <w:right w:val="single" w:color="CCCCCC" w:sz="4"/>
+            </w:tcBorders>
+            <w:shd w:fill="FFFFFF" w:val="clear"/>
+            <w:tcMar>
+              <w:top w:type="dxa" w:w="80"/>
+              <w:left w:type="dxa" w:w="120"/>
+              <w:bottom w:type="dxa" w:w="80"/>
+              <w:right w:type="dxa" w:w="120"/>
+            </w:tcMar>
+          </w:tcPr>
+          <w:p>
+            <w:pPr>
+              <w:spacing w:after="0" w:before="0"/>
+            </w:pPr>
+            <w:r>
+              <w:rPr>
+                <w:rFonts w:ascii="BIZ UDPGothic" w:cs="BIZ UDPGothic" w:eastAsia="BIZ UDPGothic" w:hAnsi="BIZ UDPGothic"/>
+                <w:b w:val="false"/>
+                <w:bCs w:val="false"/>
+                <w:i w:val="false"/>
+                <w:iCs w:val="false"/>
+                <w:color w:val="404040"/>
+                <w:sz w:val="16"/>
+                <w:szCs w:val="16"/>
+              </w:rPr>
+              <w:t xml:space="preserve"/>
+            </w:r>
+          </w:p>
+        </w:tc>
+      </w:tr>
+      <w:tr>
+        <w:tc>
+          <w:tcPr>
+            <w:tcW w:type="dxa" w:w="500"/>
+            <w:tcBorders>
+              <w:top w:val="single" w:color="CCCCCC" w:sz="4"/>
+              <w:left w:val="single" w:color="CCCCCC" w:sz="4"/>
+              <w:bottom w:val="single" w:color="CCCCCC" w:sz="4"/>
+              <w:right w:val="single" w:color="CCCCCC" w:sz="4"/>
+            </w:tcBorders>
+            <w:shd w:fill="FFFFFF" w:val="clear"/>
+            <w:tcMar>
+              <w:top w:type="dxa" w:w="80"/>
+              <w:left w:type="dxa" w:w="120"/>
+              <w:bottom w:type="dxa" w:w="80"/>
+              <w:right w:type="dxa" w:w="120"/>
+            </w:tcMar>
+          </w:tcPr>
+          <w:p>
+            <w:pPr>
+              <w:spacing w:after="0" w:before="0"/>
+            </w:pPr>
+            <w:r>
+              <w:rPr>
+                <w:rFonts w:ascii="BIZ UDPGothic" w:cs="BIZ UDPGothic" w:eastAsia="BIZ UDPGothic" w:hAnsi="BIZ UDPGothic"/>
+                <w:b/>
+                <w:bCs/>
+                <w:i w:val="false"/>
+                <w:iCs w:val="false"/>
+                <w:color w:val="404040"/>
+                <w:sz w:val="18"/>
+                <w:szCs w:val="18"/>
+              </w:rPr>
+              <w:t xml:space="preserve">#8</w:t>
+            </w:r>
+          </w:p>
+        </w:tc>
+        <w:tc>
+          <w:tcPr>
+            <w:tcW w:type="dxa" w:w="2200"/>
+            <w:tcBorders>
+              <w:top w:val="single" w:color="CCCCCC" w:sz="4"/>
+              <w:left w:val="single" w:color="CCCCCC" w:sz="4"/>
+              <w:bottom w:val="single" w:color="CCCCCC" w:sz="4"/>
+              <w:right w:val="single" w:color="CCCCCC" w:sz="4"/>
+            </w:tcBorders>
+            <w:shd w:fill="FFFFFF" w:val="clear"/>
+            <w:tcMar>
+              <w:top w:type="dxa" w:w="80"/>
+              <w:left w:type="dxa" w:w="120"/>
+              <w:bottom w:type="dxa" w:w="80"/>
+              <w:right w:type="dxa" w:w="120"/>
+            </w:tcMar>
+          </w:tcPr>
+          <w:p>
+            <w:pPr>
+              <w:spacing w:after="0" w:before="0"/>
+            </w:pPr>
+            <w:r>
+              <w:rPr>
+                <w:rFonts w:ascii="BIZ UDPGothic" w:cs="BIZ UDPGothic" w:eastAsia="BIZ UDPGothic" w:hAnsi="BIZ UDPGothic"/>
+                <w:b w:val="false"/>
+                <w:bCs w:val="false"/>
+                <w:i w:val="false"/>
+                <w:iCs w:val="false"/>
+                <w:color w:val="404040"/>
+                <w:sz w:val="16"/>
+                <w:szCs w:val="16"/>
+              </w:rPr>
+              <w:t xml:space="preserve">デバッグコード削除</w:t>
+            </w:r>
+          </w:p>
+          <w:p>
+            <w:pPr>
+              <w:spacing w:after="0" w:before="0"/>
+            </w:pPr>
+            <w:r>
+              <w:rPr>
+                <w:rFonts w:ascii="BIZ UDPGothic" w:cs="BIZ UDPGothic" w:eastAsia="BIZ UDPGothic" w:hAnsi="BIZ UDPGothic"/>
+                <w:b w:val="false"/>
+                <w:bCs w:val="false"/>
+                <w:i w:val="false"/>
+                <w:iCs w:val="false"/>
+                <w:color w:val="404040"/>
+                <w:sz w:val="16"/>
+                <w:szCs w:val="16"/>
+              </w:rPr>
+              <w:t xml:space="preserve">Xóa debug credential</w:t>
+            </w:r>
+          </w:p>
+        </w:tc>
+        <w:tc>
+          <w:tcPr>
+            <w:tcW w:type="dxa" w:w="1500"/>
+            <w:tcBorders>
+              <w:top w:val="single" w:color="CCCCCC" w:sz="4"/>
+              <w:left w:val="single" w:color="CCCCCC" w:sz="4"/>
+              <w:bottom w:val="single" w:color="CCCCCC" w:sz="4"/>
+              <w:right w:val="single" w:color="CCCCCC" w:sz="4"/>
+            </w:tcBorders>
+            <w:shd w:fill="FFFFFF" w:val="clear"/>
+            <w:tcMar>
+              <w:top w:type="dxa" w:w="80"/>
+              <w:left w:type="dxa" w:w="120"/>
+              <w:bottom w:type="dxa" w:w="80"/>
+              <w:right w:type="dxa" w:w="120"/>
+            </w:tcMar>
+          </w:tcPr>
+          <w:p>
+            <w:pPr>
+              <w:spacing w:after="0" w:before="0"/>
+            </w:pPr>
+            <w:r>
+              <w:rPr>
+                <w:rFonts w:ascii="BIZ UDPGothic" w:cs="BIZ UDPGothic" w:eastAsia="BIZ UDPGothic" w:hAnsi="BIZ UDPGothic"/>
+                <w:b w:val="false"/>
+                <w:bCs w:val="false"/>
+                <w:i w:val="false"/>
+                <w:iCs w:val="false"/>
+                <w:color w:val="404040"/>
+                <w:sz w:val="16"/>
+                <w:szCs w:val="16"/>
+              </w:rPr>
+              <w:t xml:space="preserve">問題なし</w:t>
+            </w:r>
+          </w:p>
+          <w:p>
+            <w:pPr>
+              <w:spacing w:after="0" w:before="0"/>
+            </w:pPr>
+            <w:r>
+              <w:rPr>
+                <w:rFonts w:ascii="BIZ UDPGothic" w:cs="BIZ UDPGothic" w:eastAsia="BIZ UDPGothic" w:hAnsi="BIZ UDPGothic"/>
+                <w:b w:val="false"/>
+                <w:bCs w:val="false"/>
+                <w:i w:val="false"/>
+                <w:iCs w:val="false"/>
+                <w:color w:val="404040"/>
+                <w:sz w:val="16"/>
+                <w:szCs w:val="16"/>
+              </w:rPr>
+              <w:t xml:space="preserve">Không vấn đề</w:t>
+            </w:r>
+          </w:p>
+        </w:tc>
+        <w:tc>
+          <w:tcPr>
+            <w:tcW w:type="dxa" w:w="1800"/>
+            <w:tcBorders>
+              <w:top w:val="single" w:color="CCCCCC" w:sz="4"/>
+              <w:left w:val="single" w:color="CCCCCC" w:sz="4"/>
+              <w:bottom w:val="single" w:color="CCCCCC" w:sz="4"/>
+              <w:right w:val="single" w:color="CCCCCC" w:sz="4"/>
+            </w:tcBorders>
+            <w:shd w:fill="FFFFFF" w:val="clear"/>
+            <w:tcMar>
+              <w:top w:type="dxa" w:w="80"/>
+              <w:left w:type="dxa" w:w="120"/>
+              <w:bottom w:type="dxa" w:w="80"/>
+              <w:right w:type="dxa" w:w="120"/>
+            </w:tcMar>
+          </w:tcPr>
+          <w:p>
+            <w:pPr>
+              <w:spacing w:after="0" w:before="0"/>
+            </w:pPr>
+            <w:r>
+              <w:rPr>
+                <w:rFonts w:ascii="BIZ UDPGothic" w:cs="BIZ UDPGothic" w:eastAsia="BIZ UDPGothic" w:hAnsi="BIZ UDPGothic"/>
+                <w:b/>
+                <w:bCs/>
+                <w:i w:val="false"/>
+                <w:iCs w:val="false"/>
+                <w:color w:val="CC0000"/>
+                <w:sz w:val="16"/>
+                <w:szCs w:val="16"/>
+              </w:rPr>
+              <w:t xml:space="preserve">要再確認</w:t>
+            </w:r>
+          </w:p>
+          <w:p>
+            <w:pPr>
+              <w:spacing w:after="0" w:before="0"/>
+            </w:pPr>
+            <w:r>
+              <w:rPr>
+                <w:rFonts w:ascii="BIZ UDPGothic" w:cs="BIZ UDPGothic" w:eastAsia="BIZ UDPGothic" w:hAnsi="BIZ UDPGothic"/>
+                <w:b/>
+                <w:bCs/>
+                <w:i w:val="false"/>
+                <w:iCs w:val="false"/>
+                <w:color w:val="CC0000"/>
+                <w:sz w:val="16"/>
+                <w:szCs w:val="16"/>
+              </w:rPr>
+              <w:t xml:space="preserve">Cần xác nhận lại</w:t>
+            </w:r>
+          </w:p>
+        </w:tc>
+        <w:tc>
+          <w:tcPr>
+            <w:tcW w:type="dxa" w:w="600"/>
+            <w:tcBorders>
+              <w:top w:val="single" w:color="CCCCCC" w:sz="4"/>
+              <w:left w:val="single" w:color="CCCCCC" w:sz="4"/>
+              <w:bottom w:val="single" w:color="CCCCCC" w:sz="4"/>
+              <w:right w:val="single" w:color="CCCCCC" w:sz="4"/>
+            </w:tcBorders>
+            <w:shd w:fill="FFFFFF" w:val="clear"/>
+            <w:tcMar>
+              <w:top w:type="dxa" w:w="80"/>
+              <w:left w:type="dxa" w:w="120"/>
+              <w:bottom w:type="dxa" w:w="80"/>
+              <w:right w:type="dxa" w:w="120"/>
+            </w:tcMar>
+          </w:tcPr>
+          <w:p>
+            <w:pPr>
+              <w:spacing w:after="0" w:before="0"/>
+            </w:pPr>
+            <w:r>
+              <w:rPr>
+                <w:rFonts w:ascii="BIZ UDPGothic" w:cs="BIZ UDPGothic" w:eastAsia="BIZ UDPGothic" w:hAnsi="BIZ UDPGothic"/>
+                <w:b w:val="false"/>
+                <w:bCs w:val="false"/>
+                <w:i w:val="false"/>
+                <w:iCs w:val="false"/>
+                <w:color w:val="404040"/>
+                <w:sz w:val="16"/>
+                <w:szCs w:val="16"/>
+              </w:rPr>
+              <w:t xml:space="preserve">③</w:t>
+            </w:r>
+          </w:p>
+        </w:tc>
+        <w:tc>
+          <w:tcPr>
+            <w:tcW w:type="dxa" w:w="2906"/>
+            <w:tcBorders>
+              <w:top w:val="single" w:color="CCCCCC" w:sz="4"/>
+              <w:left w:val="single" w:color="CCCCCC" w:sz="4"/>
+              <w:bottom w:val="single" w:color="CCCCCC" w:sz="4"/>
+              <w:right w:val="single" w:color="CCCCCC" w:sz="4"/>
+            </w:tcBorders>
+            <w:shd w:fill="FFFFFF" w:val="clear"/>
+            <w:tcMar>
+              <w:top w:type="dxa" w:w="80"/>
+              <w:left w:type="dxa" w:w="120"/>
+              <w:bottom w:type="dxa" w:w="80"/>
+              <w:right w:type="dxa" w:w="120"/>
+            </w:tcMar>
+          </w:tcPr>
+          <w:p>
+            <w:pPr>
+              <w:spacing w:after="0" w:before="0"/>
+            </w:pPr>
+            <w:r>
+              <w:rPr>
+                <w:rFonts w:ascii="BIZ UDPGothic" w:cs="BIZ UDPGothic" w:eastAsia="BIZ UDPGothic" w:hAnsi="BIZ UDPGothic"/>
+                <w:b w:val="false"/>
+                <w:bCs w:val="false"/>
+                <w:i w:val="false"/>
+                <w:iCs w:val="false"/>
+                <w:color w:val="404040"/>
+                <w:sz w:val="16"/>
+                <w:szCs w:val="16"/>
+              </w:rPr>
+              <w:t xml:space="preserve"/>
+            </w:r>
+          </w:p>
+        </w:tc>
+      </w:tr>
+      <w:tr>
+        <w:tc>
+          <w:tcPr>
+            <w:tcW w:type="dxa" w:w="500"/>
+            <w:tcBorders>
+              <w:top w:val="single" w:color="CCCCCC" w:sz="4"/>
+              <w:left w:val="single" w:color="CCCCCC" w:sz="4"/>
+              <w:bottom w:val="single" w:color="CCCCCC" w:sz="4"/>
+              <w:right w:val="single" w:color="CCCCCC" w:sz="4"/>
+            </w:tcBorders>
+            <w:shd w:fill="FFFFFF" w:val="clear"/>
+            <w:tcMar>
+              <w:top w:type="dxa" w:w="80"/>
+              <w:left w:type="dxa" w:w="120"/>
+              <w:bottom w:type="dxa" w:w="80"/>
+              <w:right w:type="dxa" w:w="120"/>
+            </w:tcMar>
+          </w:tcPr>
+          <w:p>
+            <w:pPr>
+              <w:spacing w:after="0" w:before="0"/>
+            </w:pPr>
+            <w:r>
+              <w:rPr>
+                <w:rFonts w:ascii="BIZ UDPGothic" w:cs="BIZ UDPGothic" w:eastAsia="BIZ UDPGothic" w:hAnsi="BIZ UDPGothic"/>
+                <w:b/>
+                <w:bCs/>
+                <w:i w:val="false"/>
+                <w:iCs w:val="false"/>
+                <w:color w:val="404040"/>
+                <w:sz w:val="18"/>
+                <w:szCs w:val="18"/>
+              </w:rPr>
+              <w:t xml:space="preserve">#9</w:t>
+            </w:r>
+          </w:p>
+        </w:tc>
+        <w:tc>
+          <w:tcPr>
+            <w:tcW w:type="dxa" w:w="2200"/>
+            <w:tcBorders>
+              <w:top w:val="single" w:color="CCCCCC" w:sz="4"/>
+              <w:left w:val="single" w:color="CCCCCC" w:sz="4"/>
+              <w:bottom w:val="single" w:color="CCCCCC" w:sz="4"/>
+              <w:right w:val="single" w:color="CCCCCC" w:sz="4"/>
+            </w:tcBorders>
+            <w:shd w:fill="FFFFFF" w:val="clear"/>
+            <w:tcMar>
+              <w:top w:type="dxa" w:w="80"/>
+              <w:left w:type="dxa" w:w="120"/>
+              <w:bottom w:type="dxa" w:w="80"/>
+              <w:right w:type="dxa" w:w="120"/>
+            </w:tcMar>
+          </w:tcPr>
+          <w:p>
+            <w:pPr>
+              <w:spacing w:after="0" w:before="0"/>
+            </w:pPr>
+            <w:r>
+              <w:rPr>
+                <w:rFonts w:ascii="BIZ UDPGothic" w:cs="BIZ UDPGothic" w:eastAsia="BIZ UDPGothic" w:hAnsi="BIZ UDPGothic"/>
+                <w:b w:val="false"/>
+                <w:bCs w:val="false"/>
+                <w:i w:val="false"/>
+                <w:iCs w:val="false"/>
+                <w:color w:val="404040"/>
+                <w:sz w:val="16"/>
+                <w:szCs w:val="16"/>
+              </w:rPr>
+              <w:t xml:space="preserve">Flyway有効化</w:t>
+            </w:r>
+          </w:p>
+          <w:p>
+            <w:pPr>
+              <w:spacing w:after="0" w:before="0"/>
+            </w:pPr>
+            <w:r>
+              <w:rPr>
+                <w:rFonts w:ascii="BIZ UDPGothic" w:cs="BIZ UDPGothic" w:eastAsia="BIZ UDPGothic" w:hAnsi="BIZ UDPGothic"/>
+                <w:b w:val="false"/>
+                <w:bCs w:val="false"/>
+                <w:i w:val="false"/>
+                <w:iCs w:val="false"/>
+                <w:color w:val="404040"/>
+                <w:sz w:val="16"/>
+                <w:szCs w:val="16"/>
+              </w:rPr>
+              <w:t xml:space="preserve">Kích hoạt Flyway</w:t>
+            </w:r>
+          </w:p>
+        </w:tc>
+        <w:tc>
+          <w:tcPr>
+            <w:tcW w:type="dxa" w:w="1500"/>
+            <w:tcBorders>
+              <w:top w:val="single" w:color="CCCCCC" w:sz="4"/>
+              <w:left w:val="single" w:color="CCCCCC" w:sz="4"/>
+              <w:bottom w:val="single" w:color="CCCCCC" w:sz="4"/>
+              <w:right w:val="single" w:color="CCCCCC" w:sz="4"/>
+            </w:tcBorders>
+            <w:shd w:fill="FFFFFF" w:val="clear"/>
+            <w:tcMar>
+              <w:top w:type="dxa" w:w="80"/>
+              <w:left w:type="dxa" w:w="120"/>
+              <w:bottom w:type="dxa" w:w="80"/>
+              <w:right w:type="dxa" w:w="120"/>
+            </w:tcMar>
+          </w:tcPr>
+          <w:p>
+            <w:pPr>
+              <w:spacing w:after="0" w:before="0"/>
+            </w:pPr>
+            <w:r>
+              <w:rPr>
+                <w:rFonts w:ascii="BIZ UDPGothic" w:cs="BIZ UDPGothic" w:eastAsia="BIZ UDPGothic" w:hAnsi="BIZ UDPGothic"/>
+                <w:b w:val="false"/>
+                <w:bCs w:val="false"/>
+                <w:i w:val="false"/>
+                <w:iCs w:val="false"/>
+                <w:color w:val="404040"/>
+                <w:sz w:val="16"/>
+                <w:szCs w:val="16"/>
+              </w:rPr>
+              <w:t xml:space="preserve">問題なし</w:t>
+            </w:r>
+          </w:p>
+          <w:p>
+            <w:pPr>
+              <w:spacing w:after="0" w:before="0"/>
+            </w:pPr>
+            <w:r>
+              <w:rPr>
+                <w:rFonts w:ascii="BIZ UDPGothic" w:cs="BIZ UDPGothic" w:eastAsia="BIZ UDPGothic" w:hAnsi="BIZ UDPGothic"/>
+                <w:b w:val="false"/>
+                <w:bCs w:val="false"/>
+                <w:i w:val="false"/>
+                <w:iCs w:val="false"/>
+                <w:color w:val="404040"/>
+                <w:sz w:val="16"/>
+                <w:szCs w:val="16"/>
+              </w:rPr>
+              <w:t xml:space="preserve">Không vấn đề</w:t>
+            </w:r>
+          </w:p>
+        </w:tc>
+        <w:tc>
+          <w:tcPr>
+            <w:tcW w:type="dxa" w:w="1800"/>
+            <w:tcBorders>
+              <w:top w:val="single" w:color="CCCCCC" w:sz="4"/>
+              <w:left w:val="single" w:color="CCCCCC" w:sz="4"/>
+              <w:bottom w:val="single" w:color="CCCCCC" w:sz="4"/>
+              <w:right w:val="single" w:color="CCCCCC" w:sz="4"/>
+            </w:tcBorders>
+            <w:shd w:fill="FFFFFF" w:val="clear"/>
+            <w:tcMar>
+              <w:top w:type="dxa" w:w="80"/>
+              <w:left w:type="dxa" w:w="120"/>
+              <w:bottom w:type="dxa" w:w="80"/>
+              <w:right w:type="dxa" w:w="120"/>
+            </w:tcMar>
+          </w:tcPr>
+          <w:p>
+            <w:pPr>
+              <w:spacing w:after="0" w:before="0"/>
+            </w:pPr>
+            <w:r>
+              <w:rPr>
+                <w:rFonts w:ascii="BIZ UDPGothic" w:cs="BIZ UDPGothic" w:eastAsia="BIZ UDPGothic" w:hAnsi="BIZ UDPGothic"/>
+                <w:b/>
+                <w:bCs/>
+                <w:i w:val="false"/>
+                <w:iCs w:val="false"/>
+                <w:color w:val="CC0000"/>
+                <w:sz w:val="16"/>
+                <w:szCs w:val="16"/>
+              </w:rPr>
+              <w:t xml:space="preserve">対応すべき（段階的）</w:t>
+            </w:r>
+          </w:p>
+          <w:p>
+            <w:pPr>
+              <w:spacing w:after="0" w:before="0"/>
+            </w:pPr>
+            <w:r>
+              <w:rPr>
+                <w:rFonts w:ascii="BIZ UDPGothic" w:cs="BIZ UDPGothic" w:eastAsia="BIZ UDPGothic" w:hAnsi="BIZ UDPGothic"/>
+                <w:b/>
+                <w:bCs/>
+                <w:i w:val="false"/>
+                <w:iCs w:val="false"/>
+                <w:color w:val="CC0000"/>
+                <w:sz w:val="16"/>
+                <w:szCs w:val="16"/>
+              </w:rPr>
+              <w:t xml:space="preserve">Nên sửa (từng bước)</w:t>
+            </w:r>
+          </w:p>
+        </w:tc>
+        <w:tc>
+          <w:tcPr>
+            <w:tcW w:type="dxa" w:w="600"/>
+            <w:tcBorders>
+              <w:top w:val="single" w:color="CCCCCC" w:sz="4"/>
+              <w:left w:val="single" w:color="CCCCCC" w:sz="4"/>
+              <w:bottom w:val="single" w:color="CCCCCC" w:sz="4"/>
+              <w:right w:val="single" w:color="CCCCCC" w:sz="4"/>
+            </w:tcBorders>
+            <w:shd w:fill="FFFFFF" w:val="clear"/>
+            <w:tcMar>
+              <w:top w:type="dxa" w:w="80"/>
+              <w:left w:type="dxa" w:w="120"/>
+              <w:bottom w:type="dxa" w:w="80"/>
+              <w:right w:type="dxa" w:w="120"/>
+            </w:tcMar>
+          </w:tcPr>
+          <w:p>
+            <w:pPr>
+              <w:spacing w:after="0" w:before="0"/>
+            </w:pPr>
+            <w:r>
+              <w:rPr>
+                <w:rFonts w:ascii="BIZ UDPGothic" w:cs="BIZ UDPGothic" w:eastAsia="BIZ UDPGothic" w:hAnsi="BIZ UDPGothic"/>
+                <w:b w:val="false"/>
+                <w:bCs w:val="false"/>
+                <w:i w:val="false"/>
+                <w:iCs w:val="false"/>
+                <w:color w:val="404040"/>
+                <w:sz w:val="16"/>
+                <w:szCs w:val="16"/>
+              </w:rPr>
+              <w:t xml:space="preserve">②</w:t>
+            </w:r>
+          </w:p>
+        </w:tc>
+        <w:tc>
+          <w:tcPr>
+            <w:tcW w:type="dxa" w:w="2906"/>
+            <w:tcBorders>
+              <w:top w:val="single" w:color="CCCCCC" w:sz="4"/>
+              <w:left w:val="single" w:color="CCCCCC" w:sz="4"/>
+              <w:bottom w:val="single" w:color="CCCCCC" w:sz="4"/>
+              <w:right w:val="single" w:color="CCCCCC" w:sz="4"/>
+            </w:tcBorders>
+            <w:shd w:fill="FFFFFF" w:val="clear"/>
+            <w:tcMar>
+              <w:top w:type="dxa" w:w="80"/>
+              <w:left w:type="dxa" w:w="120"/>
+              <w:bottom w:type="dxa" w:w="80"/>
+              <w:right w:type="dxa" w:w="120"/>
+            </w:tcMar>
+          </w:tcPr>
+          <w:p>
+            <w:pPr>
+              <w:spacing w:after="0" w:before="0"/>
+            </w:pPr>
+            <w:r>
+              <w:rPr>
+                <w:rFonts w:ascii="BIZ UDPGothic" w:cs="BIZ UDPGothic" w:eastAsia="BIZ UDPGothic" w:hAnsi="BIZ UDPGothic"/>
+                <w:b w:val="false"/>
+                <w:bCs w:val="false"/>
+                <w:i w:val="false"/>
+                <w:iCs w:val="false"/>
+                <w:color w:val="404040"/>
+                <w:sz w:val="16"/>
+                <w:szCs w:val="16"/>
+              </w:rPr>
+              <w:t xml:space="preserve"/>
+            </w:r>
+          </w:p>
+        </w:tc>
+      </w:tr>
+      <w:tr>
+        <w:tc>
+          <w:tcPr>
+            <w:tcW w:type="dxa" w:w="500"/>
+            <w:tcBorders>
+              <w:top w:val="single" w:color="CCCCCC" w:sz="4"/>
+              <w:left w:val="single" w:color="CCCCCC" w:sz="4"/>
+              <w:bottom w:val="single" w:color="CCCCCC" w:sz="4"/>
+              <w:right w:val="single" w:color="CCCCCC" w:sz="4"/>
+            </w:tcBorders>
+            <w:shd w:fill="FFFFFF" w:val="clear"/>
+            <w:tcMar>
+              <w:top w:type="dxa" w:w="80"/>
+              <w:left w:type="dxa" w:w="120"/>
+              <w:bottom w:type="dxa" w:w="80"/>
+              <w:right w:type="dxa" w:w="120"/>
+            </w:tcMar>
+          </w:tcPr>
+          <w:p>
+            <w:pPr>
+              <w:spacing w:after="0" w:before="0"/>
+            </w:pPr>
+            <w:r>
+              <w:rPr>
+                <w:rFonts w:ascii="BIZ UDPGothic" w:cs="BIZ UDPGothic" w:eastAsia="BIZ UDPGothic" w:hAnsi="BIZ UDPGothic"/>
+                <w:b/>
+                <w:bCs/>
+                <w:i w:val="false"/>
+                <w:iCs w:val="false"/>
+                <w:color w:val="404040"/>
+                <w:sz w:val="18"/>
+                <w:szCs w:val="18"/>
+              </w:rPr>
+              <w:t xml:space="preserve">#10</w:t>
+            </w:r>
+          </w:p>
+        </w:tc>
+        <w:tc>
+          <w:tcPr>
+            <w:tcW w:type="dxa" w:w="2200"/>
+            <w:tcBorders>
+              <w:top w:val="single" w:color="CCCCCC" w:sz="4"/>
+              <w:left w:val="single" w:color="CCCCCC" w:sz="4"/>
+              <w:bottom w:val="single" w:color="CCCCCC" w:sz="4"/>
+              <w:right w:val="single" w:color="CCCCCC" w:sz="4"/>
+            </w:tcBorders>
+            <w:shd w:fill="FFFFFF" w:val="clear"/>
+            <w:tcMar>
+              <w:top w:type="dxa" w:w="80"/>
+              <w:left w:type="dxa" w:w="120"/>
+              <w:bottom w:type="dxa" w:w="80"/>
+              <w:right w:type="dxa" w:w="120"/>
+            </w:tcMar>
+          </w:tcPr>
+          <w:p>
+            <w:pPr>
+              <w:spacing w:after="0" w:before="0"/>
+            </w:pPr>
+            <w:r>
+              <w:rPr>
+                <w:rFonts w:ascii="BIZ UDPGothic" w:cs="BIZ UDPGothic" w:eastAsia="BIZ UDPGothic" w:hAnsi="BIZ UDPGothic"/>
+                <w:b w:val="false"/>
+                <w:bCs w:val="false"/>
+                <w:i w:val="false"/>
+                <w:iCs w:val="false"/>
+                <w:color w:val="404040"/>
+                <w:sz w:val="16"/>
+                <w:szCs w:val="16"/>
+              </w:rPr>
+              <w:t xml:space="preserve">Hibernate dialect修正</w:t>
+            </w:r>
+          </w:p>
+          <w:p>
+            <w:pPr>
+              <w:spacing w:after="0" w:before="0"/>
+            </w:pPr>
+            <w:r>
+              <w:rPr>
+                <w:rFonts w:ascii="BIZ UDPGothic" w:cs="BIZ UDPGothic" w:eastAsia="BIZ UDPGothic" w:hAnsi="BIZ UDPGothic"/>
+                <w:b w:val="false"/>
+                <w:bCs w:val="false"/>
+                <w:i w:val="false"/>
+                <w:iCs w:val="false"/>
+                <w:color w:val="404040"/>
+                <w:sz w:val="16"/>
+                <w:szCs w:val="16"/>
+              </w:rPr>
+              <w:t xml:space="preserve">Sửa Hibernate dialect</w:t>
+            </w:r>
+          </w:p>
+        </w:tc>
+        <w:tc>
+          <w:tcPr>
+            <w:tcW w:type="dxa" w:w="1500"/>
+            <w:tcBorders>
+              <w:top w:val="single" w:color="CCCCCC" w:sz="4"/>
+              <w:left w:val="single" w:color="CCCCCC" w:sz="4"/>
+              <w:bottom w:val="single" w:color="CCCCCC" w:sz="4"/>
+              <w:right w:val="single" w:color="CCCCCC" w:sz="4"/>
+            </w:tcBorders>
+            <w:shd w:fill="FFFFFF" w:val="clear"/>
+            <w:tcMar>
+              <w:top w:type="dxa" w:w="80"/>
+              <w:left w:type="dxa" w:w="120"/>
+              <w:bottom w:type="dxa" w:w="80"/>
+              <w:right w:type="dxa" w:w="120"/>
+            </w:tcMar>
+          </w:tcPr>
+          <w:p>
+            <w:pPr>
+              <w:spacing w:after="0" w:before="0"/>
+            </w:pPr>
+            <w:r>
+              <w:rPr>
+                <w:rFonts w:ascii="BIZ UDPGothic" w:cs="BIZ UDPGothic" w:eastAsia="BIZ UDPGothic" w:hAnsi="BIZ UDPGothic"/>
+                <w:b w:val="false"/>
+                <w:bCs w:val="false"/>
+                <w:i w:val="false"/>
+                <w:iCs w:val="false"/>
+                <w:color w:val="404040"/>
+                <w:sz w:val="16"/>
+                <w:szCs w:val="16"/>
+              </w:rPr>
+              <w:t xml:space="preserve">対応すべき</w:t>
+            </w:r>
+          </w:p>
+          <w:p>
+            <w:pPr>
+              <w:spacing w:after="0" w:before="0"/>
+            </w:pPr>
+            <w:r>
+              <w:rPr>
+                <w:rFonts w:ascii="BIZ UDPGothic" w:cs="BIZ UDPGothic" w:eastAsia="BIZ UDPGothic" w:hAnsi="BIZ UDPGothic"/>
+                <w:b w:val="false"/>
+                <w:bCs w:val="false"/>
+                <w:i w:val="false"/>
+                <w:iCs w:val="false"/>
+                <w:color w:val="404040"/>
+                <w:sz w:val="16"/>
+                <w:szCs w:val="16"/>
+              </w:rPr>
+              <w:t xml:space="preserve">Nên sửa</w:t>
+            </w:r>
+          </w:p>
+        </w:tc>
+        <w:tc>
+          <w:tcPr>
+            <w:tcW w:type="dxa" w:w="1800"/>
+            <w:tcBorders>
+              <w:top w:val="single" w:color="CCCCCC" w:sz="4"/>
+              <w:left w:val="single" w:color="CCCCCC" w:sz="4"/>
+              <w:bottom w:val="single" w:color="CCCCCC" w:sz="4"/>
+              <w:right w:val="single" w:color="CCCCCC" w:sz="4"/>
+            </w:tcBorders>
+            <w:shd w:fill="FFFFFF" w:val="clear"/>
+            <w:tcMar>
+              <w:top w:type="dxa" w:w="80"/>
+              <w:left w:type="dxa" w:w="120"/>
+              <w:bottom w:type="dxa" w:w="80"/>
+              <w:right w:type="dxa" w:w="120"/>
+            </w:tcMar>
+          </w:tcPr>
+          <w:p>
+            <w:pPr>
+              <w:spacing w:after="0" w:before="0"/>
+            </w:pPr>
+            <w:r>
+              <w:rPr>
+                <w:rFonts w:ascii="BIZ UDPGothic" w:cs="BIZ UDPGothic" w:eastAsia="BIZ UDPGothic" w:hAnsi="BIZ UDPGothic"/>
+                <w:b/>
+                <w:bCs/>
+                <w:i w:val="false"/>
+                <w:iCs w:val="false"/>
+                <w:color w:val="404040"/>
+                <w:sz w:val="16"/>
+                <w:szCs w:val="16"/>
+              </w:rPr>
+              <w:t xml:space="preserve">対応すべき（合意）</w:t>
+            </w:r>
+          </w:p>
+          <w:p>
+            <w:pPr>
+              <w:spacing w:after="0" w:before="0"/>
+            </w:pPr>
+            <w:r>
+              <w:rPr>
+                <w:rFonts w:ascii="BIZ UDPGothic" w:cs="BIZ UDPGothic" w:eastAsia="BIZ UDPGothic" w:hAnsi="BIZ UDPGothic"/>
+                <w:b/>
+                <w:bCs/>
+                <w:i w:val="false"/>
+                <w:iCs w:val="false"/>
+                <w:color w:val="404040"/>
+                <w:sz w:val="16"/>
+                <w:szCs w:val="16"/>
+              </w:rPr>
+              <w:t xml:space="preserve">Nên sửa (đồng ý)</w:t>
+            </w:r>
+          </w:p>
+        </w:tc>
+        <w:tc>
+          <w:tcPr>
+            <w:tcW w:type="dxa" w:w="600"/>
+            <w:tcBorders>
+              <w:top w:val="single" w:color="CCCCCC" w:sz="4"/>
+              <w:left w:val="single" w:color="CCCCCC" w:sz="4"/>
+              <w:bottom w:val="single" w:color="CCCCCC" w:sz="4"/>
+              <w:right w:val="single" w:color="CCCCCC" w:sz="4"/>
+            </w:tcBorders>
+            <w:shd w:fill="FFFFFF" w:val="clear"/>
+            <w:tcMar>
+              <w:top w:type="dxa" w:w="80"/>
+              <w:left w:type="dxa" w:w="120"/>
+              <w:bottom w:type="dxa" w:w="80"/>
+              <w:right w:type="dxa" w:w="120"/>
+            </w:tcMar>
+          </w:tcPr>
+          <w:p>
+            <w:pPr>
+              <w:spacing w:after="0" w:before="0"/>
+            </w:pPr>
+            <w:r>
+              <w:rPr>
+                <w:rFonts w:ascii="BIZ UDPGothic" w:cs="BIZ UDPGothic" w:eastAsia="BIZ UDPGothic" w:hAnsi="BIZ UDPGothic"/>
+                <w:b w:val="false"/>
+                <w:bCs w:val="false"/>
+                <w:i w:val="false"/>
+                <w:iCs w:val="false"/>
+                <w:color w:val="404040"/>
+                <w:sz w:val="16"/>
+                <w:szCs w:val="16"/>
+              </w:rPr>
+              <w:t xml:space="preserve">—</w:t>
+            </w:r>
+          </w:p>
+        </w:tc>
+        <w:tc>
+          <w:tcPr>
+            <w:tcW w:type="dxa" w:w="2906"/>
+            <w:tcBorders>
+              <w:top w:val="single" w:color="CCCCCC" w:sz="4"/>
+              <w:left w:val="single" w:color="CCCCCC" w:sz="4"/>
+              <w:bottom w:val="single" w:color="CCCCCC" w:sz="4"/>
+              <w:right w:val="single" w:color="CCCCCC" w:sz="4"/>
+            </w:tcBorders>
+            <w:shd w:fill="FFFFFF" w:val="clear"/>
+            <w:tcMar>
+              <w:top w:type="dxa" w:w="80"/>
+              <w:left w:type="dxa" w:w="120"/>
+              <w:bottom w:type="dxa" w:w="80"/>
+              <w:right w:type="dxa" w:w="120"/>
+            </w:tcMar>
+          </w:tcPr>
+          <w:p>
+            <w:pPr>
+              <w:spacing w:after="0" w:before="0"/>
+            </w:pPr>
+            <w:r>
+              <w:rPr>
+                <w:rFonts w:ascii="BIZ UDPGothic" w:cs="BIZ UDPGothic" w:eastAsia="BIZ UDPGothic" w:hAnsi="BIZ UDPGothic"/>
+                <w:b w:val="false"/>
+                <w:bCs w:val="false"/>
+                <w:i w:val="false"/>
+                <w:iCs w:val="false"/>
+                <w:color w:val="404040"/>
+                <w:sz w:val="16"/>
+                <w:szCs w:val="16"/>
+              </w:rPr>
+              <w:t xml:space="preserve"/>
+            </w:r>
+          </w:p>
+        </w:tc>
+      </w:tr>
+      <w:tr>
+        <w:tc>
+          <w:tcPr>
+            <w:tcW w:type="dxa" w:w="500"/>
+            <w:tcBorders>
+              <w:top w:val="single" w:color="CCCCCC" w:sz="4"/>
+              <w:left w:val="single" w:color="CCCCCC" w:sz="4"/>
+              <w:bottom w:val="single" w:color="CCCCCC" w:sz="4"/>
+              <w:right w:val="single" w:color="CCCCCC" w:sz="4"/>
+            </w:tcBorders>
+            <w:shd w:fill="FFFFFF" w:val="clear"/>
+            <w:tcMar>
+              <w:top w:type="dxa" w:w="80"/>
+              <w:left w:type="dxa" w:w="120"/>
+              <w:bottom w:type="dxa" w:w="80"/>
+              <w:right w:type="dxa" w:w="120"/>
+            </w:tcMar>
+          </w:tcPr>
+          <w:p>
+            <w:pPr>
+              <w:spacing w:after="0" w:before="0"/>
+            </w:pPr>
+            <w:r>
+              <w:rPr>
+                <w:rFonts w:ascii="BIZ UDPGothic" w:cs="BIZ UDPGothic" w:eastAsia="BIZ UDPGothic" w:hAnsi="BIZ UDPGothic"/>
+                <w:b/>
+                <w:bCs/>
+                <w:i w:val="false"/>
+                <w:iCs w:val="false"/>
+                <w:color w:val="404040"/>
+                <w:sz w:val="18"/>
+                <w:szCs w:val="18"/>
+              </w:rPr>
+              <w:t xml:space="preserve">#11</w:t>
+            </w:r>
+          </w:p>
+        </w:tc>
+        <w:tc>
+          <w:tcPr>
+            <w:tcW w:type="dxa" w:w="2200"/>
+            <w:tcBorders>
+              <w:top w:val="single" w:color="CCCCCC" w:sz="4"/>
+              <w:left w:val="single" w:color="CCCCCC" w:sz="4"/>
+              <w:bottom w:val="single" w:color="CCCCCC" w:sz="4"/>
+              <w:right w:val="single" w:color="CCCCCC" w:sz="4"/>
+            </w:tcBorders>
+            <w:shd w:fill="FFFFFF" w:val="clear"/>
+            <w:tcMar>
+              <w:top w:type="dxa" w:w="80"/>
+              <w:left w:type="dxa" w:w="120"/>
+              <w:bottom w:type="dxa" w:w="80"/>
+              <w:right w:type="dxa" w:w="120"/>
+            </w:tcMar>
+          </w:tcPr>
+          <w:p>
+            <w:pPr>
+              <w:spacing w:after="0" w:before="0"/>
+            </w:pPr>
+            <w:r>
+              <w:rPr>
+                <w:rFonts w:ascii="BIZ UDPGothic" w:cs="BIZ UDPGothic" w:eastAsia="BIZ UDPGothic" w:hAnsi="BIZ UDPGothic"/>
+                <w:b w:val="false"/>
+                <w:bCs w:val="false"/>
+                <w:i w:val="false"/>
+                <w:iCs w:val="false"/>
+                <w:color w:val="404040"/>
+                <w:sz w:val="16"/>
+                <w:szCs w:val="16"/>
+              </w:rPr>
+              <w:t xml:space="preserve">GitHub Actions CI/CD</w:t>
+            </w:r>
+          </w:p>
+        </w:tc>
+        <w:tc>
+          <w:tcPr>
+            <w:tcW w:type="dxa" w:w="1500"/>
+            <w:tcBorders>
+              <w:top w:val="single" w:color="CCCCCC" w:sz="4"/>
+              <w:left w:val="single" w:color="CCCCCC" w:sz="4"/>
+              <w:bottom w:val="single" w:color="CCCCCC" w:sz="4"/>
+              <w:right w:val="single" w:color="CCCCCC" w:sz="4"/>
+            </w:tcBorders>
+            <w:shd w:fill="FFFFFF" w:val="clear"/>
+            <w:tcMar>
+              <w:top w:type="dxa" w:w="80"/>
+              <w:left w:type="dxa" w:w="120"/>
+              <w:bottom w:type="dxa" w:w="80"/>
+              <w:right w:type="dxa" w:w="120"/>
+            </w:tcMar>
+          </w:tcPr>
+          <w:p>
+            <w:pPr>
+              <w:spacing w:after="0" w:before="0"/>
+            </w:pPr>
+            <w:r>
+              <w:rPr>
+                <w:rFonts w:ascii="BIZ UDPGothic" w:cs="BIZ UDPGothic" w:eastAsia="BIZ UDPGothic" w:hAnsi="BIZ UDPGothic"/>
+                <w:b w:val="false"/>
+                <w:bCs w:val="false"/>
+                <w:i w:val="false"/>
+                <w:iCs w:val="false"/>
+                <w:color w:val="404040"/>
+                <w:sz w:val="16"/>
+                <w:szCs w:val="16"/>
+              </w:rPr>
+              <w:t xml:space="preserve">評価中</w:t>
+            </w:r>
+          </w:p>
+          <w:p>
+            <w:pPr>
+              <w:spacing w:after="0" w:before="0"/>
+            </w:pPr>
+            <w:r>
+              <w:rPr>
+                <w:rFonts w:ascii="BIZ UDPGothic" w:cs="BIZ UDPGothic" w:eastAsia="BIZ UDPGothic" w:hAnsi="BIZ UDPGothic"/>
+                <w:b w:val="false"/>
+                <w:bCs w:val="false"/>
+                <w:i w:val="false"/>
+                <w:iCs w:val="false"/>
+                <w:color w:val="404040"/>
+                <w:sz w:val="16"/>
+                <w:szCs w:val="16"/>
+              </w:rPr>
+              <w:t xml:space="preserve">Đang đánh giá</w:t>
+            </w:r>
+          </w:p>
+        </w:tc>
+        <w:tc>
+          <w:tcPr>
+            <w:tcW w:type="dxa" w:w="1800"/>
+            <w:tcBorders>
+              <w:top w:val="single" w:color="CCCCCC" w:sz="4"/>
+              <w:left w:val="single" w:color="CCCCCC" w:sz="4"/>
+              <w:bottom w:val="single" w:color="CCCCCC" w:sz="4"/>
+              <w:right w:val="single" w:color="CCCCCC" w:sz="4"/>
+            </w:tcBorders>
+            <w:shd w:fill="FFFFFF" w:val="clear"/>
+            <w:tcMar>
+              <w:top w:type="dxa" w:w="80"/>
+              <w:left w:type="dxa" w:w="120"/>
+              <w:bottom w:type="dxa" w:w="80"/>
+              <w:right w:type="dxa" w:w="120"/>
+            </w:tcMar>
+          </w:tcPr>
+          <w:p>
+            <w:pPr>
+              <w:spacing w:after="0" w:before="0"/>
+            </w:pPr>
+            <w:r>
+              <w:rPr>
+                <w:rFonts w:ascii="BIZ UDPGothic" w:cs="BIZ UDPGothic" w:eastAsia="BIZ UDPGothic" w:hAnsi="BIZ UDPGothic"/>
+                <w:b/>
+                <w:bCs/>
+                <w:i w:val="false"/>
+                <w:iCs w:val="false"/>
+                <w:color w:val="404040"/>
+                <w:sz w:val="16"/>
+                <w:szCs w:val="16"/>
+              </w:rPr>
+              <w:t xml:space="preserve">優先度引上推奨</w:t>
+            </w:r>
+          </w:p>
+          <w:p>
+            <w:pPr>
+              <w:spacing w:after="0" w:before="0"/>
+            </w:pPr>
+            <w:r>
+              <w:rPr>
+                <w:rFonts w:ascii="BIZ UDPGothic" w:cs="BIZ UDPGothic" w:eastAsia="BIZ UDPGothic" w:hAnsi="BIZ UDPGothic"/>
+                <w:b/>
+                <w:bCs/>
+                <w:i w:val="false"/>
+                <w:iCs w:val="false"/>
+                <w:color w:val="404040"/>
+                <w:sz w:val="16"/>
+                <w:szCs w:val="16"/>
+              </w:rPr>
+              <w:t xml:space="preserve">Nên nâng ưu tiên</w:t>
+            </w:r>
+          </w:p>
+        </w:tc>
+        <w:tc>
+          <w:tcPr>
+            <w:tcW w:type="dxa" w:w="600"/>
+            <w:tcBorders>
+              <w:top w:val="single" w:color="CCCCCC" w:sz="4"/>
+              <w:left w:val="single" w:color="CCCCCC" w:sz="4"/>
+              <w:bottom w:val="single" w:color="CCCCCC" w:sz="4"/>
+              <w:right w:val="single" w:color="CCCCCC" w:sz="4"/>
+            </w:tcBorders>
+            <w:shd w:fill="FFFFFF" w:val="clear"/>
+            <w:tcMar>
+              <w:top w:type="dxa" w:w="80"/>
+              <w:left w:type="dxa" w:w="120"/>
+              <w:bottom w:type="dxa" w:w="80"/>
+              <w:right w:type="dxa" w:w="120"/>
+            </w:tcMar>
+          </w:tcPr>
+          <w:p>
+            <w:pPr>
+              <w:spacing w:after="0" w:before="0"/>
+            </w:pPr>
+            <w:r>
+              <w:rPr>
+                <w:rFonts w:ascii="BIZ UDPGothic" w:cs="BIZ UDPGothic" w:eastAsia="BIZ UDPGothic" w:hAnsi="BIZ UDPGothic"/>
+                <w:b w:val="false"/>
+                <w:bCs w:val="false"/>
+                <w:i w:val="false"/>
+                <w:iCs w:val="false"/>
+                <w:color w:val="404040"/>
+                <w:sz w:val="16"/>
+                <w:szCs w:val="16"/>
+              </w:rPr>
+              <w:t xml:space="preserve">②</w:t>
+            </w:r>
+          </w:p>
+        </w:tc>
+        <w:tc>
+          <w:tcPr>
+            <w:tcW w:type="dxa" w:w="2906"/>
+            <w:tcBorders>
+              <w:top w:val="single" w:color="CCCCCC" w:sz="4"/>
+              <w:left w:val="single" w:color="CCCCCC" w:sz="4"/>
+              <w:bottom w:val="single" w:color="CCCCCC" w:sz="4"/>
+              <w:right w:val="single" w:color="CCCCCC" w:sz="4"/>
+            </w:tcBorders>
+            <w:shd w:fill="FFFFFF" w:val="clear"/>
+            <w:tcMar>
+              <w:top w:type="dxa" w:w="80"/>
+              <w:left w:type="dxa" w:w="120"/>
+              <w:bottom w:type="dxa" w:w="80"/>
+              <w:right w:type="dxa" w:w="120"/>
+            </w:tcMar>
+          </w:tcPr>
+          <w:p>
+            <w:pPr>
+              <w:spacing w:after="0" w:before="0"/>
+            </w:pPr>
+            <w:r>
+              <w:rPr>
+                <w:rFonts w:ascii="BIZ UDPGothic" w:cs="BIZ UDPGothic" w:eastAsia="BIZ UDPGothic" w:hAnsi="BIZ UDPGothic"/>
+                <w:b w:val="false"/>
+                <w:bCs w:val="false"/>
+                <w:i w:val="false"/>
+                <w:iCs w:val="false"/>
+                <w:color w:val="404040"/>
+                <w:sz w:val="16"/>
+                <w:szCs w:val="16"/>
+              </w:rPr>
+              <w:t xml:space="preserve"/>
+            </w:r>
+          </w:p>
+        </w:tc>
+      </w:tr>
+      <w:tr>
+        <w:tc>
+          <w:tcPr>
+            <w:tcW w:type="dxa" w:w="500"/>
+            <w:tcBorders>
+              <w:top w:val="single" w:color="CCCCCC" w:sz="4"/>
+              <w:left w:val="single" w:color="CCCCCC" w:sz="4"/>
+              <w:bottom w:val="single" w:color="CCCCCC" w:sz="4"/>
+              <w:right w:val="single" w:color="CCCCCC" w:sz="4"/>
+            </w:tcBorders>
+            <w:shd w:fill="FFFFFF" w:val="clear"/>
+            <w:tcMar>
+              <w:top w:type="dxa" w:w="80"/>
+              <w:left w:type="dxa" w:w="120"/>
+              <w:bottom w:type="dxa" w:w="80"/>
+              <w:right w:type="dxa" w:w="120"/>
+            </w:tcMar>
+          </w:tcPr>
+          <w:p>
+            <w:pPr>
+              <w:spacing w:after="0" w:before="0"/>
+            </w:pPr>
+            <w:r>
+              <w:rPr>
+                <w:rFonts w:ascii="BIZ UDPGothic" w:cs="BIZ UDPGothic" w:eastAsia="BIZ UDPGothic" w:hAnsi="BIZ UDPGothic"/>
+                <w:b/>
+                <w:bCs/>
+                <w:i w:val="false"/>
+                <w:iCs w:val="false"/>
+                <w:color w:val="404040"/>
+                <w:sz w:val="18"/>
+                <w:szCs w:val="18"/>
+              </w:rPr>
+              <w:t xml:space="preserve">#12</w:t>
+            </w:r>
+          </w:p>
+        </w:tc>
+        <w:tc>
+          <w:tcPr>
+            <w:tcW w:type="dxa" w:w="2200"/>
+            <w:tcBorders>
+              <w:top w:val="single" w:color="CCCCCC" w:sz="4"/>
+              <w:left w:val="single" w:color="CCCCCC" w:sz="4"/>
+              <w:bottom w:val="single" w:color="CCCCCC" w:sz="4"/>
+              <w:right w:val="single" w:color="CCCCCC" w:sz="4"/>
+            </w:tcBorders>
+            <w:shd w:fill="FFFFFF" w:val="clear"/>
+            <w:tcMar>
+              <w:top w:type="dxa" w:w="80"/>
+              <w:left w:type="dxa" w:w="120"/>
+              <w:bottom w:type="dxa" w:w="80"/>
+              <w:right w:type="dxa" w:w="120"/>
+            </w:tcMar>
+          </w:tcPr>
+          <w:p>
+            <w:pPr>
+              <w:spacing w:after="0" w:before="0"/>
+            </w:pPr>
+            <w:r>
+              <w:rPr>
+                <w:rFonts w:ascii="BIZ UDPGothic" w:cs="BIZ UDPGothic" w:eastAsia="BIZ UDPGothic" w:hAnsi="BIZ UDPGothic"/>
+                <w:b w:val="false"/>
+                <w:bCs w:val="false"/>
+                <w:i w:val="false"/>
+                <w:iCs w:val="false"/>
+                <w:color w:val="404040"/>
+                <w:sz w:val="16"/>
+                <w:szCs w:val="16"/>
+              </w:rPr>
+              <w:t xml:space="preserve">Dockerfile作成</w:t>
+            </w:r>
+          </w:p>
+          <w:p>
+            <w:pPr>
+              <w:spacing w:after="0" w:before="0"/>
+            </w:pPr>
+            <w:r>
+              <w:rPr>
+                <w:rFonts w:ascii="BIZ UDPGothic" w:cs="BIZ UDPGothic" w:eastAsia="BIZ UDPGothic" w:hAnsi="BIZ UDPGothic"/>
+                <w:b w:val="false"/>
+                <w:bCs w:val="false"/>
+                <w:i w:val="false"/>
+                <w:iCs w:val="false"/>
+                <w:color w:val="404040"/>
+                <w:sz w:val="16"/>
+                <w:szCs w:val="16"/>
+              </w:rPr>
+              <w:t xml:space="preserve">Tạo Dockerfile</w:t>
+            </w:r>
+          </w:p>
+        </w:tc>
+        <w:tc>
+          <w:tcPr>
+            <w:tcW w:type="dxa" w:w="1500"/>
+            <w:tcBorders>
+              <w:top w:val="single" w:color="CCCCCC" w:sz="4"/>
+              <w:left w:val="single" w:color="CCCCCC" w:sz="4"/>
+              <w:bottom w:val="single" w:color="CCCCCC" w:sz="4"/>
+              <w:right w:val="single" w:color="CCCCCC" w:sz="4"/>
+            </w:tcBorders>
+            <w:shd w:fill="FFFFFF" w:val="clear"/>
+            <w:tcMar>
+              <w:top w:type="dxa" w:w="80"/>
+              <w:left w:type="dxa" w:w="120"/>
+              <w:bottom w:type="dxa" w:w="80"/>
+              <w:right w:type="dxa" w:w="120"/>
+            </w:tcMar>
+          </w:tcPr>
+          <w:p>
+            <w:pPr>
+              <w:spacing w:after="0" w:before="0"/>
+            </w:pPr>
+            <w:r>
+              <w:rPr>
+                <w:rFonts w:ascii="BIZ UDPGothic" w:cs="BIZ UDPGothic" w:eastAsia="BIZ UDPGothic" w:hAnsi="BIZ UDPGothic"/>
+                <w:b w:val="false"/>
+                <w:bCs w:val="false"/>
+                <w:i w:val="false"/>
+                <w:iCs w:val="false"/>
+                <w:color w:val="404040"/>
+                <w:sz w:val="16"/>
+                <w:szCs w:val="16"/>
+              </w:rPr>
+              <w:t xml:space="preserve">評価中</w:t>
+            </w:r>
+          </w:p>
+          <w:p>
+            <w:pPr>
+              <w:spacing w:after="0" w:before="0"/>
+            </w:pPr>
+            <w:r>
+              <w:rPr>
+                <w:rFonts w:ascii="BIZ UDPGothic" w:cs="BIZ UDPGothic" w:eastAsia="BIZ UDPGothic" w:hAnsi="BIZ UDPGothic"/>
+                <w:b w:val="false"/>
+                <w:bCs w:val="false"/>
+                <w:i w:val="false"/>
+                <w:iCs w:val="false"/>
+                <w:color w:val="404040"/>
+                <w:sz w:val="16"/>
+                <w:szCs w:val="16"/>
+              </w:rPr>
+              <w:t xml:space="preserve">Đang đánh giá</w:t>
+            </w:r>
+          </w:p>
+        </w:tc>
+        <w:tc>
+          <w:tcPr>
+            <w:tcW w:type="dxa" w:w="1800"/>
+            <w:tcBorders>
+              <w:top w:val="single" w:color="CCCCCC" w:sz="4"/>
+              <w:left w:val="single" w:color="CCCCCC" w:sz="4"/>
+              <w:bottom w:val="single" w:color="CCCCCC" w:sz="4"/>
+              <w:right w:val="single" w:color="CCCCCC" w:sz="4"/>
+            </w:tcBorders>
+            <w:shd w:fill="FFFFFF" w:val="clear"/>
+            <w:tcMar>
+              <w:top w:type="dxa" w:w="80"/>
+              <w:left w:type="dxa" w:w="120"/>
+              <w:bottom w:type="dxa" w:w="80"/>
+              <w:right w:type="dxa" w:w="120"/>
+            </w:tcMar>
+          </w:tcPr>
+          <w:p>
+            <w:pPr>
+              <w:spacing w:after="0" w:before="0"/>
+            </w:pPr>
+            <w:r>
+              <w:rPr>
+                <w:rFonts w:ascii="BIZ UDPGothic" w:cs="BIZ UDPGothic" w:eastAsia="BIZ UDPGothic" w:hAnsi="BIZ UDPGothic"/>
+                <w:b/>
+                <w:bCs/>
+                <w:i w:val="false"/>
+                <w:iCs w:val="false"/>
+                <w:color w:val="404040"/>
+                <w:sz w:val="16"/>
+                <w:szCs w:val="16"/>
+              </w:rPr>
+              <w:t xml:space="preserve">優先度引上推奨</w:t>
+            </w:r>
+          </w:p>
+          <w:p>
+            <w:pPr>
+              <w:spacing w:after="0" w:before="0"/>
+            </w:pPr>
+            <w:r>
+              <w:rPr>
+                <w:rFonts w:ascii="BIZ UDPGothic" w:cs="BIZ UDPGothic" w:eastAsia="BIZ UDPGothic" w:hAnsi="BIZ UDPGothic"/>
+                <w:b/>
+                <w:bCs/>
+                <w:i w:val="false"/>
+                <w:iCs w:val="false"/>
+                <w:color w:val="404040"/>
+                <w:sz w:val="16"/>
+                <w:szCs w:val="16"/>
+              </w:rPr>
+              <w:t xml:space="preserve">Nên nâng ưu tiên</w:t>
+            </w:r>
+          </w:p>
+        </w:tc>
+        <w:tc>
+          <w:tcPr>
+            <w:tcW w:type="dxa" w:w="600"/>
+            <w:tcBorders>
+              <w:top w:val="single" w:color="CCCCCC" w:sz="4"/>
+              <w:left w:val="single" w:color="CCCCCC" w:sz="4"/>
+              <w:bottom w:val="single" w:color="CCCCCC" w:sz="4"/>
+              <w:right w:val="single" w:color="CCCCCC" w:sz="4"/>
+            </w:tcBorders>
+            <w:shd w:fill="FFFFFF" w:val="clear"/>
+            <w:tcMar>
+              <w:top w:type="dxa" w:w="80"/>
+              <w:left w:type="dxa" w:w="120"/>
+              <w:bottom w:type="dxa" w:w="80"/>
+              <w:right w:type="dxa" w:w="120"/>
+            </w:tcMar>
+          </w:tcPr>
+          <w:p>
+            <w:pPr>
+              <w:spacing w:after="0" w:before="0"/>
+            </w:pPr>
+            <w:r>
+              <w:rPr>
+                <w:rFonts w:ascii="BIZ UDPGothic" w:cs="BIZ UDPGothic" w:eastAsia="BIZ UDPGothic" w:hAnsi="BIZ UDPGothic"/>
+                <w:b w:val="false"/>
+                <w:bCs w:val="false"/>
+                <w:i w:val="false"/>
+                <w:iCs w:val="false"/>
+                <w:color w:val="404040"/>
+                <w:sz w:val="16"/>
+                <w:szCs w:val="16"/>
+              </w:rPr>
+              <w:t xml:space="preserve">②</w:t>
+            </w:r>
+          </w:p>
+        </w:tc>
+        <w:tc>
+          <w:tcPr>
+            <w:tcW w:type="dxa" w:w="2906"/>
+            <w:tcBorders>
+              <w:top w:val="single" w:color="CCCCCC" w:sz="4"/>
+              <w:left w:val="single" w:color="CCCCCC" w:sz="4"/>
+              <w:bottom w:val="single" w:color="CCCCCC" w:sz="4"/>
+              <w:right w:val="single" w:color="CCCCCC" w:sz="4"/>
+            </w:tcBorders>
+            <w:shd w:fill="FFFFFF" w:val="clear"/>
+            <w:tcMar>
+              <w:top w:type="dxa" w:w="80"/>
+              <w:left w:type="dxa" w:w="120"/>
+              <w:bottom w:type="dxa" w:w="80"/>
+              <w:right w:type="dxa" w:w="120"/>
+            </w:tcMar>
+          </w:tcPr>
+          <w:p>
+            <w:pPr>
+              <w:spacing w:after="0" w:before="0"/>
+            </w:pPr>
+            <w:r>
+              <w:rPr>
+                <w:rFonts w:ascii="BIZ UDPGothic" w:cs="BIZ UDPGothic" w:eastAsia="BIZ UDPGothic" w:hAnsi="BIZ UDPGothic"/>
+                <w:b w:val="false"/>
+                <w:bCs w:val="false"/>
+                <w:i w:val="false"/>
+                <w:iCs w:val="false"/>
+                <w:color w:val="404040"/>
+                <w:sz w:val="16"/>
+                <w:szCs w:val="16"/>
+              </w:rPr>
+              <w:t xml:space="preserve"/>
+            </w:r>
+          </w:p>
+        </w:tc>
+      </w:tr>
+      <w:tr>
+        <w:tc>
+          <w:tcPr>
+            <w:tcW w:type="dxa" w:w="500"/>
+            <w:tcBorders>
+              <w:top w:val="single" w:color="CCCCCC" w:sz="4"/>
+              <w:left w:val="single" w:color="CCCCCC" w:sz="4"/>
+              <w:bottom w:val="single" w:color="CCCCCC" w:sz="4"/>
+              <w:right w:val="single" w:color="CCCCCC" w:sz="4"/>
+            </w:tcBorders>
+            <w:shd w:fill="FFFFFF" w:val="clear"/>
+            <w:tcMar>
+              <w:top w:type="dxa" w:w="80"/>
+              <w:left w:type="dxa" w:w="120"/>
+              <w:bottom w:type="dxa" w:w="80"/>
+              <w:right w:type="dxa" w:w="120"/>
+            </w:tcMar>
+          </w:tcPr>
+          <w:p>
+            <w:pPr>
+              <w:spacing w:after="0" w:before="0"/>
+            </w:pPr>
+            <w:r>
+              <w:rPr>
+                <w:rFonts w:ascii="BIZ UDPGothic" w:cs="BIZ UDPGothic" w:eastAsia="BIZ UDPGothic" w:hAnsi="BIZ UDPGothic"/>
+                <w:b/>
+                <w:bCs/>
+                <w:i w:val="false"/>
+                <w:iCs w:val="false"/>
+                <w:color w:val="404040"/>
+                <w:sz w:val="18"/>
+                <w:szCs w:val="18"/>
+              </w:rPr>
+              <w:t xml:space="preserve">#13</w:t>
+            </w:r>
+          </w:p>
+        </w:tc>
+        <w:tc>
+          <w:tcPr>
+            <w:tcW w:type="dxa" w:w="2200"/>
+            <w:tcBorders>
+              <w:top w:val="single" w:color="CCCCCC" w:sz="4"/>
+              <w:left w:val="single" w:color="CCCCCC" w:sz="4"/>
+              <w:bottom w:val="single" w:color="CCCCCC" w:sz="4"/>
+              <w:right w:val="single" w:color="CCCCCC" w:sz="4"/>
+            </w:tcBorders>
+            <w:shd w:fill="FFFFFF" w:val="clear"/>
+            <w:tcMar>
+              <w:top w:type="dxa" w:w="80"/>
+              <w:left w:type="dxa" w:w="120"/>
+              <w:bottom w:type="dxa" w:w="80"/>
+              <w:right w:type="dxa" w:w="120"/>
+            </w:tcMar>
+          </w:tcPr>
+          <w:p>
+            <w:pPr>
+              <w:spacing w:after="0" w:before="0"/>
+            </w:pPr>
+            <w:r>
+              <w:rPr>
+                <w:rFonts w:ascii="BIZ UDPGothic" w:cs="BIZ UDPGothic" w:eastAsia="BIZ UDPGothic" w:hAnsi="BIZ UDPGothic"/>
+                <w:b w:val="false"/>
+                <w:bCs w:val="false"/>
+                <w:i w:val="false"/>
+                <w:iCs w:val="false"/>
+                <w:color w:val="404040"/>
+                <w:sz w:val="16"/>
+                <w:szCs w:val="16"/>
+              </w:rPr>
+              <w:t xml:space="preserve">SFTPパス修正</w:t>
+            </w:r>
+          </w:p>
+          <w:p>
+            <w:pPr>
+              <w:spacing w:after="0" w:before="0"/>
+            </w:pPr>
+            <w:r>
+              <w:rPr>
+                <w:rFonts w:ascii="BIZ UDPGothic" w:cs="BIZ UDPGothic" w:eastAsia="BIZ UDPGothic" w:hAnsi="BIZ UDPGothic"/>
+                <w:b w:val="false"/>
+                <w:bCs w:val="false"/>
+                <w:i w:val="false"/>
+                <w:iCs w:val="false"/>
+                <w:color w:val="404040"/>
+                <w:sz w:val="16"/>
+                <w:szCs w:val="16"/>
+              </w:rPr>
+              <w:t xml:space="preserve">Sửa đường dẫn SFTP</w:t>
+            </w:r>
+          </w:p>
+        </w:tc>
+        <w:tc>
+          <w:tcPr>
+            <w:tcW w:type="dxa" w:w="1500"/>
+            <w:tcBorders>
+              <w:top w:val="single" w:color="CCCCCC" w:sz="4"/>
+              <w:left w:val="single" w:color="CCCCCC" w:sz="4"/>
+              <w:bottom w:val="single" w:color="CCCCCC" w:sz="4"/>
+              <w:right w:val="single" w:color="CCCCCC" w:sz="4"/>
+            </w:tcBorders>
+            <w:shd w:fill="FFFFFF" w:val="clear"/>
+            <w:tcMar>
+              <w:top w:type="dxa" w:w="80"/>
+              <w:left w:type="dxa" w:w="120"/>
+              <w:bottom w:type="dxa" w:w="80"/>
+              <w:right w:type="dxa" w:w="120"/>
+            </w:tcMar>
+          </w:tcPr>
+          <w:p>
+            <w:pPr>
+              <w:spacing w:after="0" w:before="0"/>
+            </w:pPr>
+            <w:r>
+              <w:rPr>
+                <w:rFonts w:ascii="BIZ UDPGothic" w:cs="BIZ UDPGothic" w:eastAsia="BIZ UDPGothic" w:hAnsi="BIZ UDPGothic"/>
+                <w:b w:val="false"/>
+                <w:bCs w:val="false"/>
+                <w:i w:val="false"/>
+                <w:iCs w:val="false"/>
+                <w:color w:val="404040"/>
+                <w:sz w:val="16"/>
+                <w:szCs w:val="16"/>
+              </w:rPr>
+              <w:t xml:space="preserve">問題なし</w:t>
+            </w:r>
+          </w:p>
+          <w:p>
+            <w:pPr>
+              <w:spacing w:after="0" w:before="0"/>
+            </w:pPr>
+            <w:r>
+              <w:rPr>
+                <w:rFonts w:ascii="BIZ UDPGothic" w:cs="BIZ UDPGothic" w:eastAsia="BIZ UDPGothic" w:hAnsi="BIZ UDPGothic"/>
+                <w:b w:val="false"/>
+                <w:bCs w:val="false"/>
+                <w:i w:val="false"/>
+                <w:iCs w:val="false"/>
+                <w:color w:val="404040"/>
+                <w:sz w:val="16"/>
+                <w:szCs w:val="16"/>
+              </w:rPr>
+              <w:t xml:space="preserve">Không vấn đề</w:t>
+            </w:r>
+          </w:p>
+        </w:tc>
+        <w:tc>
+          <w:tcPr>
+            <w:tcW w:type="dxa" w:w="1800"/>
+            <w:tcBorders>
+              <w:top w:val="single" w:color="CCCCCC" w:sz="4"/>
+              <w:left w:val="single" w:color="CCCCCC" w:sz="4"/>
+              <w:bottom w:val="single" w:color="CCCCCC" w:sz="4"/>
+              <w:right w:val="single" w:color="CCCCCC" w:sz="4"/>
+            </w:tcBorders>
+            <w:shd w:fill="FFFFFF" w:val="clear"/>
+            <w:tcMar>
+              <w:top w:type="dxa" w:w="80"/>
+              <w:left w:type="dxa" w:w="120"/>
+              <w:bottom w:type="dxa" w:w="80"/>
+              <w:right w:type="dxa" w:w="120"/>
+            </w:tcMar>
+          </w:tcPr>
+          <w:p>
+            <w:pPr>
+              <w:spacing w:after="0" w:before="0"/>
+            </w:pPr>
+            <w:r>
+              <w:rPr>
+                <w:rFonts w:ascii="BIZ UDPGothic" w:cs="BIZ UDPGothic" w:eastAsia="BIZ UDPGothic" w:hAnsi="BIZ UDPGothic"/>
+                <w:b/>
+                <w:bCs/>
+                <w:i w:val="false"/>
+                <w:iCs w:val="false"/>
+                <w:color w:val="CC0000"/>
+                <w:sz w:val="16"/>
+                <w:szCs w:val="16"/>
+              </w:rPr>
+              <w:t xml:space="preserve">対応すべき</w:t>
+            </w:r>
+          </w:p>
+          <w:p>
+            <w:pPr>
+              <w:spacing w:after="0" w:before="0"/>
+            </w:pPr>
+            <w:r>
+              <w:rPr>
+                <w:rFonts w:ascii="BIZ UDPGothic" w:cs="BIZ UDPGothic" w:eastAsia="BIZ UDPGothic" w:hAnsi="BIZ UDPGothic"/>
+                <w:b/>
+                <w:bCs/>
+                <w:i w:val="false"/>
+                <w:iCs w:val="false"/>
+                <w:color w:val="CC0000"/>
+                <w:sz w:val="16"/>
+                <w:szCs w:val="16"/>
+              </w:rPr>
+              <w:t xml:space="preserve">Nên sửa</w:t>
+            </w:r>
+          </w:p>
+        </w:tc>
+        <w:tc>
+          <w:tcPr>
+            <w:tcW w:type="dxa" w:w="600"/>
+            <w:tcBorders>
+              <w:top w:val="single" w:color="CCCCCC" w:sz="4"/>
+              <w:left w:val="single" w:color="CCCCCC" w:sz="4"/>
+              <w:bottom w:val="single" w:color="CCCCCC" w:sz="4"/>
+              <w:right w:val="single" w:color="CCCCCC" w:sz="4"/>
+            </w:tcBorders>
+            <w:shd w:fill="FFFFFF" w:val="clear"/>
+            <w:tcMar>
+              <w:top w:type="dxa" w:w="80"/>
+              <w:left w:type="dxa" w:w="120"/>
+              <w:bottom w:type="dxa" w:w="80"/>
+              <w:right w:type="dxa" w:w="120"/>
+            </w:tcMar>
+          </w:tcPr>
+          <w:p>
+            <w:pPr>
+              <w:spacing w:after="0" w:before="0"/>
+            </w:pPr>
+            <w:r>
+              <w:rPr>
+                <w:rFonts w:ascii="BIZ UDPGothic" w:cs="BIZ UDPGothic" w:eastAsia="BIZ UDPGothic" w:hAnsi="BIZ UDPGothic"/>
+                <w:b w:val="false"/>
+                <w:bCs w:val="false"/>
+                <w:i w:val="false"/>
+                <w:iCs w:val="false"/>
+                <w:color w:val="404040"/>
+                <w:sz w:val="16"/>
+                <w:szCs w:val="16"/>
+              </w:rPr>
+              <w:t xml:space="preserve">①②</w:t>
+            </w:r>
+          </w:p>
+        </w:tc>
+        <w:tc>
+          <w:tcPr>
+            <w:tcW w:type="dxa" w:w="2906"/>
+            <w:tcBorders>
+              <w:top w:val="single" w:color="CCCCCC" w:sz="4"/>
+              <w:left w:val="single" w:color="CCCCCC" w:sz="4"/>
+              <w:bottom w:val="single" w:color="CCCCCC" w:sz="4"/>
+              <w:right w:val="single" w:color="CCCCCC" w:sz="4"/>
+            </w:tcBorders>
+            <w:shd w:fill="FFFFFF" w:val="clear"/>
+            <w:tcMar>
+              <w:top w:type="dxa" w:w="80"/>
+              <w:left w:type="dxa" w:w="120"/>
+              <w:bottom w:type="dxa" w:w="80"/>
+              <w:right w:type="dxa" w:w="120"/>
+            </w:tcMar>
+          </w:tcPr>
+          <w:p>
+            <w:pPr>
+              <w:spacing w:after="0" w:before="0"/>
+            </w:pPr>
+            <w:r>
+              <w:rPr>
+                <w:rFonts w:ascii="BIZ UDPGothic" w:cs="BIZ UDPGothic" w:eastAsia="BIZ UDPGothic" w:hAnsi="BIZ UDPGothic"/>
+                <w:b w:val="false"/>
+                <w:bCs w:val="false"/>
+                <w:i w:val="false"/>
+                <w:iCs w:val="false"/>
+                <w:color w:val="404040"/>
+                <w:sz w:val="16"/>
+                <w:szCs w:val="16"/>
+              </w:rPr>
+              <w:t xml:space="preserve"/>
+            </w:r>
+          </w:p>
+        </w:tc>
+      </w:tr>
+      <w:tr>
+        <w:tc>
+          <w:tcPr>
+            <w:tcW w:type="dxa" w:w="500"/>
+            <w:tcBorders>
+              <w:top w:val="single" w:color="CCCCCC" w:sz="4"/>
+              <w:left w:val="single" w:color="CCCCCC" w:sz="4"/>
+              <w:bottom w:val="single" w:color="CCCCCC" w:sz="4"/>
+              <w:right w:val="single" w:color="CCCCCC" w:sz="4"/>
+            </w:tcBorders>
+            <w:shd w:fill="FFFFFF" w:val="clear"/>
+            <w:tcMar>
+              <w:top w:type="dxa" w:w="80"/>
+              <w:left w:type="dxa" w:w="120"/>
+              <w:bottom w:type="dxa" w:w="80"/>
+              <w:right w:type="dxa" w:w="120"/>
+            </w:tcMar>
+          </w:tcPr>
+          <w:p>
+            <w:pPr>
+              <w:spacing w:after="0" w:before="0"/>
+            </w:pPr>
+            <w:r>
+              <w:rPr>
+                <w:rFonts w:ascii="BIZ UDPGothic" w:cs="BIZ UDPGothic" w:eastAsia="BIZ UDPGothic" w:hAnsi="BIZ UDPGothic"/>
+                <w:b/>
+                <w:bCs/>
+                <w:i w:val="false"/>
+                <w:iCs w:val="false"/>
+                <w:color w:val="404040"/>
+                <w:sz w:val="18"/>
+                <w:szCs w:val="18"/>
+              </w:rPr>
+              <w:t xml:space="preserve">#14</w:t>
+            </w:r>
+          </w:p>
+        </w:tc>
+        <w:tc>
+          <w:tcPr>
+            <w:tcW w:type="dxa" w:w="2200"/>
+            <w:tcBorders>
+              <w:top w:val="single" w:color="CCCCCC" w:sz="4"/>
+              <w:left w:val="single" w:color="CCCCCC" w:sz="4"/>
+              <w:bottom w:val="single" w:color="CCCCCC" w:sz="4"/>
+              <w:right w:val="single" w:color="CCCCCC" w:sz="4"/>
+            </w:tcBorders>
+            <w:shd w:fill="FFFFFF" w:val="clear"/>
+            <w:tcMar>
+              <w:top w:type="dxa" w:w="80"/>
+              <w:left w:type="dxa" w:w="120"/>
+              <w:bottom w:type="dxa" w:w="80"/>
+              <w:right w:type="dxa" w:w="120"/>
+            </w:tcMar>
+          </w:tcPr>
+          <w:p>
+            <w:pPr>
+              <w:spacing w:after="0" w:before="0"/>
+            </w:pPr>
+            <w:r>
+              <w:rPr>
+                <w:rFonts w:ascii="BIZ UDPGothic" w:cs="BIZ UDPGothic" w:eastAsia="BIZ UDPGothic" w:hAnsi="BIZ UDPGothic"/>
+                <w:b w:val="false"/>
+                <w:bCs w:val="false"/>
+                <w:i w:val="false"/>
+                <w:iCs w:val="false"/>
+                <w:color w:val="404040"/>
+                <w:sz w:val="16"/>
+                <w:szCs w:val="16"/>
+              </w:rPr>
+              <w:t xml:space="preserve">外部URL環境変数化</w:t>
+            </w:r>
+          </w:p>
+          <w:p>
+            <w:pPr>
+              <w:spacing w:after="0" w:before="0"/>
+            </w:pPr>
+            <w:r>
+              <w:rPr>
+                <w:rFonts w:ascii="BIZ UDPGothic" w:cs="BIZ UDPGothic" w:eastAsia="BIZ UDPGothic" w:hAnsi="BIZ UDPGothic"/>
+                <w:b w:val="false"/>
+                <w:bCs w:val="false"/>
+                <w:i w:val="false"/>
+                <w:iCs w:val="false"/>
+                <w:color w:val="404040"/>
+                <w:sz w:val="16"/>
+                <w:szCs w:val="16"/>
+              </w:rPr>
+              <w:t xml:space="preserve">Biến môi trường hóa URL</w:t>
+            </w:r>
+          </w:p>
+        </w:tc>
+        <w:tc>
+          <w:tcPr>
+            <w:tcW w:type="dxa" w:w="1500"/>
+            <w:tcBorders>
+              <w:top w:val="single" w:color="CCCCCC" w:sz="4"/>
+              <w:left w:val="single" w:color="CCCCCC" w:sz="4"/>
+              <w:bottom w:val="single" w:color="CCCCCC" w:sz="4"/>
+              <w:right w:val="single" w:color="CCCCCC" w:sz="4"/>
+            </w:tcBorders>
+            <w:shd w:fill="FFFFFF" w:val="clear"/>
+            <w:tcMar>
+              <w:top w:type="dxa" w:w="80"/>
+              <w:left w:type="dxa" w:w="120"/>
+              <w:bottom w:type="dxa" w:w="80"/>
+              <w:right w:type="dxa" w:w="120"/>
+            </w:tcMar>
+          </w:tcPr>
+          <w:p>
+            <w:pPr>
+              <w:spacing w:after="0" w:before="0"/>
+            </w:pPr>
+            <w:r>
+              <w:rPr>
+                <w:rFonts w:ascii="BIZ UDPGothic" w:cs="BIZ UDPGothic" w:eastAsia="BIZ UDPGothic" w:hAnsi="BIZ UDPGothic"/>
+                <w:b w:val="false"/>
+                <w:bCs w:val="false"/>
+                <w:i w:val="false"/>
+                <w:iCs w:val="false"/>
+                <w:color w:val="404040"/>
+                <w:sz w:val="16"/>
+                <w:szCs w:val="16"/>
+              </w:rPr>
+              <w:t xml:space="preserve">問題なし</w:t>
+            </w:r>
+          </w:p>
+          <w:p>
+            <w:pPr>
+              <w:spacing w:after="0" w:before="0"/>
+            </w:pPr>
+            <w:r>
+              <w:rPr>
+                <w:rFonts w:ascii="BIZ UDPGothic" w:cs="BIZ UDPGothic" w:eastAsia="BIZ UDPGothic" w:hAnsi="BIZ UDPGothic"/>
+                <w:b w:val="false"/>
+                <w:bCs w:val="false"/>
+                <w:i w:val="false"/>
+                <w:iCs w:val="false"/>
+                <w:color w:val="404040"/>
+                <w:sz w:val="16"/>
+                <w:szCs w:val="16"/>
+              </w:rPr>
+              <w:t xml:space="preserve">Không vấn đề</w:t>
+            </w:r>
+          </w:p>
+        </w:tc>
+        <w:tc>
+          <w:tcPr>
+            <w:tcW w:type="dxa" w:w="1800"/>
+            <w:tcBorders>
+              <w:top w:val="single" w:color="CCCCCC" w:sz="4"/>
+              <w:left w:val="single" w:color="CCCCCC" w:sz="4"/>
+              <w:bottom w:val="single" w:color="CCCCCC" w:sz="4"/>
+              <w:right w:val="single" w:color="CCCCCC" w:sz="4"/>
+            </w:tcBorders>
+            <w:shd w:fill="FFFFFF" w:val="clear"/>
+            <w:tcMar>
+              <w:top w:type="dxa" w:w="80"/>
+              <w:left w:type="dxa" w:w="120"/>
+              <w:bottom w:type="dxa" w:w="80"/>
+              <w:right w:type="dxa" w:w="120"/>
+            </w:tcMar>
+          </w:tcPr>
+          <w:p>
+            <w:pPr>
+              <w:spacing w:after="0" w:before="0"/>
+            </w:pPr>
+            <w:r>
+              <w:rPr>
+                <w:rFonts w:ascii="BIZ UDPGothic" w:cs="BIZ UDPGothic" w:eastAsia="BIZ UDPGothic" w:hAnsi="BIZ UDPGothic"/>
+                <w:b/>
+                <w:bCs/>
+                <w:i w:val="false"/>
+                <w:iCs w:val="false"/>
+                <w:color w:val="CC0000"/>
+                <w:sz w:val="16"/>
+                <w:szCs w:val="16"/>
+              </w:rPr>
+              <w:t xml:space="preserve">要再確認</w:t>
+            </w:r>
+          </w:p>
+          <w:p>
+            <w:pPr>
+              <w:spacing w:after="0" w:before="0"/>
+            </w:pPr>
+            <w:r>
+              <w:rPr>
+                <w:rFonts w:ascii="BIZ UDPGothic" w:cs="BIZ UDPGothic" w:eastAsia="BIZ UDPGothic" w:hAnsi="BIZ UDPGothic"/>
+                <w:b/>
+                <w:bCs/>
+                <w:i w:val="false"/>
+                <w:iCs w:val="false"/>
+                <w:color w:val="CC0000"/>
+                <w:sz w:val="16"/>
+                <w:szCs w:val="16"/>
+              </w:rPr>
+              <w:t xml:space="preserve">Cần xác nhận lại</w:t>
+            </w:r>
+          </w:p>
+        </w:tc>
+        <w:tc>
+          <w:tcPr>
+            <w:tcW w:type="dxa" w:w="600"/>
+            <w:tcBorders>
+              <w:top w:val="single" w:color="CCCCCC" w:sz="4"/>
+              <w:left w:val="single" w:color="CCCCCC" w:sz="4"/>
+              <w:bottom w:val="single" w:color="CCCCCC" w:sz="4"/>
+              <w:right w:val="single" w:color="CCCCCC" w:sz="4"/>
+            </w:tcBorders>
+            <w:shd w:fill="FFFFFF" w:val="clear"/>
+            <w:tcMar>
+              <w:top w:type="dxa" w:w="80"/>
+              <w:left w:type="dxa" w:w="120"/>
+              <w:bottom w:type="dxa" w:w="80"/>
+              <w:right w:type="dxa" w:w="120"/>
+            </w:tcMar>
+          </w:tcPr>
+          <w:p>
+            <w:pPr>
+              <w:spacing w:after="0" w:before="0"/>
+            </w:pPr>
+            <w:r>
+              <w:rPr>
+                <w:rFonts w:ascii="BIZ UDPGothic" w:cs="BIZ UDPGothic" w:eastAsia="BIZ UDPGothic" w:hAnsi="BIZ UDPGothic"/>
+                <w:b w:val="false"/>
+                <w:bCs w:val="false"/>
+                <w:i w:val="false"/>
+                <w:iCs w:val="false"/>
+                <w:color w:val="404040"/>
+                <w:sz w:val="16"/>
+                <w:szCs w:val="16"/>
+              </w:rPr>
+              <w:t xml:space="preserve">②</w:t>
+            </w:r>
+          </w:p>
+        </w:tc>
+        <w:tc>
+          <w:tcPr>
+            <w:tcW w:type="dxa" w:w="2906"/>
+            <w:tcBorders>
+              <w:top w:val="single" w:color="CCCCCC" w:sz="4"/>
+              <w:left w:val="single" w:color="CCCCCC" w:sz="4"/>
+              <w:bottom w:val="single" w:color="CCCCCC" w:sz="4"/>
+              <w:right w:val="single" w:color="CCCCCC" w:sz="4"/>
+            </w:tcBorders>
+            <w:shd w:fill="FFFFFF" w:val="clear"/>
+            <w:tcMar>
+              <w:top w:type="dxa" w:w="80"/>
+              <w:left w:type="dxa" w:w="120"/>
+              <w:bottom w:type="dxa" w:w="80"/>
+              <w:right w:type="dxa" w:w="120"/>
+            </w:tcMar>
+          </w:tcPr>
+          <w:p>
+            <w:pPr>
+              <w:spacing w:after="0" w:before="0"/>
+            </w:pPr>
+            <w:r>
+              <w:rPr>
+                <w:rFonts w:ascii="BIZ UDPGothic" w:cs="BIZ UDPGothic" w:eastAsia="BIZ UDPGothic" w:hAnsi="BIZ UDPGothic"/>
+                <w:b w:val="false"/>
+                <w:bCs w:val="false"/>
+                <w:i w:val="false"/>
+                <w:iCs w:val="false"/>
+                <w:color w:val="404040"/>
+                <w:sz w:val="16"/>
+                <w:szCs w:val="16"/>
+              </w:rPr>
+              <w:t xml:space="preserve"/>
+            </w:r>
+          </w:p>
+        </w:tc>
+      </w:tr>
+      <w:tr>
+        <w:tc>
+          <w:tcPr>
+            <w:tcW w:type="dxa" w:w="500"/>
+            <w:tcBorders>
+              <w:top w:val="single" w:color="CCCCCC" w:sz="4"/>
+              <w:left w:val="single" w:color="CCCCCC" w:sz="4"/>
+              <w:bottom w:val="single" w:color="CCCCCC" w:sz="4"/>
+              <w:right w:val="single" w:color="CCCCCC" w:sz="4"/>
+            </w:tcBorders>
+            <w:shd w:fill="FFFFFF" w:val="clear"/>
+            <w:tcMar>
+              <w:top w:type="dxa" w:w="80"/>
+              <w:left w:type="dxa" w:w="120"/>
+              <w:bottom w:type="dxa" w:w="80"/>
+              <w:right w:type="dxa" w:w="120"/>
+            </w:tcMar>
+          </w:tcPr>
+          <w:p>
+            <w:pPr>
+              <w:spacing w:after="0" w:before="0"/>
+            </w:pPr>
+            <w:r>
+              <w:rPr>
+                <w:rFonts w:ascii="BIZ UDPGothic" w:cs="BIZ UDPGothic" w:eastAsia="BIZ UDPGothic" w:hAnsi="BIZ UDPGothic"/>
+                <w:b/>
+                <w:bCs/>
+                <w:i w:val="false"/>
+                <w:iCs w:val="false"/>
+                <w:color w:val="404040"/>
+                <w:sz w:val="18"/>
+                <w:szCs w:val="18"/>
+              </w:rPr>
+              <w:t xml:space="preserve">#15</w:t>
+            </w:r>
+          </w:p>
+        </w:tc>
+        <w:tc>
+          <w:tcPr>
+            <w:tcW w:type="dxa" w:w="2200"/>
+            <w:tcBorders>
+              <w:top w:val="single" w:color="CCCCCC" w:sz="4"/>
+              <w:left w:val="single" w:color="CCCCCC" w:sz="4"/>
+              <w:bottom w:val="single" w:color="CCCCCC" w:sz="4"/>
+              <w:right w:val="single" w:color="CCCCCC" w:sz="4"/>
+            </w:tcBorders>
+            <w:shd w:fill="FFFFFF" w:val="clear"/>
+            <w:tcMar>
+              <w:top w:type="dxa" w:w="80"/>
+              <w:left w:type="dxa" w:w="120"/>
+              <w:bottom w:type="dxa" w:w="80"/>
+              <w:right w:type="dxa" w:w="120"/>
+            </w:tcMar>
+          </w:tcPr>
+          <w:p>
+            <w:pPr>
+              <w:spacing w:after="0" w:before="0"/>
+            </w:pPr>
+            <w:r>
+              <w:rPr>
+                <w:rFonts w:ascii="BIZ UDPGothic" w:cs="BIZ UDPGothic" w:eastAsia="BIZ UDPGothic" w:hAnsi="BIZ UDPGothic"/>
+                <w:b w:val="false"/>
+                <w:bCs w:val="false"/>
+                <w:i w:val="false"/>
+                <w:iCs w:val="false"/>
+                <w:color w:val="404040"/>
+                <w:sz w:val="16"/>
+                <w:szCs w:val="16"/>
+              </w:rPr>
+              <w:t xml:space="preserve">フロントエンド差分</w:t>
+            </w:r>
+          </w:p>
+          <w:p>
+            <w:pPr>
+              <w:spacing w:after="0" w:before="0"/>
+            </w:pPr>
+            <w:r>
+              <w:rPr>
+                <w:rFonts w:ascii="BIZ UDPGothic" w:cs="BIZ UDPGothic" w:eastAsia="BIZ UDPGothic" w:hAnsi="BIZ UDPGothic"/>
+                <w:b w:val="false"/>
+                <w:bCs w:val="false"/>
+                <w:i w:val="false"/>
+                <w:iCs w:val="false"/>
+                <w:color w:val="404040"/>
+                <w:sz w:val="16"/>
+                <w:szCs w:val="16"/>
+              </w:rPr>
+              <w:t xml:space="preserve">Merge khác biệt frontend</w:t>
+            </w:r>
+          </w:p>
+        </w:tc>
+        <w:tc>
+          <w:tcPr>
+            <w:tcW w:type="dxa" w:w="1500"/>
+            <w:tcBorders>
+              <w:top w:val="single" w:color="CCCCCC" w:sz="4"/>
+              <w:left w:val="single" w:color="CCCCCC" w:sz="4"/>
+              <w:bottom w:val="single" w:color="CCCCCC" w:sz="4"/>
+              <w:right w:val="single" w:color="CCCCCC" w:sz="4"/>
+            </w:tcBorders>
+            <w:shd w:fill="FFFFFF" w:val="clear"/>
+            <w:tcMar>
+              <w:top w:type="dxa" w:w="80"/>
+              <w:left w:type="dxa" w:w="120"/>
+              <w:bottom w:type="dxa" w:w="80"/>
+              <w:right w:type="dxa" w:w="120"/>
+            </w:tcMar>
+          </w:tcPr>
+          <w:p>
+            <w:pPr>
+              <w:spacing w:after="0" w:before="0"/>
+            </w:pPr>
+            <w:r>
+              <w:rPr>
+                <w:rFonts w:ascii="BIZ UDPGothic" w:cs="BIZ UDPGothic" w:eastAsia="BIZ UDPGothic" w:hAnsi="BIZ UDPGothic"/>
+                <w:b w:val="false"/>
+                <w:bCs w:val="false"/>
+                <w:i w:val="false"/>
+                <w:iCs w:val="false"/>
+                <w:color w:val="404040"/>
+                <w:sz w:val="16"/>
+                <w:szCs w:val="16"/>
+              </w:rPr>
+              <w:t xml:space="preserve">問題なし</w:t>
+            </w:r>
+          </w:p>
+          <w:p>
+            <w:pPr>
+              <w:spacing w:after="0" w:before="0"/>
+            </w:pPr>
+            <w:r>
+              <w:rPr>
+                <w:rFonts w:ascii="BIZ UDPGothic" w:cs="BIZ UDPGothic" w:eastAsia="BIZ UDPGothic" w:hAnsi="BIZ UDPGothic"/>
+                <w:b w:val="false"/>
+                <w:bCs w:val="false"/>
+                <w:i w:val="false"/>
+                <w:iCs w:val="false"/>
+                <w:color w:val="404040"/>
+                <w:sz w:val="16"/>
+                <w:szCs w:val="16"/>
+              </w:rPr>
+              <w:t xml:space="preserve">Không vấn đề</w:t>
+            </w:r>
+          </w:p>
+        </w:tc>
+        <w:tc>
+          <w:tcPr>
+            <w:tcW w:type="dxa" w:w="1800"/>
+            <w:tcBorders>
+              <w:top w:val="single" w:color="CCCCCC" w:sz="4"/>
+              <w:left w:val="single" w:color="CCCCCC" w:sz="4"/>
+              <w:bottom w:val="single" w:color="CCCCCC" w:sz="4"/>
+              <w:right w:val="single" w:color="CCCCCC" w:sz="4"/>
+            </w:tcBorders>
+            <w:shd w:fill="FFFFFF" w:val="clear"/>
+            <w:tcMar>
+              <w:top w:type="dxa" w:w="80"/>
+              <w:left w:type="dxa" w:w="120"/>
+              <w:bottom w:type="dxa" w:w="80"/>
+              <w:right w:type="dxa" w:w="120"/>
+            </w:tcMar>
+          </w:tcPr>
+          <w:p>
+            <w:pPr>
+              <w:spacing w:after="0" w:before="0"/>
+            </w:pPr>
+            <w:r>
+              <w:rPr>
+                <w:rFonts w:ascii="BIZ UDPGothic" w:cs="BIZ UDPGothic" w:eastAsia="BIZ UDPGothic" w:hAnsi="BIZ UDPGothic"/>
+                <w:b/>
+                <w:bCs/>
+                <w:i w:val="false"/>
+                <w:iCs w:val="false"/>
+                <w:color w:val="CC0000"/>
+                <w:sz w:val="16"/>
+                <w:szCs w:val="16"/>
+              </w:rPr>
+              <w:t xml:space="preserve">★要確認</w:t>
+            </w:r>
+          </w:p>
+          <w:p>
+            <w:pPr>
+              <w:spacing w:after="0" w:before="0"/>
+            </w:pPr>
+            <w:r>
+              <w:rPr>
+                <w:rFonts w:ascii="BIZ UDPGothic" w:cs="BIZ UDPGothic" w:eastAsia="BIZ UDPGothic" w:hAnsi="BIZ UDPGothic"/>
+                <w:b/>
+                <w:bCs/>
+                <w:i w:val="false"/>
+                <w:iCs w:val="false"/>
+                <w:color w:val="CC0000"/>
+                <w:sz w:val="16"/>
+                <w:szCs w:val="16"/>
+              </w:rPr>
+              <w:t xml:space="preserve">★Cần xác nhận</w:t>
+            </w:r>
+          </w:p>
+        </w:tc>
+        <w:tc>
+          <w:tcPr>
+            <w:tcW w:type="dxa" w:w="600"/>
+            <w:tcBorders>
+              <w:top w:val="single" w:color="CCCCCC" w:sz="4"/>
+              <w:left w:val="single" w:color="CCCCCC" w:sz="4"/>
+              <w:bottom w:val="single" w:color="CCCCCC" w:sz="4"/>
+              <w:right w:val="single" w:color="CCCCCC" w:sz="4"/>
+            </w:tcBorders>
+            <w:shd w:fill="FFFFFF" w:val="clear"/>
+            <w:tcMar>
+              <w:top w:type="dxa" w:w="80"/>
+              <w:left w:type="dxa" w:w="120"/>
+              <w:bottom w:type="dxa" w:w="80"/>
+              <w:right w:type="dxa" w:w="120"/>
+            </w:tcMar>
+          </w:tcPr>
+          <w:p>
+            <w:pPr>
+              <w:spacing w:after="0" w:before="0"/>
+            </w:pPr>
+            <w:r>
+              <w:rPr>
+                <w:rFonts w:ascii="BIZ UDPGothic" w:cs="BIZ UDPGothic" w:eastAsia="BIZ UDPGothic" w:hAnsi="BIZ UDPGothic"/>
+                <w:b w:val="false"/>
+                <w:bCs w:val="false"/>
+                <w:i w:val="false"/>
+                <w:iCs w:val="false"/>
+                <w:color w:val="404040"/>
+                <w:sz w:val="16"/>
+                <w:szCs w:val="16"/>
+              </w:rPr>
+              <w:t xml:space="preserve">②③</w:t>
+            </w:r>
+          </w:p>
+        </w:tc>
+        <w:tc>
+          <w:tcPr>
+            <w:tcW w:type="dxa" w:w="2906"/>
+            <w:tcBorders>
+              <w:top w:val="single" w:color="CCCCCC" w:sz="4"/>
+              <w:left w:val="single" w:color="CCCCCC" w:sz="4"/>
+              <w:bottom w:val="single" w:color="CCCCCC" w:sz="4"/>
+              <w:right w:val="single" w:color="CCCCCC" w:sz="4"/>
+            </w:tcBorders>
+            <w:shd w:fill="FFFFFF" w:val="clear"/>
+            <w:tcMar>
+              <w:top w:type="dxa" w:w="80"/>
+              <w:left w:type="dxa" w:w="120"/>
+              <w:bottom w:type="dxa" w:w="80"/>
+              <w:right w:type="dxa" w:w="120"/>
+            </w:tcMar>
+          </w:tcPr>
+          <w:p>
+            <w:pPr>
+              <w:spacing w:after="0" w:before="0"/>
+            </w:pPr>
+            <w:r>
+              <w:rPr>
+                <w:rFonts w:ascii="BIZ UDPGothic" w:cs="BIZ UDPGothic" w:eastAsia="BIZ UDPGothic" w:hAnsi="BIZ UDPGothic"/>
+                <w:b w:val="false"/>
+                <w:bCs w:val="false"/>
+                <w:i w:val="false"/>
+                <w:iCs w:val="false"/>
+                <w:color w:val="404040"/>
+                <w:sz w:val="16"/>
+                <w:szCs w:val="16"/>
+              </w:rPr>
+              <w:t xml:space="preserve">調査結果あり</w:t>
+            </w:r>
+          </w:p>
+          <w:p>
+            <w:pPr>
+              <w:spacing w:after="0" w:before="0"/>
+            </w:pPr>
+            <w:r>
+              <w:rPr>
+                <w:rFonts w:ascii="BIZ UDPGothic" w:cs="BIZ UDPGothic" w:eastAsia="BIZ UDPGothic" w:hAnsi="BIZ UDPGothic"/>
+                <w:b w:val="false"/>
+                <w:bCs w:val="false"/>
+                <w:i w:val="false"/>
+                <w:iCs w:val="false"/>
+                <w:color w:val="404040"/>
+                <w:sz w:val="16"/>
+                <w:szCs w:val="16"/>
+              </w:rPr>
+              <w:t xml:space="preserve">Có kết quả điều tra</w:t>
+            </w:r>
+          </w:p>
+        </w:tc>
+      </w:tr>
+    </w:tbl>
+    <w:p>
+      <w:pPr>
+        <w:spacing w:after="80" w:before="200"/>
+      </w:pPr>
+      <w:r>
+        <w:rPr>
+          <w:rFonts w:ascii="BIZ UDPGothic" w:cs="BIZ UDPGothic" w:eastAsia="BIZ UDPGothic" w:hAnsi="BIZ UDPGothic"/>
+          <w:b/>
+          <w:bCs/>
+          <w:color w:val="404040"/>
+          <w:sz w:val="20"/>
+          <w:szCs w:val="20"/>
+        </w:rPr>
+        <w:t xml:space="preserve">▶ #3 webpackプロキシ — ソースコード調査結果（2026-03-21）</w:t>
+      </w:r>
+      <w:r>
+        <w:rPr>
+          <w:rFonts w:ascii="BIZ UDPGothic" w:cs="BIZ UDPGothic" w:eastAsia="BIZ UDPGothic" w:hAnsi="BIZ UDPGothic"/>
+          <w:i/>
+          <w:iCs/>
+          <w:color w:val="888888"/>
+          <w:sz w:val="16"/>
+          <w:szCs w:val="16"/>
+        </w:rPr>
+        <w:t xml:space="preserve"> / #3 Webpack Proxy — Kết Quả Điều Tra Source Code (2026-03-21)</w:t>
+      </w:r>
+    </w:p>
+    <w:p>
+      <w:pPr>
+        <w:spacing w:after="80" w:before="80"/>
+      </w:pPr>
+      <w:r>
+        <w:rPr>
+          <w:rFonts w:ascii="BIZ UDPGothic" w:cs="BIZ UDPGothic" w:eastAsia="BIZ UDPGothic" w:hAnsi="BIZ UDPGothic"/>
+          <w:color w:val="404040"/>
+          <w:sz w:val="18"/>
+          <w:szCs w:val="18"/>
+        </w:rPr>
+        <w:t xml:space="preserve">当初「開発環境限定（localhost）であるため問題なし」と判定したが、ソースコード調査により以下の問題が判明した。</w:t>
+      </w:r>
+      <w:r>
+        <w:rPr>
+          <w:rFonts w:ascii="BIZ UDPGothic" w:cs="BIZ UDPGothic" w:eastAsia="BIZ UDPGothic" w:hAnsi="BIZ UDPGothic"/>
+          <w:i/>
+          <w:iCs/>
+          <w:color w:val="888888"/>
+          <w:sz w:val="18"/>
+          <w:szCs w:val="18"/>
+        </w:rPr>
+        <w:t xml:space="preserve"> / Ban đầu đánh giá "Không vấn đề vì chỉ dùng cho development (localhost)", nhưng điều tra source code phát hiện các vấn đề sau.</w:t>
+      </w:r>
+    </w:p>
+    <w:tbl>
+      <w:tblPr>
+        <w:tblW w:type="dxa" w:w="9506"/>
+        <w:tblBorders>
+          <w:top/>
+          <w:left/>
+          <w:bottom/>
+          <w:right/>
+          <w:insideH w:val="single" w:color="auto" w:sz="4"/>
+          <w:insideV w:val="single" w:color="auto" w:sz="4"/>
+        </w:tblBorders>
+      </w:tblPr>
+      <w:tblGrid>
+        <w:gridCol w:w="100"/>
+        <w:gridCol w:w="100"/>
+        <w:gridCol w:w="100"/>
+        <w:gridCol w:w="100"/>
+      </w:tblGrid>
+      <w:tr>
+        <w:trPr>
+          <w:tblHeader/>
+        </w:trPr>
+        <w:tc>
+          <w:tcPr>
+            <w:tcW w:type="dxa" w:w="600"/>
+            <w:tcBorders>
+              <w:top w:val="single" w:color="CCCCCC" w:sz="4"/>
+              <w:left w:val="single" w:color="CCCCCC" w:sz="4"/>
+              <w:bottom w:val="single" w:color="CCCCCC" w:sz="4"/>
+              <w:right w:val="single" w:color="CCCCCC" w:sz="4"/>
+            </w:tcBorders>
+            <w:shd w:fill="E8E8E8" w:val="clear"/>
+            <w:tcMar>
+              <w:top w:type="dxa" w:w="80"/>
+              <w:left w:type="dxa" w:w="120"/>
+              <w:bottom w:type="dxa" w:w="80"/>
+              <w:right w:type="dxa" w:w="120"/>
+            </w:tcMar>
+          </w:tcPr>
+          <w:p>
+            <w:pPr>
+              <w:spacing w:after="0" w:before="0"/>
+            </w:pPr>
+            <w:r>
+              <w:rPr>
+                <w:rFonts w:ascii="BIZ UDPGothic" w:cs="BIZ UDPGothic" w:eastAsia="BIZ UDPGothic" w:hAnsi="BIZ UDPGothic"/>
+                <w:b/>
+                <w:bCs/>
+                <w:color w:val="000000"/>
+                <w:sz w:val="18"/>
+                <w:szCs w:val="18"/>
+              </w:rPr>
+              <w:t xml:space="preserve">#</w:t>
+            </w:r>
+          </w:p>
+        </w:tc>
+        <w:tc>
+          <w:tcPr>
+            <w:tcW w:type="dxa" w:w="5906"/>
+            <w:tcBorders>
+              <w:top w:val="single" w:color="CCCCCC" w:sz="4"/>
+              <w:left w:val="single" w:color="CCCCCC" w:sz="4"/>
+              <w:bottom w:val="single" w:color="CCCCCC" w:sz="4"/>
+              <w:right w:val="single" w:color="CCCCCC" w:sz="4"/>
+            </w:tcBorders>
+            <w:shd w:fill="E8E8E8" w:val="clear"/>
+            <w:tcMar>
+              <w:top w:type="dxa" w:w="80"/>
+              <w:left w:type="dxa" w:w="120"/>
+              <w:bottom w:type="dxa" w:w="80"/>
+              <w:right w:type="dxa" w:w="120"/>
+            </w:tcMar>
+          </w:tcPr>
+          <w:p>
+            <w:pPr>
+              <w:spacing w:after="0" w:before="0"/>
+            </w:pPr>
+            <w:r>
+              <w:rPr>
+                <w:rFonts w:ascii="BIZ UDPGothic" w:cs="BIZ UDPGothic" w:eastAsia="BIZ UDPGothic" w:hAnsi="BIZ UDPGothic"/>
+                <w:b/>
+                <w:bCs/>
+                <w:color w:val="000000"/>
+                <w:sz w:val="18"/>
+                <w:szCs w:val="18"/>
+              </w:rPr>
+              <w:t xml:space="preserve">問題</w:t>
+            </w:r>
+            <w:r>
+              <w:rPr>
+                <w:rFonts w:ascii="BIZ UDPGothic" w:cs="BIZ UDPGothic" w:eastAsia="BIZ UDPGothic" w:hAnsi="BIZ UDPGothic"/>
+                <w:i/>
+                <w:iCs/>
+                <w:color w:val="888888"/>
+                <w:sz w:val="16"/>
+                <w:szCs w:val="16"/>
+              </w:rPr>
+              <w:t xml:space="preserve"> / Vấn đề</w:t>
+            </w:r>
+          </w:p>
+        </w:tc>
+        <w:tc>
+          <w:tcPr>
+            <w:tcW w:type="dxa" w:w="1000"/>
+            <w:tcBorders>
+              <w:top w:val="single" w:color="CCCCCC" w:sz="4"/>
+              <w:left w:val="single" w:color="CCCCCC" w:sz="4"/>
+              <w:bottom w:val="single" w:color="CCCCCC" w:sz="4"/>
+              <w:right w:val="single" w:color="CCCCCC" w:sz="4"/>
+            </w:tcBorders>
+            <w:shd w:fill="E8E8E8" w:val="clear"/>
+            <w:tcMar>
+              <w:top w:type="dxa" w:w="80"/>
+              <w:left w:type="dxa" w:w="120"/>
+              <w:bottom w:type="dxa" w:w="80"/>
+              <w:right w:type="dxa" w:w="120"/>
+            </w:tcMar>
+          </w:tcPr>
+          <w:p>
+            <w:pPr>
+              <w:spacing w:after="0" w:before="0"/>
+            </w:pPr>
+            <w:r>
+              <w:rPr>
+                <w:rFonts w:ascii="BIZ UDPGothic" w:cs="BIZ UDPGothic" w:eastAsia="BIZ UDPGothic" w:hAnsi="BIZ UDPGothic"/>
+                <w:b/>
+                <w:bCs/>
+                <w:color w:val="000000"/>
+                <w:sz w:val="18"/>
+                <w:szCs w:val="18"/>
+              </w:rPr>
+              <w:t xml:space="preserve">深刻度</w:t>
+            </w:r>
+            <w:r>
+              <w:rPr>
+                <w:rFonts w:ascii="BIZ UDPGothic" w:cs="BIZ UDPGothic" w:eastAsia="BIZ UDPGothic" w:hAnsi="BIZ UDPGothic"/>
+                <w:i/>
+                <w:iCs/>
+                <w:color w:val="888888"/>
+                <w:sz w:val="16"/>
+                <w:szCs w:val="16"/>
+              </w:rPr>
+              <w:t xml:space="preserve"> / Mức độ</w:t>
+            </w:r>
+          </w:p>
+        </w:tc>
+        <w:tc>
+          <w:tcPr>
+            <w:tcW w:type="dxa" w:w="2000"/>
+            <w:tcBorders>
+              <w:top w:val="single" w:color="CCCCCC" w:sz="4"/>
+              <w:left w:val="single" w:color="CCCCCC" w:sz="4"/>
+              <w:bottom w:val="single" w:color="CCCCCC" w:sz="4"/>
+              <w:right w:val="single" w:color="CCCCCC" w:sz="4"/>
+            </w:tcBorders>
+            <w:shd w:fill="E8E8E8" w:val="clear"/>
+            <w:tcMar>
+              <w:top w:type="dxa" w:w="80"/>
+              <w:left w:type="dxa" w:w="120"/>
+              <w:bottom w:type="dxa" w:w="80"/>
+              <w:right w:type="dxa" w:w="120"/>
+            </w:tcMar>
+          </w:tcPr>
+          <w:p>
+            <w:pPr>
+              <w:spacing w:after="0" w:before="0"/>
+            </w:pPr>
+            <w:r>
+              <w:rPr>
+                <w:rFonts w:ascii="BIZ UDPGothic" w:cs="BIZ UDPGothic" w:eastAsia="BIZ UDPGothic" w:hAnsi="BIZ UDPGothic"/>
+                <w:b/>
+                <w:bCs/>
+                <w:color w:val="000000"/>
+                <w:sz w:val="18"/>
+                <w:szCs w:val="18"/>
+              </w:rPr>
+              <w:t xml:space="preserve">違反原則</w:t>
+            </w:r>
+            <w:r>
+              <w:rPr>
+                <w:rFonts w:ascii="BIZ UDPGothic" w:cs="BIZ UDPGothic" w:eastAsia="BIZ UDPGothic" w:hAnsi="BIZ UDPGothic"/>
+                <w:i/>
+                <w:iCs/>
+                <w:color w:val="888888"/>
+                <w:sz w:val="16"/>
+                <w:szCs w:val="16"/>
+              </w:rPr>
+              <w:t xml:space="preserve"> / Nguyên tắc</w:t>
+            </w:r>
+          </w:p>
+        </w:tc>
+      </w:tr>
+      <w:tr>
+        <w:tc>
+          <w:tcPr>
+            <w:tcW w:type="dxa" w:w="600"/>
+            <w:tcBorders>
+              <w:top w:val="single" w:color="CCCCCC" w:sz="4"/>
+              <w:left w:val="single" w:color="CCCCCC" w:sz="4"/>
+              <w:bottom w:val="single" w:color="CCCCCC" w:sz="4"/>
+              <w:right w:val="single" w:color="CCCCCC" w:sz="4"/>
+            </w:tcBorders>
+            <w:shd w:fill="FFFFFF" w:val="clear"/>
+            <w:tcMar>
+              <w:top w:type="dxa" w:w="80"/>
+              <w:left w:type="dxa" w:w="120"/>
+              <w:bottom w:type="dxa" w:w="80"/>
+              <w:right w:type="dxa" w:w="120"/>
+            </w:tcMar>
+          </w:tcPr>
+          <w:p>
+            <w:pPr>
+              <w:spacing w:after="0" w:before="0"/>
+            </w:pPr>
+            <w:r>
+              <w:rPr>
+                <w:rFonts w:ascii="BIZ UDPGothic" w:cs="BIZ UDPGothic" w:eastAsia="BIZ UDPGothic" w:hAnsi="BIZ UDPGothic"/>
+                <w:b w:val="false"/>
+                <w:bCs w:val="false"/>
+                <w:i w:val="false"/>
+                <w:iCs w:val="false"/>
+                <w:color w:val="404040"/>
+                <w:sz w:val="18"/>
+                <w:szCs w:val="18"/>
+              </w:rPr>
+              <w:t xml:space="preserve">3-1</w:t>
+            </w:r>
+          </w:p>
+        </w:tc>
+        <w:tc>
+          <w:tcPr>
+            <w:tcW w:type="dxa" w:w="5906"/>
+            <w:tcBorders>
+              <w:top w:val="single" w:color="CCCCCC" w:sz="4"/>
+              <w:left w:val="single" w:color="CCCCCC" w:sz="4"/>
+              <w:bottom w:val="single" w:color="CCCCCC" w:sz="4"/>
+              <w:right w:val="single" w:color="CCCCCC" w:sz="4"/>
+            </w:tcBorders>
+            <w:shd w:fill="FFFFFF" w:val="clear"/>
+            <w:tcMar>
+              <w:top w:type="dxa" w:w="80"/>
+              <w:left w:type="dxa" w:w="120"/>
+              <w:bottom w:type="dxa" w:w="80"/>
+              <w:right w:type="dxa" w:w="120"/>
+            </w:tcMar>
+          </w:tcPr>
+          <w:p>
+            <w:pPr>
+              <w:spacing w:after="0" w:before="0"/>
+            </w:pPr>
+            <w:r>
+              <w:rPr>
+                <w:rFonts w:ascii="BIZ UDPGothic" w:cs="BIZ UDPGothic" w:eastAsia="BIZ UDPGothic" w:hAnsi="BIZ UDPGothic"/>
+                <w:b w:val="false"/>
+                <w:bCs w:val="false"/>
+                <w:i w:val="false"/>
+                <w:iCs w:val="false"/>
+                <w:color w:val="404040"/>
+                <w:sz w:val="16"/>
+                <w:szCs w:val="16"/>
+              </w:rPr>
+              <w:t xml:space="preserve">文書記載の /gift, /gift-api → :8080 はソースコードに存在しない（文書誤記）</w:t>
+            </w:r>
+          </w:p>
+          <w:p>
+            <w:pPr>
+              <w:spacing w:after="0" w:before="0"/>
+            </w:pPr>
+            <w:r>
+              <w:rPr>
+                <w:rFonts w:ascii="BIZ UDPGothic" w:cs="BIZ UDPGothic" w:eastAsia="BIZ UDPGothic" w:hAnsi="BIZ UDPGothic"/>
+                <w:b w:val="false"/>
+                <w:bCs w:val="false"/>
+                <w:i w:val="false"/>
+                <w:iCs w:val="false"/>
+                <w:color w:val="404040"/>
+                <w:sz w:val="16"/>
+                <w:szCs w:val="16"/>
+              </w:rPr>
+              <w:t xml:space="preserve">Mô tả /gift, /gift-api → :8080 trong tài liệu không tồn tại trong source code (lỗi tài liệu)</w:t>
+            </w:r>
+          </w:p>
+        </w:tc>
+        <w:tc>
+          <w:tcPr>
+            <w:tcW w:type="dxa" w:w="1000"/>
+            <w:tcBorders>
+              <w:top w:val="single" w:color="CCCCCC" w:sz="4"/>
+              <w:left w:val="single" w:color="CCCCCC" w:sz="4"/>
+              <w:bottom w:val="single" w:color="CCCCCC" w:sz="4"/>
+              <w:right w:val="single" w:color="CCCCCC" w:sz="4"/>
+            </w:tcBorders>
+            <w:shd w:fill="FFFFFF" w:val="clear"/>
+            <w:tcMar>
+              <w:top w:type="dxa" w:w="80"/>
+              <w:left w:type="dxa" w:w="120"/>
+              <w:bottom w:type="dxa" w:w="80"/>
+              <w:right w:type="dxa" w:w="120"/>
+            </w:tcMar>
+          </w:tcPr>
+          <w:p>
+            <w:pPr>
+              <w:spacing w:after="0" w:before="0"/>
+            </w:pPr>
+            <w:r>
+              <w:rPr>
+                <w:rFonts w:ascii="BIZ UDPGothic" w:cs="BIZ UDPGothic" w:eastAsia="BIZ UDPGothic" w:hAnsi="BIZ UDPGothic"/>
+                <w:b w:val="false"/>
+                <w:bCs w:val="false"/>
+                <w:i w:val="false"/>
+                <w:iCs w:val="false"/>
+                <w:color w:val="404040"/>
+                <w:sz w:val="18"/>
+                <w:szCs w:val="18"/>
+              </w:rPr>
+              <w:t xml:space="preserve">中</w:t>
+            </w:r>
+          </w:p>
+          <w:p>
+            <w:pPr>
+              <w:spacing w:after="0" w:before="0"/>
+            </w:pPr>
+            <w:r>
+              <w:rPr>
+                <w:rFonts w:ascii="BIZ UDPGothic" w:cs="BIZ UDPGothic" w:eastAsia="BIZ UDPGothic" w:hAnsi="BIZ UDPGothic"/>
+                <w:b w:val="false"/>
+                <w:bCs w:val="false"/>
+                <w:i w:val="false"/>
+                <w:iCs w:val="false"/>
+                <w:color w:val="404040"/>
+                <w:sz w:val="18"/>
+                <w:szCs w:val="18"/>
+              </w:rPr>
+              <w:t xml:space="preserve">Trung bình</w:t>
+            </w:r>
+          </w:p>
+        </w:tc>
+        <w:tc>
+          <w:tcPr>
+            <w:tcW w:type="dxa" w:w="2000"/>
+            <w:tcBorders>
+              <w:top w:val="single" w:color="CCCCCC" w:sz="4"/>
+              <w:left w:val="single" w:color="CCCCCC" w:sz="4"/>
+              <w:bottom w:val="single" w:color="CCCCCC" w:sz="4"/>
+              <w:right w:val="single" w:color="CCCCCC" w:sz="4"/>
+            </w:tcBorders>
+            <w:shd w:fill="FFFFFF" w:val="clear"/>
+            <w:tcMar>
+              <w:top w:type="dxa" w:w="80"/>
+              <w:left w:type="dxa" w:w="120"/>
+              <w:bottom w:type="dxa" w:w="80"/>
+              <w:right w:type="dxa" w:w="120"/>
+            </w:tcMar>
+          </w:tcPr>
+          <w:p>
+            <w:pPr>
+              <w:spacing w:after="0" w:before="0"/>
+            </w:pPr>
+            <w:r>
+              <w:rPr>
+                <w:rFonts w:ascii="BIZ UDPGothic" w:cs="BIZ UDPGothic" w:eastAsia="BIZ UDPGothic" w:hAnsi="BIZ UDPGothic"/>
+                <w:b w:val="false"/>
+                <w:bCs w:val="false"/>
+                <w:i w:val="false"/>
+                <w:iCs w:val="false"/>
+                <w:color w:val="404040"/>
+                <w:sz w:val="18"/>
+                <w:szCs w:val="18"/>
+              </w:rPr>
+              <w:t xml:space="preserve">—</w:t>
+            </w:r>
+          </w:p>
+        </w:tc>
+      </w:tr>
+      <w:tr>
+        <w:tc>
+          <w:tcPr>
+            <w:tcW w:type="dxa" w:w="600"/>
+            <w:tcBorders>
+              <w:top w:val="single" w:color="CCCCCC" w:sz="4"/>
+              <w:left w:val="single" w:color="CCCCCC" w:sz="4"/>
+              <w:bottom w:val="single" w:color="CCCCCC" w:sz="4"/>
+              <w:right w:val="single" w:color="CCCCCC" w:sz="4"/>
+            </w:tcBorders>
+            <w:shd w:fill="FFFFFF" w:val="clear"/>
+            <w:tcMar>
+              <w:top w:type="dxa" w:w="80"/>
+              <w:left w:type="dxa" w:w="120"/>
+              <w:bottom w:type="dxa" w:w="80"/>
+              <w:right w:type="dxa" w:w="120"/>
+            </w:tcMar>
+          </w:tcPr>
+          <w:p>
+            <w:pPr>
+              <w:spacing w:after="0" w:before="0"/>
+            </w:pPr>
+            <w:r>
+              <w:rPr>
+                <w:rFonts w:ascii="BIZ UDPGothic" w:cs="BIZ UDPGothic" w:eastAsia="BIZ UDPGothic" w:hAnsi="BIZ UDPGothic"/>
+                <w:b w:val="false"/>
+                <w:bCs w:val="false"/>
+                <w:i w:val="false"/>
+                <w:iCs w:val="false"/>
+                <w:color w:val="404040"/>
+                <w:sz w:val="18"/>
+                <w:szCs w:val="18"/>
+              </w:rPr>
+              <w:t xml:space="preserve">3-2</w:t>
+            </w:r>
+          </w:p>
+        </w:tc>
+        <w:tc>
+          <w:tcPr>
+            <w:tcW w:type="dxa" w:w="5906"/>
+            <w:tcBorders>
+              <w:top w:val="single" w:color="CCCCCC" w:sz="4"/>
+              <w:left w:val="single" w:color="CCCCCC" w:sz="4"/>
+              <w:bottom w:val="single" w:color="CCCCCC" w:sz="4"/>
+              <w:right w:val="single" w:color="CCCCCC" w:sz="4"/>
+            </w:tcBorders>
+            <w:shd w:fill="FFFFFF" w:val="clear"/>
+            <w:tcMar>
+              <w:top w:type="dxa" w:w="80"/>
+              <w:left w:type="dxa" w:w="120"/>
+              <w:bottom w:type="dxa" w:w="80"/>
+              <w:right w:type="dxa" w:w="120"/>
+            </w:tcMar>
+          </w:tcPr>
+          <w:p>
+            <w:pPr>
+              <w:spacing w:after="0" w:before="0"/>
+            </w:pPr>
+            <w:r>
+              <w:rPr>
+                <w:rFonts w:ascii="BIZ UDPGothic" w:cs="BIZ UDPGothic" w:eastAsia="BIZ UDPGothic" w:hAnsi="BIZ UDPGothic"/>
+                <w:b w:val="false"/>
+                <w:bCs w:val="false"/>
+                <w:i w:val="false"/>
+                <w:iCs w:val="false"/>
+                <w:color w:val="404040"/>
+                <w:sz w:val="16"/>
+                <w:szCs w:val="16"/>
+              </w:rPr>
+              <w:t xml:space="preserve">API URLがビルド時にハードコード（api-stg / api-spk.ignicapos.com）。</w:t>
+            </w:r>
+          </w:p>
+          <w:p>
+            <w:pPr>
+              <w:spacing w:after="0" w:before="0"/>
+            </w:pPr>
+            <w:r>
+              <w:rPr>
+                <w:rFonts w:ascii="BIZ UDPGothic" w:cs="BIZ UDPGothic" w:eastAsia="BIZ UDPGothic" w:hAnsi="BIZ UDPGothic"/>
+                <w:b w:val="false"/>
+                <w:bCs w:val="false"/>
+                <w:i w:val="false"/>
+                <w:iCs w:val="false"/>
+                <w:color w:val="404040"/>
+                <w:sz w:val="16"/>
+                <w:szCs w:val="16"/>
+              </w:rPr>
+              <w:t xml:space="preserve">--env inputの指定ミスでSTGがPRDのAPIを叩くリスク。</w:t>
+            </w:r>
+          </w:p>
+          <w:p>
+            <w:pPr>
+              <w:spacing w:after="0" w:before="0"/>
+            </w:pPr>
+            <w:r>
+              <w:rPr>
+                <w:rFonts w:ascii="BIZ UDPGothic" w:cs="BIZ UDPGothic" w:eastAsia="BIZ UDPGothic" w:hAnsi="BIZ UDPGothic"/>
+                <w:b w:val="false"/>
+                <w:bCs w:val="false"/>
+                <w:i w:val="false"/>
+                <w:iCs w:val="false"/>
+                <w:color w:val="404040"/>
+                <w:sz w:val="16"/>
+                <w:szCs w:val="16"/>
+              </w:rPr>
+              <w:t xml:space="preserve">API URL được hardcode lúc build (api-stg / api-spk.ignicapos.com).</w:t>
+            </w:r>
+          </w:p>
+          <w:p>
+            <w:pPr>
+              <w:spacing w:after="0" w:before="0"/>
+            </w:pPr>
+            <w:r>
+              <w:rPr>
+                <w:rFonts w:ascii="BIZ UDPGothic" w:cs="BIZ UDPGothic" w:eastAsia="BIZ UDPGothic" w:hAnsi="BIZ UDPGothic"/>
+                <w:b w:val="false"/>
+                <w:bCs w:val="false"/>
+                <w:i w:val="false"/>
+                <w:iCs w:val="false"/>
+                <w:color w:val="404040"/>
+                <w:sz w:val="16"/>
+                <w:szCs w:val="16"/>
+              </w:rPr>
+              <w:t xml:space="preserve">Nếu chỉ định sai --env input → STG gọi API của PRD.</w:t>
+            </w:r>
+          </w:p>
+        </w:tc>
+        <w:tc>
+          <w:tcPr>
+            <w:tcW w:type="dxa" w:w="1000"/>
+            <w:tcBorders>
+              <w:top w:val="single" w:color="CCCCCC" w:sz="4"/>
+              <w:left w:val="single" w:color="CCCCCC" w:sz="4"/>
+              <w:bottom w:val="single" w:color="CCCCCC" w:sz="4"/>
+              <w:right w:val="single" w:color="CCCCCC" w:sz="4"/>
+            </w:tcBorders>
+            <w:shd w:fill="FFFFFF" w:val="clear"/>
+            <w:tcMar>
+              <w:top w:type="dxa" w:w="80"/>
+              <w:left w:type="dxa" w:w="120"/>
+              <w:bottom w:type="dxa" w:w="80"/>
+              <w:right w:type="dxa" w:w="120"/>
+            </w:tcMar>
+          </w:tcPr>
+          <w:p>
+            <w:pPr>
+              <w:spacing w:after="0" w:before="0"/>
+            </w:pPr>
+            <w:r>
+              <w:rPr>
+                <w:rFonts w:ascii="BIZ UDPGothic" w:cs="BIZ UDPGothic" w:eastAsia="BIZ UDPGothic" w:hAnsi="BIZ UDPGothic"/>
+                <w:b/>
+                <w:bCs/>
+                <w:i w:val="false"/>
+                <w:iCs w:val="false"/>
+                <w:color w:val="CC0000"/>
+                <w:sz w:val="18"/>
+                <w:szCs w:val="18"/>
+              </w:rPr>
+              <w:t xml:space="preserve">高</w:t>
+            </w:r>
+          </w:p>
+          <w:p>
+            <w:pPr>
+              <w:spacing w:after="0" w:before="0"/>
+            </w:pPr>
+            <w:r>
+              <w:rPr>
+                <w:rFonts w:ascii="BIZ UDPGothic" w:cs="BIZ UDPGothic" w:eastAsia="BIZ UDPGothic" w:hAnsi="BIZ UDPGothic"/>
+                <w:b/>
+                <w:bCs/>
+                <w:i w:val="false"/>
+                <w:iCs w:val="false"/>
+                <w:color w:val="CC0000"/>
+                <w:sz w:val="18"/>
+                <w:szCs w:val="18"/>
+              </w:rPr>
+              <w:t xml:space="preserve">Cao</w:t>
+            </w:r>
+          </w:p>
+        </w:tc>
+        <w:tc>
+          <w:tcPr>
+            <w:tcW w:type="dxa" w:w="2000"/>
+            <w:tcBorders>
+              <w:top w:val="single" w:color="CCCCCC" w:sz="4"/>
+              <w:left w:val="single" w:color="CCCCCC" w:sz="4"/>
+              <w:bottom w:val="single" w:color="CCCCCC" w:sz="4"/>
+              <w:right w:val="single" w:color="CCCCCC" w:sz="4"/>
+            </w:tcBorders>
+            <w:shd w:fill="FFFFFF" w:val="clear"/>
+            <w:tcMar>
+              <w:top w:type="dxa" w:w="80"/>
+              <w:left w:type="dxa" w:w="120"/>
+              <w:bottom w:type="dxa" w:w="80"/>
+              <w:right w:type="dxa" w:w="120"/>
+            </w:tcMar>
+          </w:tcPr>
+          <w:p>
+            <w:pPr>
+              <w:spacing w:after="0" w:before="0"/>
+            </w:pPr>
+            <w:r>
+              <w:rPr>
+                <w:rFonts w:ascii="BIZ UDPGothic" w:cs="BIZ UDPGothic" w:eastAsia="BIZ UDPGothic" w:hAnsi="BIZ UDPGothic"/>
+                <w:b w:val="false"/>
+                <w:bCs w:val="false"/>
+                <w:i w:val="false"/>
+                <w:iCs w:val="false"/>
+                <w:color w:val="404040"/>
+                <w:sz w:val="18"/>
+                <w:szCs w:val="18"/>
+              </w:rPr>
+              <w:t xml:space="preserve">② 独立性</w:t>
+            </w:r>
+          </w:p>
+          <w:p>
+            <w:pPr>
+              <w:spacing w:after="0" w:before="0"/>
+            </w:pPr>
+            <w:r>
+              <w:rPr>
+                <w:rFonts w:ascii="BIZ UDPGothic" w:cs="BIZ UDPGothic" w:eastAsia="BIZ UDPGothic" w:hAnsi="BIZ UDPGothic"/>
+                <w:b w:val="false"/>
+                <w:bCs w:val="false"/>
+                <w:i w:val="false"/>
+                <w:iCs w:val="false"/>
+                <w:color w:val="404040"/>
+                <w:sz w:val="18"/>
+                <w:szCs w:val="18"/>
+              </w:rPr>
+              <w:t xml:space="preserve">③ 漏洩防止</w:t>
+            </w:r>
+          </w:p>
+        </w:tc>
+      </w:tr>
+      <w:tr>
+        <w:tc>
+          <w:tcPr>
+            <w:tcW w:type="dxa" w:w="600"/>
+            <w:tcBorders>
+              <w:top w:val="single" w:color="CCCCCC" w:sz="4"/>
+              <w:left w:val="single" w:color="CCCCCC" w:sz="4"/>
+              <w:bottom w:val="single" w:color="CCCCCC" w:sz="4"/>
+              <w:right w:val="single" w:color="CCCCCC" w:sz="4"/>
+            </w:tcBorders>
+            <w:shd w:fill="FFFFFF" w:val="clear"/>
+            <w:tcMar>
+              <w:top w:type="dxa" w:w="80"/>
+              <w:left w:type="dxa" w:w="120"/>
+              <w:bottom w:type="dxa" w:w="80"/>
+              <w:right w:type="dxa" w:w="120"/>
+            </w:tcMar>
+          </w:tcPr>
+          <w:p>
+            <w:pPr>
+              <w:spacing w:after="0" w:before="0"/>
+            </w:pPr>
+            <w:r>
+              <w:rPr>
+                <w:rFonts w:ascii="BIZ UDPGothic" w:cs="BIZ UDPGothic" w:eastAsia="BIZ UDPGothic" w:hAnsi="BIZ UDPGothic"/>
+                <w:b w:val="false"/>
+                <w:bCs w:val="false"/>
+                <w:i w:val="false"/>
+                <w:iCs w:val="false"/>
+                <w:color w:val="404040"/>
+                <w:sz w:val="18"/>
+                <w:szCs w:val="18"/>
+              </w:rPr>
+              <w:t xml:space="preserve">3-3</w:t>
+            </w:r>
+          </w:p>
+        </w:tc>
+        <w:tc>
+          <w:tcPr>
+            <w:tcW w:type="dxa" w:w="5906"/>
+            <w:tcBorders>
+              <w:top w:val="single" w:color="CCCCCC" w:sz="4"/>
+              <w:left w:val="single" w:color="CCCCCC" w:sz="4"/>
+              <w:bottom w:val="single" w:color="CCCCCC" w:sz="4"/>
+              <w:right w:val="single" w:color="CCCCCC" w:sz="4"/>
+            </w:tcBorders>
+            <w:shd w:fill="FFFFFF" w:val="clear"/>
+            <w:tcMar>
+              <w:top w:type="dxa" w:w="80"/>
+              <w:left w:type="dxa" w:w="120"/>
+              <w:bottom w:type="dxa" w:w="80"/>
+              <w:right w:type="dxa" w:w="120"/>
+            </w:tcMar>
+          </w:tcPr>
+          <w:p>
+            <w:pPr>
+              <w:spacing w:after="0" w:before="0"/>
+            </w:pPr>
+            <w:r>
+              <w:rPr>
+                <w:rFonts w:ascii="BIZ UDPGothic" w:cs="BIZ UDPGothic" w:eastAsia="BIZ UDPGothic" w:hAnsi="BIZ UDPGothic"/>
+                <w:b w:val="false"/>
+                <w:bCs w:val="false"/>
+                <w:i w:val="false"/>
+                <w:iCs w:val="false"/>
+                <w:color w:val="404040"/>
+                <w:sz w:val="16"/>
+                <w:szCs w:val="16"/>
+              </w:rPr>
+              <w:t xml:space="preserve">production版は http://172.172.1.105:8080 プライベートIP直指定。環境変数化されていない。</w:t>
+            </w:r>
+          </w:p>
+          <w:p>
+            <w:pPr>
+              <w:spacing w:after="0" w:before="0"/>
+            </w:pPr>
+            <w:r>
+              <w:rPr>
+                <w:rFonts w:ascii="BIZ UDPGothic" w:cs="BIZ UDPGothic" w:eastAsia="BIZ UDPGothic" w:hAnsi="BIZ UDPGothic"/>
+                <w:b w:val="false"/>
+                <w:bCs w:val="false"/>
+                <w:i w:val="false"/>
+                <w:iCs w:val="false"/>
+                <w:color w:val="404040"/>
+                <w:sz w:val="16"/>
+                <w:szCs w:val="16"/>
+              </w:rPr>
+              <w:t xml:space="preserve">Bản production trỏ trực tiếp đến IP private http://172.172.1.105:8080. Chưa biến môi trường hóa.</w:t>
+            </w:r>
+          </w:p>
+        </w:tc>
+        <w:tc>
+          <w:tcPr>
+            <w:tcW w:type="dxa" w:w="1000"/>
+            <w:tcBorders>
+              <w:top w:val="single" w:color="CCCCCC" w:sz="4"/>
+              <w:left w:val="single" w:color="CCCCCC" w:sz="4"/>
+              <w:bottom w:val="single" w:color="CCCCCC" w:sz="4"/>
+              <w:right w:val="single" w:color="CCCCCC" w:sz="4"/>
+            </w:tcBorders>
+            <w:shd w:fill="FFFFFF" w:val="clear"/>
+            <w:tcMar>
+              <w:top w:type="dxa" w:w="80"/>
+              <w:left w:type="dxa" w:w="120"/>
+              <w:bottom w:type="dxa" w:w="80"/>
+              <w:right w:type="dxa" w:w="120"/>
+            </w:tcMar>
+          </w:tcPr>
+          <w:p>
+            <w:pPr>
+              <w:spacing w:after="0" w:before="0"/>
+            </w:pPr>
+            <w:r>
+              <w:rPr>
+                <w:rFonts w:ascii="BIZ UDPGothic" w:cs="BIZ UDPGothic" w:eastAsia="BIZ UDPGothic" w:hAnsi="BIZ UDPGothic"/>
+                <w:b/>
+                <w:bCs/>
+                <w:i w:val="false"/>
+                <w:iCs w:val="false"/>
+                <w:color w:val="CC0000"/>
+                <w:sz w:val="18"/>
+                <w:szCs w:val="18"/>
+              </w:rPr>
+              <w:t xml:space="preserve">高</w:t>
+            </w:r>
+          </w:p>
+          <w:p>
+            <w:pPr>
+              <w:spacing w:after="0" w:before="0"/>
+            </w:pPr>
+            <w:r>
+              <w:rPr>
+                <w:rFonts w:ascii="BIZ UDPGothic" w:cs="BIZ UDPGothic" w:eastAsia="BIZ UDPGothic" w:hAnsi="BIZ UDPGothic"/>
+                <w:b/>
+                <w:bCs/>
+                <w:i w:val="false"/>
+                <w:iCs w:val="false"/>
+                <w:color w:val="CC0000"/>
+                <w:sz w:val="18"/>
+                <w:szCs w:val="18"/>
+              </w:rPr>
+              <w:t xml:space="preserve">Cao</w:t>
+            </w:r>
+          </w:p>
+        </w:tc>
+        <w:tc>
+          <w:tcPr>
+            <w:tcW w:type="dxa" w:w="2000"/>
+            <w:tcBorders>
+              <w:top w:val="single" w:color="CCCCCC" w:sz="4"/>
+              <w:left w:val="single" w:color="CCCCCC" w:sz="4"/>
+              <w:bottom w:val="single" w:color="CCCCCC" w:sz="4"/>
+              <w:right w:val="single" w:color="CCCCCC" w:sz="4"/>
+            </w:tcBorders>
+            <w:shd w:fill="FFFFFF" w:val="clear"/>
+            <w:tcMar>
+              <w:top w:type="dxa" w:w="80"/>
+              <w:left w:type="dxa" w:w="120"/>
+              <w:bottom w:type="dxa" w:w="80"/>
+              <w:right w:type="dxa" w:w="120"/>
+            </w:tcMar>
+          </w:tcPr>
+          <w:p>
+            <w:pPr>
+              <w:spacing w:after="0" w:before="0"/>
+            </w:pPr>
+            <w:r>
+              <w:rPr>
+                <w:rFonts w:ascii="BIZ UDPGothic" w:cs="BIZ UDPGothic" w:eastAsia="BIZ UDPGothic" w:hAnsi="BIZ UDPGothic"/>
+                <w:b w:val="false"/>
+                <w:bCs w:val="false"/>
+                <w:i w:val="false"/>
+                <w:iCs w:val="false"/>
+                <w:color w:val="404040"/>
+                <w:sz w:val="18"/>
+                <w:szCs w:val="18"/>
+              </w:rPr>
+              <w:t xml:space="preserve">② 独立性</w:t>
+            </w:r>
+          </w:p>
+          <w:p>
+            <w:pPr>
+              <w:spacing w:after="0" w:before="0"/>
+            </w:pPr>
+            <w:r>
+              <w:rPr>
+                <w:rFonts w:ascii="BIZ UDPGothic" w:cs="BIZ UDPGothic" w:eastAsia="BIZ UDPGothic" w:hAnsi="BIZ UDPGothic"/>
+                <w:b w:val="false"/>
+                <w:bCs w:val="false"/>
+                <w:i w:val="false"/>
+                <w:iCs w:val="false"/>
+                <w:color w:val="404040"/>
+                <w:sz w:val="18"/>
+                <w:szCs w:val="18"/>
+              </w:rPr>
+              <w:t xml:space="preserve">③ 漏洩防止</w:t>
+            </w:r>
+          </w:p>
+        </w:tc>
+      </w:tr>
+      <w:tr>
+        <w:tc>
+          <w:tcPr>
+            <w:tcW w:type="dxa" w:w="600"/>
+            <w:tcBorders>
+              <w:top w:val="single" w:color="CCCCCC" w:sz="4"/>
+              <w:left w:val="single" w:color="CCCCCC" w:sz="4"/>
+              <w:bottom w:val="single" w:color="CCCCCC" w:sz="4"/>
+              <w:right w:val="single" w:color="CCCCCC" w:sz="4"/>
+            </w:tcBorders>
+            <w:shd w:fill="FFFFFF" w:val="clear"/>
+            <w:tcMar>
+              <w:top w:type="dxa" w:w="80"/>
+              <w:left w:type="dxa" w:w="120"/>
+              <w:bottom w:type="dxa" w:w="80"/>
+              <w:right w:type="dxa" w:w="120"/>
+            </w:tcMar>
+          </w:tcPr>
+          <w:p>
+            <w:pPr>
+              <w:spacing w:after="0" w:before="0"/>
+            </w:pPr>
+            <w:r>
+              <w:rPr>
+                <w:rFonts w:ascii="BIZ UDPGothic" w:cs="BIZ UDPGothic" w:eastAsia="BIZ UDPGothic" w:hAnsi="BIZ UDPGothic"/>
+                <w:b w:val="false"/>
+                <w:bCs w:val="false"/>
+                <w:i w:val="false"/>
+                <w:iCs w:val="false"/>
+                <w:color w:val="404040"/>
+                <w:sz w:val="18"/>
+                <w:szCs w:val="18"/>
+              </w:rPr>
+              <w:t xml:space="preserve">3-4</w:t>
+            </w:r>
+          </w:p>
+        </w:tc>
+        <w:tc>
+          <w:tcPr>
+            <w:tcW w:type="dxa" w:w="5906"/>
+            <w:tcBorders>
+              <w:top w:val="single" w:color="CCCCCC" w:sz="4"/>
+              <w:left w:val="single" w:color="CCCCCC" w:sz="4"/>
+              <w:bottom w:val="single" w:color="CCCCCC" w:sz="4"/>
+              <w:right w:val="single" w:color="CCCCCC" w:sz="4"/>
+            </w:tcBorders>
+            <w:shd w:fill="FFFFFF" w:val="clear"/>
+            <w:tcMar>
+              <w:top w:type="dxa" w:w="80"/>
+              <w:left w:type="dxa" w:w="120"/>
+              <w:bottom w:type="dxa" w:w="80"/>
+              <w:right w:type="dxa" w:w="120"/>
+            </w:tcMar>
+          </w:tcPr>
+          <w:p>
+            <w:pPr>
+              <w:spacing w:after="0" w:before="0"/>
+            </w:pPr>
+            <w:r>
+              <w:rPr>
+                <w:rFonts w:ascii="BIZ UDPGothic" w:cs="BIZ UDPGothic" w:eastAsia="BIZ UDPGothic" w:hAnsi="BIZ UDPGothic"/>
+                <w:b w:val="false"/>
+                <w:bCs w:val="false"/>
+                <w:i w:val="false"/>
+                <w:iCs w:val="false"/>
+                <w:color w:val="404040"/>
+                <w:sz w:val="16"/>
+                <w:szCs w:val="16"/>
+              </w:rPr>
+              <w:t xml:space="preserve">web-fe EC2の内部構成（nginx設定等）は未確認。要VPN接続。</w:t>
+            </w:r>
+          </w:p>
+          <w:p>
+            <w:pPr>
+              <w:spacing w:after="0" w:before="0"/>
+            </w:pPr>
+            <w:r>
+              <w:rPr>
+                <w:rFonts w:ascii="BIZ UDPGothic" w:cs="BIZ UDPGothic" w:eastAsia="BIZ UDPGothic" w:hAnsi="BIZ UDPGothic"/>
+                <w:b w:val="false"/>
+                <w:bCs w:val="false"/>
+                <w:i w:val="false"/>
+                <w:iCs w:val="false"/>
+                <w:color w:val="404040"/>
+                <w:sz w:val="16"/>
+                <w:szCs w:val="16"/>
+              </w:rPr>
+              <w:t xml:space="preserve">Cấu hình bên trong web-fe EC2 (nginx, v.v.) chưa xác nhận. Cần kết nối VPN.</w:t>
+            </w:r>
+          </w:p>
+        </w:tc>
+        <w:tc>
+          <w:tcPr>
+            <w:tcW w:type="dxa" w:w="1000"/>
+            <w:tcBorders>
+              <w:top w:val="single" w:color="CCCCCC" w:sz="4"/>
+              <w:left w:val="single" w:color="CCCCCC" w:sz="4"/>
+              <w:bottom w:val="single" w:color="CCCCCC" w:sz="4"/>
+              <w:right w:val="single" w:color="CCCCCC" w:sz="4"/>
+            </w:tcBorders>
+            <w:shd w:fill="FFFFFF" w:val="clear"/>
+            <w:tcMar>
+              <w:top w:type="dxa" w:w="80"/>
+              <w:left w:type="dxa" w:w="120"/>
+              <w:bottom w:type="dxa" w:w="80"/>
+              <w:right w:type="dxa" w:w="120"/>
+            </w:tcMar>
+          </w:tcPr>
+          <w:p>
+            <w:pPr>
+              <w:spacing w:after="0" w:before="0"/>
+            </w:pPr>
+            <w:r>
+              <w:rPr>
+                <w:rFonts w:ascii="BIZ UDPGothic" w:cs="BIZ UDPGothic" w:eastAsia="BIZ UDPGothic" w:hAnsi="BIZ UDPGothic"/>
+                <w:b w:val="false"/>
+                <w:bCs w:val="false"/>
+                <w:i w:val="false"/>
+                <w:iCs w:val="false"/>
+                <w:color w:val="404040"/>
+                <w:sz w:val="18"/>
+                <w:szCs w:val="18"/>
+              </w:rPr>
+              <w:t xml:space="preserve">中</w:t>
+            </w:r>
+          </w:p>
+          <w:p>
+            <w:pPr>
+              <w:spacing w:after="0" w:before="0"/>
+            </w:pPr>
+            <w:r>
+              <w:rPr>
+                <w:rFonts w:ascii="BIZ UDPGothic" w:cs="BIZ UDPGothic" w:eastAsia="BIZ UDPGothic" w:hAnsi="BIZ UDPGothic"/>
+                <w:b w:val="false"/>
+                <w:bCs w:val="false"/>
+                <w:i w:val="false"/>
+                <w:iCs w:val="false"/>
+                <w:color w:val="404040"/>
+                <w:sz w:val="18"/>
+                <w:szCs w:val="18"/>
+              </w:rPr>
+              <w:t xml:space="preserve">Trung bình</w:t>
+            </w:r>
+          </w:p>
+        </w:tc>
+        <w:tc>
+          <w:tcPr>
+            <w:tcW w:type="dxa" w:w="2000"/>
+            <w:tcBorders>
+              <w:top w:val="single" w:color="CCCCCC" w:sz="4"/>
+              <w:left w:val="single" w:color="CCCCCC" w:sz="4"/>
+              <w:bottom w:val="single" w:color="CCCCCC" w:sz="4"/>
+              <w:right w:val="single" w:color="CCCCCC" w:sz="4"/>
+            </w:tcBorders>
+            <w:shd w:fill="FFFFFF" w:val="clear"/>
+            <w:tcMar>
+              <w:top w:type="dxa" w:w="80"/>
+              <w:left w:type="dxa" w:w="120"/>
+              <w:bottom w:type="dxa" w:w="80"/>
+              <w:right w:type="dxa" w:w="120"/>
+            </w:tcMar>
+          </w:tcPr>
+          <w:p>
+            <w:pPr>
+              <w:spacing w:after="0" w:before="0"/>
+            </w:pPr>
+            <w:r>
+              <w:rPr>
+                <w:rFonts w:ascii="BIZ UDPGothic" w:cs="BIZ UDPGothic" w:eastAsia="BIZ UDPGothic" w:hAnsi="BIZ UDPGothic"/>
+                <w:b w:val="false"/>
+                <w:bCs w:val="false"/>
+                <w:i w:val="false"/>
+                <w:iCs w:val="false"/>
+                <w:color w:val="404040"/>
+                <w:sz w:val="18"/>
+                <w:szCs w:val="18"/>
+              </w:rPr>
+              <w:t xml:space="preserve">要確認</w:t>
+            </w:r>
+          </w:p>
+          <w:p>
+            <w:pPr>
+              <w:spacing w:after="0" w:before="0"/>
+            </w:pPr>
+            <w:r>
+              <w:rPr>
+                <w:rFonts w:ascii="BIZ UDPGothic" w:cs="BIZ UDPGothic" w:eastAsia="BIZ UDPGothic" w:hAnsi="BIZ UDPGothic"/>
+                <w:b w:val="false"/>
+                <w:bCs w:val="false"/>
+                <w:i w:val="false"/>
+                <w:iCs w:val="false"/>
+                <w:color w:val="404040"/>
+                <w:sz w:val="18"/>
+                <w:szCs w:val="18"/>
+              </w:rPr>
+              <w:t xml:space="preserve">Cần xác nhận</w:t>
+            </w:r>
+          </w:p>
+        </w:tc>
+      </w:tr>
+    </w:tbl>
+    <w:p>
+      <w:pPr>
+        <w:spacing w:after="80" w:before="80"/>
+      </w:pPr>
+      <w:r>
+        <w:rPr>
+          <w:rFonts w:ascii="BIZ UDPGothic" w:cs="BIZ UDPGothic" w:eastAsia="BIZ UDPGothic" w:hAnsi="BIZ UDPGothic"/>
+          <w:color w:val="404040"/>
+          <w:sz w:val="18"/>
+          <w:szCs w:val="18"/>
+        </w:rPr>
+        <w:t xml:space="preserve">調査ファイル: pos-server-frontend-ishida-staging/webpack/webpack.dev.js, environment.js</w:t>
+      </w:r>
+      <w:r>
+        <w:rPr>
+          <w:rFonts w:ascii="BIZ UDPGothic" w:cs="BIZ UDPGothic" w:eastAsia="BIZ UDPGothic" w:hAnsi="BIZ UDPGothic"/>
+          <w:i/>
+          <w:iCs/>
+          <w:color w:val="888888"/>
+          <w:sz w:val="18"/>
+          <w:szCs w:val="18"/>
+        </w:rPr>
+        <w:t xml:space="preserve"> / File điều tra: pos-server-frontend-ishida-staging/webpack/webpack.dev.js, environment.js</w:t>
+      </w:r>
+    </w:p>
+    <w:p>
+      <w:pPr>
+        <w:spacing w:after="80" w:before="200"/>
+      </w:pPr>
+      <w:r>
+        <w:rPr>
+          <w:rFonts w:ascii="BIZ UDPGothic" w:cs="BIZ UDPGothic" w:eastAsia="BIZ UDPGothic" w:hAnsi="BIZ UDPGothic"/>
+          <w:b/>
+          <w:bCs/>
+          <w:color w:val="404040"/>
+          <w:sz w:val="20"/>
+          <w:szCs w:val="20"/>
+        </w:rPr>
+        <w:t xml:space="preserve">▶ #15 フロントエンド差分 — ソースコード調査結果（2026-03-21）</w:t>
+      </w:r>
+      <w:r>
+        <w:rPr>
+          <w:rFonts w:ascii="BIZ UDPGothic" w:cs="BIZ UDPGothic" w:eastAsia="BIZ UDPGothic" w:hAnsi="BIZ UDPGothic"/>
+          <w:i/>
+          <w:iCs/>
+          <w:color w:val="888888"/>
+          <w:sz w:val="16"/>
+          <w:szCs w:val="16"/>
+        </w:rPr>
+        <w:t xml:space="preserve"> / #15 Merge Khác Biệt Frontend — Kết Quả Điều Tra Source Code (2026-03-21)</w:t>
+      </w:r>
+    </w:p>
+    <w:p>
+      <w:pPr>
+        <w:spacing w:after="80" w:before="80"/>
+      </w:pPr>
+      <w:r>
+        <w:rPr>
+          <w:rFonts w:ascii="BIZ UDPGothic" w:cs="BIZ UDPGothic" w:eastAsia="BIZ UDPGothic" w:hAnsi="BIZ UDPGothic"/>
+          <w:color w:val="404040"/>
+          <w:sz w:val="18"/>
+          <w:szCs w:val="18"/>
+        </w:rPr>
+        <w:t xml:space="preserve">当初「別リポジトリであるため問題なし」と判定したが、ソースコード調査により環境独立性違反のリスクが判明した。</w:t>
+      </w:r>
+      <w:r>
+        <w:rPr>
+          <w:rFonts w:ascii="BIZ UDPGothic" w:cs="BIZ UDPGothic" w:eastAsia="BIZ UDPGothic" w:hAnsi="BIZ UDPGothic"/>
+          <w:i/>
+          <w:iCs/>
+          <w:color w:val="888888"/>
+          <w:sz w:val="18"/>
+          <w:szCs w:val="18"/>
+        </w:rPr>
+        <w:t xml:space="preserve"> / Ban đầu đánh giá "Không vấn đề vì là repo riêng", nhưng điều tra source code phát hiện rủi ro vi phạm độc lập môi trường.</w:t>
+      </w:r>
+    </w:p>
+    <w:tbl>
+      <w:tblPr>
+        <w:tblW w:type="dxa" w:w="9506"/>
+        <w:tblBorders>
+          <w:top/>
+          <w:left/>
+          <w:bottom/>
+          <w:right/>
+          <w:insideH w:val="single" w:color="auto" w:sz="4"/>
+          <w:insideV w:val="single" w:color="auto" w:sz="4"/>
+        </w:tblBorders>
+      </w:tblPr>
+      <w:tblGrid>
+        <w:gridCol w:w="100"/>
+        <w:gridCol w:w="100"/>
+        <w:gridCol w:w="100"/>
+      </w:tblGrid>
+      <w:tr>
+        <w:trPr>
+          <w:tblHeader/>
+        </w:trPr>
+        <w:tc>
+          <w:tcPr>
+            <w:tcW w:type="dxa" w:w="2500"/>
+            <w:tcBorders>
+              <w:top w:val="single" w:color="CCCCCC" w:sz="4"/>
+              <w:left w:val="single" w:color="CCCCCC" w:sz="4"/>
+              <w:bottom w:val="single" w:color="CCCCCC" w:sz="4"/>
+              <w:right w:val="single" w:color="CCCCCC" w:sz="4"/>
+            </w:tcBorders>
+            <w:shd w:fill="E8E8E8" w:val="clear"/>
+            <w:tcMar>
+              <w:top w:type="dxa" w:w="80"/>
+              <w:left w:type="dxa" w:w="120"/>
+              <w:bottom w:type="dxa" w:w="80"/>
+              <w:right w:type="dxa" w:w="120"/>
+            </w:tcMar>
+          </w:tcPr>
+          <w:p>
+            <w:pPr>
+              <w:spacing w:after="0" w:before="0"/>
+            </w:pPr>
+            <w:r>
+              <w:rPr>
+                <w:rFonts w:ascii="BIZ UDPGothic" w:cs="BIZ UDPGothic" w:eastAsia="BIZ UDPGothic" w:hAnsi="BIZ UDPGothic"/>
+                <w:b/>
+                <w:bCs/>
+                <w:color w:val="000000"/>
+                <w:sz w:val="18"/>
+                <w:szCs w:val="18"/>
+              </w:rPr>
+              <w:t xml:space="preserve">項目</w:t>
+            </w:r>
+            <w:r>
+              <w:rPr>
+                <w:rFonts w:ascii="BIZ UDPGothic" w:cs="BIZ UDPGothic" w:eastAsia="BIZ UDPGothic" w:hAnsi="BIZ UDPGothic"/>
+                <w:i/>
+                <w:iCs/>
+                <w:color w:val="888888"/>
+                <w:sz w:val="16"/>
+                <w:szCs w:val="16"/>
+              </w:rPr>
+              <w:t xml:space="preserve"> / Mục</w:t>
+            </w:r>
+          </w:p>
+        </w:tc>
+        <w:tc>
+          <w:tcPr>
+            <w:tcW w:type="dxa" w:w="3503"/>
+            <w:tcBorders>
+              <w:top w:val="single" w:color="CCCCCC" w:sz="4"/>
+              <w:left w:val="single" w:color="CCCCCC" w:sz="4"/>
+              <w:bottom w:val="single" w:color="CCCCCC" w:sz="4"/>
+              <w:right w:val="single" w:color="CCCCCC" w:sz="4"/>
+            </w:tcBorders>
+            <w:shd w:fill="E8E8E8" w:val="clear"/>
+            <w:tcMar>
+              <w:top w:type="dxa" w:w="80"/>
+              <w:left w:type="dxa" w:w="120"/>
+              <w:bottom w:type="dxa" w:w="80"/>
+              <w:right w:type="dxa" w:w="120"/>
+            </w:tcMar>
+          </w:tcPr>
+          <w:p>
+            <w:pPr>
+              <w:spacing w:after="0" w:before="0"/>
+            </w:pPr>
+            <w:r>
+              <w:rPr>
+                <w:rFonts w:ascii="BIZ UDPGothic" w:cs="BIZ UDPGothic" w:eastAsia="BIZ UDPGothic" w:hAnsi="BIZ UDPGothic"/>
+                <w:b/>
+                <w:bCs/>
+                <w:color w:val="000000"/>
+                <w:sz w:val="18"/>
+                <w:szCs w:val="18"/>
+              </w:rPr>
+              <w:t xml:space="preserve">staging版</w:t>
+            </w:r>
+            <w:r>
+              <w:rPr>
+                <w:rFonts w:ascii="BIZ UDPGothic" w:cs="BIZ UDPGothic" w:eastAsia="BIZ UDPGothic" w:hAnsi="BIZ UDPGothic"/>
+                <w:i/>
+                <w:iCs/>
+                <w:color w:val="888888"/>
+                <w:sz w:val="16"/>
+                <w:szCs w:val="16"/>
+              </w:rPr>
+              <w:t xml:space="preserve"> / Bản staging</w:t>
+            </w:r>
+          </w:p>
+        </w:tc>
+        <w:tc>
+          <w:tcPr>
+            <w:tcW w:type="dxa" w:w="3503"/>
+            <w:tcBorders>
+              <w:top w:val="single" w:color="CCCCCC" w:sz="4"/>
+              <w:left w:val="single" w:color="CCCCCC" w:sz="4"/>
+              <w:bottom w:val="single" w:color="CCCCCC" w:sz="4"/>
+              <w:right w:val="single" w:color="CCCCCC" w:sz="4"/>
+            </w:tcBorders>
+            <w:shd w:fill="E8E8E8" w:val="clear"/>
+            <w:tcMar>
+              <w:top w:type="dxa" w:w="80"/>
+              <w:left w:type="dxa" w:w="120"/>
+              <w:bottom w:type="dxa" w:w="80"/>
+              <w:right w:type="dxa" w:w="120"/>
+            </w:tcMar>
+          </w:tcPr>
+          <w:p>
+            <w:pPr>
+              <w:spacing w:after="0" w:before="0"/>
+            </w:pPr>
+            <w:r>
+              <w:rPr>
+                <w:rFonts w:ascii="BIZ UDPGothic" w:cs="BIZ UDPGothic" w:eastAsia="BIZ UDPGothic" w:hAnsi="BIZ UDPGothic"/>
+                <w:b/>
+                <w:bCs/>
+                <w:color w:val="000000"/>
+                <w:sz w:val="18"/>
+                <w:szCs w:val="18"/>
+              </w:rPr>
+              <w:t xml:space="preserve">production版</w:t>
+            </w:r>
+            <w:r>
+              <w:rPr>
+                <w:rFonts w:ascii="BIZ UDPGothic" w:cs="BIZ UDPGothic" w:eastAsia="BIZ UDPGothic" w:hAnsi="BIZ UDPGothic"/>
+                <w:i/>
+                <w:iCs/>
+                <w:color w:val="888888"/>
+                <w:sz w:val="16"/>
+                <w:szCs w:val="16"/>
+              </w:rPr>
+              <w:t xml:space="preserve"> / Bản production</w:t>
+            </w:r>
+          </w:p>
+        </w:tc>
+      </w:tr>
+      <w:tr>
+        <w:tc>
+          <w:tcPr>
+            <w:tcW w:type="dxa" w:w="2500"/>
+            <w:tcBorders>
+              <w:top w:val="single" w:color="CCCCCC" w:sz="4"/>
+              <w:left w:val="single" w:color="CCCCCC" w:sz="4"/>
+              <w:bottom w:val="single" w:color="CCCCCC" w:sz="4"/>
+              <w:right w:val="single" w:color="CCCCCC" w:sz="4"/>
+            </w:tcBorders>
+            <w:shd w:fill="FFFFFF" w:val="clear"/>
+            <w:tcMar>
+              <w:top w:type="dxa" w:w="80"/>
+              <w:left w:type="dxa" w:w="120"/>
+              <w:bottom w:type="dxa" w:w="80"/>
+              <w:right w:type="dxa" w:w="120"/>
+            </w:tcMar>
+          </w:tcPr>
+          <w:p>
+            <w:pPr>
+              <w:spacing w:after="0" w:before="0"/>
+            </w:pPr>
+            <w:r>
+              <w:rPr>
+                <w:rFonts w:ascii="BIZ UDPGothic" w:cs="BIZ UDPGothic" w:eastAsia="BIZ UDPGothic" w:hAnsi="BIZ UDPGothic"/>
+                <w:b/>
+                <w:bCs/>
+                <w:i w:val="false"/>
+                <w:iCs w:val="false"/>
+                <w:color w:val="404040"/>
+                <w:sz w:val="18"/>
+                <w:szCs w:val="18"/>
+              </w:rPr>
+              <w:t xml:space="preserve">API URL (STG)</w:t>
+            </w:r>
+          </w:p>
+          <w:p>
+            <w:pPr>
+              <w:spacing w:after="0" w:before="0"/>
+            </w:pPr>
+            <w:r>
+              <w:rPr>
+                <w:rFonts w:ascii="BIZ UDPGothic" w:cs="BIZ UDPGothic" w:eastAsia="BIZ UDPGothic" w:hAnsi="BIZ UDPGothic"/>
+                <w:b/>
+                <w:bCs/>
+                <w:i w:val="false"/>
+                <w:iCs w:val="false"/>
+                <w:color w:val="404040"/>
+                <w:sz w:val="18"/>
+                <w:szCs w:val="18"/>
+              </w:rPr>
+              <w:t xml:space="preserve">API URL (STG)</w:t>
+            </w:r>
+          </w:p>
+        </w:tc>
+        <w:tc>
+          <w:tcPr>
+            <w:tcW w:type="dxa" w:w="3503"/>
+            <w:tcBorders>
+              <w:top w:val="single" w:color="CCCCCC" w:sz="4"/>
+              <w:left w:val="single" w:color="CCCCCC" w:sz="4"/>
+              <w:bottom w:val="single" w:color="CCCCCC" w:sz="4"/>
+              <w:right w:val="single" w:color="CCCCCC" w:sz="4"/>
+            </w:tcBorders>
+            <w:shd w:fill="FFFFFF" w:val="clear"/>
+            <w:tcMar>
+              <w:top w:type="dxa" w:w="80"/>
+              <w:left w:type="dxa" w:w="120"/>
+              <w:bottom w:type="dxa" w:w="80"/>
+              <w:right w:type="dxa" w:w="120"/>
+            </w:tcMar>
+          </w:tcPr>
+          <w:p>
+            <w:pPr>
+              <w:spacing w:after="0" w:before="0"/>
+            </w:pPr>
+            <w:r>
+              <w:rPr>
+                <w:rFonts w:ascii="BIZ UDPGothic" w:cs="BIZ UDPGothic" w:eastAsia="BIZ UDPGothic" w:hAnsi="BIZ UDPGothic"/>
+                <w:b w:val="false"/>
+                <w:bCs w:val="false"/>
+                <w:i w:val="false"/>
+                <w:iCs w:val="false"/>
+                <w:color w:val="404040"/>
+                <w:sz w:val="16"/>
+                <w:szCs w:val="16"/>
+              </w:rPr>
+              <w:t xml:space="preserve">https://api-stg.ignicapos.com/api/v1</w:t>
+            </w:r>
+          </w:p>
+          <w:p>
+            <w:pPr>
+              <w:spacing w:after="0" w:before="0"/>
+            </w:pPr>
+            <w:r>
+              <w:rPr>
+                <w:rFonts w:ascii="BIZ UDPGothic" w:cs="BIZ UDPGothic" w:eastAsia="BIZ UDPGothic" w:hAnsi="BIZ UDPGothic"/>
+                <w:b w:val="false"/>
+                <w:bCs w:val="false"/>
+                <w:i w:val="false"/>
+                <w:iCs w:val="false"/>
+                <w:color w:val="404040"/>
+                <w:sz w:val="16"/>
+                <w:szCs w:val="16"/>
+              </w:rPr>
+              <w:t xml:space="preserve">(npm run build-stg)</w:t>
+            </w:r>
+          </w:p>
+        </w:tc>
+        <w:tc>
+          <w:tcPr>
+            <w:tcW w:type="dxa" w:w="3503"/>
+            <w:tcBorders>
+              <w:top w:val="single" w:color="CCCCCC" w:sz="4"/>
+              <w:left w:val="single" w:color="CCCCCC" w:sz="4"/>
+              <w:bottom w:val="single" w:color="CCCCCC" w:sz="4"/>
+              <w:right w:val="single" w:color="CCCCCC" w:sz="4"/>
+            </w:tcBorders>
+            <w:shd w:fill="FFFFFF" w:val="clear"/>
+            <w:tcMar>
+              <w:top w:type="dxa" w:w="80"/>
+              <w:left w:type="dxa" w:w="120"/>
+              <w:bottom w:type="dxa" w:w="80"/>
+              <w:right w:type="dxa" w:w="120"/>
+            </w:tcMar>
+          </w:tcPr>
+          <w:p>
+            <w:pPr>
+              <w:spacing w:after="0" w:before="0"/>
+            </w:pPr>
+            <w:r>
+              <w:rPr>
+                <w:rFonts w:ascii="BIZ UDPGothic" w:cs="BIZ UDPGothic" w:eastAsia="BIZ UDPGothic" w:hAnsi="BIZ UDPGothic"/>
+                <w:b w:val="false"/>
+                <w:bCs w:val="false"/>
+                <w:i w:val="false"/>
+                <w:iCs w:val="false"/>
+                <w:color w:val="404040"/>
+                <w:sz w:val="16"/>
+                <w:szCs w:val="16"/>
+              </w:rPr>
+              <w:t xml:space="preserve">—</w:t>
+            </w:r>
+          </w:p>
+        </w:tc>
+      </w:tr>
+      <w:tr>
+        <w:tc>
+          <w:tcPr>
+            <w:tcW w:type="dxa" w:w="2500"/>
+            <w:tcBorders>
+              <w:top w:val="single" w:color="CCCCCC" w:sz="4"/>
+              <w:left w:val="single" w:color="CCCCCC" w:sz="4"/>
+              <w:bottom w:val="single" w:color="CCCCCC" w:sz="4"/>
+              <w:right w:val="single" w:color="CCCCCC" w:sz="4"/>
+            </w:tcBorders>
+            <w:shd w:fill="FFFFFF" w:val="clear"/>
+            <w:tcMar>
+              <w:top w:type="dxa" w:w="80"/>
+              <w:left w:type="dxa" w:w="120"/>
+              <w:bottom w:type="dxa" w:w="80"/>
+              <w:right w:type="dxa" w:w="120"/>
+            </w:tcMar>
+          </w:tcPr>
+          <w:p>
+            <w:pPr>
+              <w:spacing w:after="0" w:before="0"/>
+            </w:pPr>
+            <w:r>
+              <w:rPr>
+                <w:rFonts w:ascii="BIZ UDPGothic" w:cs="BIZ UDPGothic" w:eastAsia="BIZ UDPGothic" w:hAnsi="BIZ UDPGothic"/>
+                <w:b/>
+                <w:bCs/>
+                <w:i w:val="false"/>
+                <w:iCs w:val="false"/>
+                <w:color w:val="404040"/>
+                <w:sz w:val="18"/>
+                <w:szCs w:val="18"/>
+              </w:rPr>
+              <w:t xml:space="preserve">API URL (PRD)</w:t>
+            </w:r>
+          </w:p>
+          <w:p>
+            <w:pPr>
+              <w:spacing w:after="0" w:before="0"/>
+            </w:pPr>
+            <w:r>
+              <w:rPr>
+                <w:rFonts w:ascii="BIZ UDPGothic" w:cs="BIZ UDPGothic" w:eastAsia="BIZ UDPGothic" w:hAnsi="BIZ UDPGothic"/>
+                <w:b/>
+                <w:bCs/>
+                <w:i w:val="false"/>
+                <w:iCs w:val="false"/>
+                <w:color w:val="404040"/>
+                <w:sz w:val="18"/>
+                <w:szCs w:val="18"/>
+              </w:rPr>
+              <w:t xml:space="preserve">API URL (PRD)</w:t>
+            </w:r>
+          </w:p>
+        </w:tc>
+        <w:tc>
+          <w:tcPr>
+            <w:tcW w:type="dxa" w:w="3503"/>
+            <w:tcBorders>
+              <w:top w:val="single" w:color="CCCCCC" w:sz="4"/>
+              <w:left w:val="single" w:color="CCCCCC" w:sz="4"/>
+              <w:bottom w:val="single" w:color="CCCCCC" w:sz="4"/>
+              <w:right w:val="single" w:color="CCCCCC" w:sz="4"/>
+            </w:tcBorders>
+            <w:shd w:fill="FFFFFF" w:val="clear"/>
+            <w:tcMar>
+              <w:top w:type="dxa" w:w="80"/>
+              <w:left w:type="dxa" w:w="120"/>
+              <w:bottom w:type="dxa" w:w="80"/>
+              <w:right w:type="dxa" w:w="120"/>
+            </w:tcMar>
+          </w:tcPr>
+          <w:p>
+            <w:pPr>
+              <w:spacing w:after="0" w:before="0"/>
+            </w:pPr>
+            <w:r>
+              <w:rPr>
+                <w:rFonts w:ascii="BIZ UDPGothic" w:cs="BIZ UDPGothic" w:eastAsia="BIZ UDPGothic" w:hAnsi="BIZ UDPGothic"/>
+                <w:b w:val="false"/>
+                <w:bCs w:val="false"/>
+                <w:i w:val="false"/>
+                <w:iCs w:val="false"/>
+                <w:color w:val="404040"/>
+                <w:sz w:val="16"/>
+                <w:szCs w:val="16"/>
+              </w:rPr>
+              <w:t xml:space="preserve">https://api-spk.ignicapos.com/api/v1</w:t>
+            </w:r>
+          </w:p>
+          <w:p>
+            <w:pPr>
+              <w:spacing w:after="0" w:before="0"/>
+            </w:pPr>
+            <w:r>
+              <w:rPr>
+                <w:rFonts w:ascii="BIZ UDPGothic" w:cs="BIZ UDPGothic" w:eastAsia="BIZ UDPGothic" w:hAnsi="BIZ UDPGothic"/>
+                <w:b w:val="false"/>
+                <w:bCs w:val="false"/>
+                <w:i w:val="false"/>
+                <w:iCs w:val="false"/>
+                <w:color w:val="404040"/>
+                <w:sz w:val="16"/>
+                <w:szCs w:val="16"/>
+              </w:rPr>
+              <w:t xml:space="preserve">(npm run build / build-spk)</w:t>
+            </w:r>
+          </w:p>
+        </w:tc>
+        <w:tc>
+          <w:tcPr>
+            <w:tcW w:type="dxa" w:w="3503"/>
+            <w:tcBorders>
+              <w:top w:val="single" w:color="CCCCCC" w:sz="4"/>
+              <w:left w:val="single" w:color="CCCCCC" w:sz="4"/>
+              <w:bottom w:val="single" w:color="CCCCCC" w:sz="4"/>
+              <w:right w:val="single" w:color="CCCCCC" w:sz="4"/>
+            </w:tcBorders>
+            <w:shd w:fill="FFFFFF" w:val="clear"/>
+            <w:tcMar>
+              <w:top w:type="dxa" w:w="80"/>
+              <w:left w:type="dxa" w:w="120"/>
+              <w:bottom w:type="dxa" w:w="80"/>
+              <w:right w:type="dxa" w:w="120"/>
+            </w:tcMar>
+          </w:tcPr>
+          <w:p>
+            <w:pPr>
+              <w:spacing w:after="0" w:before="0"/>
+            </w:pPr>
+            <w:r>
+              <w:rPr>
+                <w:rFonts w:ascii="BIZ UDPGothic" w:cs="BIZ UDPGothic" w:eastAsia="BIZ UDPGothic" w:hAnsi="BIZ UDPGothic"/>
+                <w:b w:val="false"/>
+                <w:bCs w:val="false"/>
+                <w:i w:val="false"/>
+                <w:iCs w:val="false"/>
+                <w:color w:val="CC0000"/>
+                <w:sz w:val="16"/>
+                <w:szCs w:val="16"/>
+              </w:rPr>
+              <w:t xml:space="preserve">http://172.172.1.105:8080</w:t>
+            </w:r>
+          </w:p>
+          <w:p>
+            <w:pPr>
+              <w:spacing w:after="0" w:before="0"/>
+            </w:pPr>
+            <w:r>
+              <w:rPr>
+                <w:rFonts w:ascii="BIZ UDPGothic" w:cs="BIZ UDPGothic" w:eastAsia="BIZ UDPGothic" w:hAnsi="BIZ UDPGothic"/>
+                <w:b w:val="false"/>
+                <w:bCs w:val="false"/>
+                <w:i w:val="false"/>
+                <w:iCs w:val="false"/>
+                <w:color w:val="CC0000"/>
+                <w:sz w:val="16"/>
+                <w:szCs w:val="16"/>
+              </w:rPr>
+              <w:t xml:space="preserve">/pos-server/api/v1</w:t>
+            </w:r>
+          </w:p>
+        </w:tc>
+      </w:tr>
+      <w:tr>
+        <w:tc>
+          <w:tcPr>
+            <w:tcW w:type="dxa" w:w="2500"/>
+            <w:tcBorders>
+              <w:top w:val="single" w:color="CCCCCC" w:sz="4"/>
+              <w:left w:val="single" w:color="CCCCCC" w:sz="4"/>
+              <w:bottom w:val="single" w:color="CCCCCC" w:sz="4"/>
+              <w:right w:val="single" w:color="CCCCCC" w:sz="4"/>
+            </w:tcBorders>
+            <w:shd w:fill="FFFFFF" w:val="clear"/>
+            <w:tcMar>
+              <w:top w:type="dxa" w:w="80"/>
+              <w:left w:type="dxa" w:w="120"/>
+              <w:bottom w:type="dxa" w:w="80"/>
+              <w:right w:type="dxa" w:w="120"/>
+            </w:tcMar>
+          </w:tcPr>
+          <w:p>
+            <w:pPr>
+              <w:spacing w:after="0" w:before="0"/>
+            </w:pPr>
+            <w:r>
+              <w:rPr>
+                <w:rFonts w:ascii="BIZ UDPGothic" w:cs="BIZ UDPGothic" w:eastAsia="BIZ UDPGothic" w:hAnsi="BIZ UDPGothic"/>
+                <w:b/>
+                <w:bCs/>
+                <w:i w:val="false"/>
+                <w:iCs w:val="false"/>
+                <w:color w:val="CC0000"/>
+                <w:sz w:val="18"/>
+                <w:szCs w:val="18"/>
+              </w:rPr>
+              <w:t xml:space="preserve">リスク</w:t>
+            </w:r>
+          </w:p>
+          <w:p>
+            <w:pPr>
+              <w:spacing w:after="0" w:before="0"/>
+            </w:pPr>
+            <w:r>
+              <w:rPr>
+                <w:rFonts w:ascii="BIZ UDPGothic" w:cs="BIZ UDPGothic" w:eastAsia="BIZ UDPGothic" w:hAnsi="BIZ UDPGothic"/>
+                <w:b/>
+                <w:bCs/>
+                <w:i w:val="false"/>
+                <w:iCs w:val="false"/>
+                <w:color w:val="CC0000"/>
+                <w:sz w:val="18"/>
+                <w:szCs w:val="18"/>
+              </w:rPr>
+              <w:t xml:space="preserve">Rủi ro</w:t>
+            </w:r>
+          </w:p>
+        </w:tc>
+        <w:tc>
+          <w:tcPr>
+            <w:tcW w:type="dxa" w:w="3503"/>
+            <w:tcBorders>
+              <w:top w:val="single" w:color="CCCCCC" w:sz="4"/>
+              <w:left w:val="single" w:color="CCCCCC" w:sz="4"/>
+              <w:bottom w:val="single" w:color="CCCCCC" w:sz="4"/>
+              <w:right w:val="single" w:color="CCCCCC" w:sz="4"/>
+            </w:tcBorders>
+            <w:shd w:fill="FFFFFF" w:val="clear"/>
+            <w:tcMar>
+              <w:top w:type="dxa" w:w="80"/>
+              <w:left w:type="dxa" w:w="120"/>
+              <w:bottom w:type="dxa" w:w="80"/>
+              <w:right w:type="dxa" w:w="120"/>
+            </w:tcMar>
+          </w:tcPr>
+          <w:p>
+            <w:pPr>
+              <w:spacing w:after="0" w:before="0"/>
+            </w:pPr>
+            <w:r>
+              <w:rPr>
+                <w:rFonts w:ascii="BIZ UDPGothic" w:cs="BIZ UDPGothic" w:eastAsia="BIZ UDPGothic" w:hAnsi="BIZ UDPGothic"/>
+                <w:b w:val="false"/>
+                <w:bCs w:val="false"/>
+                <w:i w:val="false"/>
+                <w:iCs w:val="false"/>
+                <w:color w:val="CC0000"/>
+                <w:sz w:val="16"/>
+                <w:szCs w:val="16"/>
+              </w:rPr>
+              <w:t xml:space="preserve">npm run buildはデフォルトでPRD(spk)を指す。</w:t>
+            </w:r>
+          </w:p>
+          <w:p>
+            <w:pPr>
+              <w:spacing w:after="0" w:before="0"/>
+            </w:pPr>
+            <w:r>
+              <w:rPr>
+                <w:rFonts w:ascii="BIZ UDPGothic" w:cs="BIZ UDPGothic" w:eastAsia="BIZ UDPGothic" w:hAnsi="BIZ UDPGothic"/>
+                <w:b w:val="false"/>
+                <w:bCs w:val="false"/>
+                <w:i w:val="false"/>
+                <w:iCs w:val="false"/>
+                <w:color w:val="CC0000"/>
+                <w:sz w:val="16"/>
+                <w:szCs w:val="16"/>
+              </w:rPr>
+              <w:t xml:space="preserve">STGデプロイ時にbuild-stgを使い忘れると</w:t>
+            </w:r>
+          </w:p>
+          <w:p>
+            <w:pPr>
+              <w:spacing w:after="0" w:before="0"/>
+            </w:pPr>
+            <w:r>
+              <w:rPr>
+                <w:rFonts w:ascii="BIZ UDPGothic" w:cs="BIZ UDPGothic" w:eastAsia="BIZ UDPGothic" w:hAnsi="BIZ UDPGothic"/>
+                <w:b w:val="false"/>
+                <w:bCs w:val="false"/>
+                <w:i w:val="false"/>
+                <w:iCs w:val="false"/>
+                <w:color w:val="CC0000"/>
+                <w:sz w:val="16"/>
+                <w:szCs w:val="16"/>
+              </w:rPr>
+              <w:t xml:space="preserve">STGフロントエンドがPRDのAPIを叩く。</w:t>
+            </w:r>
+          </w:p>
+          <w:p>
+            <w:pPr>
+              <w:spacing w:after="0" w:before="0"/>
+            </w:pPr>
+            <w:r>
+              <w:rPr>
+                <w:rFonts w:ascii="BIZ UDPGothic" w:cs="BIZ UDPGothic" w:eastAsia="BIZ UDPGothic" w:hAnsi="BIZ UDPGothic"/>
+                <w:b w:val="false"/>
+                <w:bCs w:val="false"/>
+                <w:i w:val="false"/>
+                <w:iCs w:val="false"/>
+                <w:color w:val="CC0000"/>
+                <w:sz w:val="16"/>
+                <w:szCs w:val="16"/>
+              </w:rPr>
+              <w:t xml:space="preserve">npm run build mặc định trỏ đến PRD(spk).</w:t>
+            </w:r>
+          </w:p>
+          <w:p>
+            <w:pPr>
+              <w:spacing w:after="0" w:before="0"/>
+            </w:pPr>
+            <w:r>
+              <w:rPr>
+                <w:rFonts w:ascii="BIZ UDPGothic" w:cs="BIZ UDPGothic" w:eastAsia="BIZ UDPGothic" w:hAnsi="BIZ UDPGothic"/>
+                <w:b w:val="false"/>
+                <w:bCs w:val="false"/>
+                <w:i w:val="false"/>
+                <w:iCs w:val="false"/>
+                <w:color w:val="CC0000"/>
+                <w:sz w:val="16"/>
+                <w:szCs w:val="16"/>
+              </w:rPr>
+              <w:t xml:space="preserve">Nếu quên dùng build-stg khi deploy STG</w:t>
+            </w:r>
+          </w:p>
+          <w:p>
+            <w:pPr>
+              <w:spacing w:after="0" w:before="0"/>
+            </w:pPr>
+            <w:r>
+              <w:rPr>
+                <w:rFonts w:ascii="BIZ UDPGothic" w:cs="BIZ UDPGothic" w:eastAsia="BIZ UDPGothic" w:hAnsi="BIZ UDPGothic"/>
+                <w:b w:val="false"/>
+                <w:bCs w:val="false"/>
+                <w:i w:val="false"/>
+                <w:iCs w:val="false"/>
+                <w:color w:val="CC0000"/>
+                <w:sz w:val="16"/>
+                <w:szCs w:val="16"/>
+              </w:rPr>
+              <w:t xml:space="preserve">→ frontend STG gọi API PRD.</w:t>
+            </w:r>
+          </w:p>
+        </w:tc>
+        <w:tc>
+          <w:tcPr>
+            <w:tcW w:type="dxa" w:w="3503"/>
+            <w:tcBorders>
+              <w:top w:val="single" w:color="CCCCCC" w:sz="4"/>
+              <w:left w:val="single" w:color="CCCCCC" w:sz="4"/>
+              <w:bottom w:val="single" w:color="CCCCCC" w:sz="4"/>
+              <w:right w:val="single" w:color="CCCCCC" w:sz="4"/>
+            </w:tcBorders>
+            <w:shd w:fill="FFFFFF" w:val="clear"/>
+            <w:tcMar>
+              <w:top w:type="dxa" w:w="80"/>
+              <w:left w:type="dxa" w:w="120"/>
+              <w:bottom w:type="dxa" w:w="80"/>
+              <w:right w:type="dxa" w:w="120"/>
+            </w:tcMar>
+          </w:tcPr>
+          <w:p>
+            <w:pPr>
+              <w:spacing w:after="0" w:before="0"/>
+            </w:pPr>
+            <w:r>
+              <w:rPr>
+                <w:rFonts w:ascii="BIZ UDPGothic" w:cs="BIZ UDPGothic" w:eastAsia="BIZ UDPGothic" w:hAnsi="BIZ UDPGothic"/>
+                <w:b w:val="false"/>
+                <w:bCs w:val="false"/>
+                <w:i w:val="false"/>
+                <w:iCs w:val="false"/>
+                <w:color w:val="CC0000"/>
+                <w:sz w:val="16"/>
+                <w:szCs w:val="16"/>
+              </w:rPr>
+              <w:t xml:space="preserve">プライベートIP直指定。</w:t>
+            </w:r>
+          </w:p>
+          <w:p>
+            <w:pPr>
+              <w:spacing w:after="0" w:before="0"/>
+            </w:pPr>
+            <w:r>
+              <w:rPr>
+                <w:rFonts w:ascii="BIZ UDPGothic" w:cs="BIZ UDPGothic" w:eastAsia="BIZ UDPGothic" w:hAnsi="BIZ UDPGothic"/>
+                <w:b w:val="false"/>
+                <w:bCs w:val="false"/>
+                <w:i w:val="false"/>
+                <w:iCs w:val="false"/>
+                <w:color w:val="CC0000"/>
+                <w:sz w:val="16"/>
+                <w:szCs w:val="16"/>
+              </w:rPr>
+              <w:t xml:space="preserve">環境変数化されていない。</w:t>
+            </w:r>
+          </w:p>
+          <w:p>
+            <w:pPr>
+              <w:spacing w:after="0" w:before="0"/>
+            </w:pPr>
+            <w:r>
+              <w:rPr>
+                <w:rFonts w:ascii="BIZ UDPGothic" w:cs="BIZ UDPGothic" w:eastAsia="BIZ UDPGothic" w:hAnsi="BIZ UDPGothic"/>
+                <w:b w:val="false"/>
+                <w:bCs w:val="false"/>
+                <w:i w:val="false"/>
+                <w:iCs w:val="false"/>
+                <w:color w:val="CC0000"/>
+                <w:sz w:val="16"/>
+                <w:szCs w:val="16"/>
+              </w:rPr>
+              <w:t xml:space="preserve">Trỏ trực tiếp đến IP private.</w:t>
+            </w:r>
+          </w:p>
+          <w:p>
+            <w:pPr>
+              <w:spacing w:after="0" w:before="0"/>
+            </w:pPr>
+            <w:r>
+              <w:rPr>
+                <w:rFonts w:ascii="BIZ UDPGothic" w:cs="BIZ UDPGothic" w:eastAsia="BIZ UDPGothic" w:hAnsi="BIZ UDPGothic"/>
+                <w:b w:val="false"/>
+                <w:bCs w:val="false"/>
+                <w:i w:val="false"/>
+                <w:iCs w:val="false"/>
+                <w:color w:val="CC0000"/>
+                <w:sz w:val="16"/>
+                <w:szCs w:val="16"/>
+              </w:rPr>
+              <w:t xml:space="preserve">Chưa biến môi trường hóa.</w:t>
+            </w:r>
+          </w:p>
+        </w:tc>
+      </w:tr>
+    </w:tbl>
+    <w:p>
+      <w:pPr>
+        <w:spacing w:after="80" w:before="200"/>
+      </w:pPr>
+      <w:r>
+        <w:rPr>
+          <w:rFonts w:ascii="BIZ UDPGothic" w:cs="BIZ UDPGothic" w:eastAsia="BIZ UDPGothic" w:hAnsi="BIZ UDPGothic"/>
+          <w:b/>
+          <w:bCs/>
+          <w:color w:val="404040"/>
+          <w:sz w:val="20"/>
+          <w:szCs w:val="20"/>
+        </w:rPr>
+        <w:t xml:space="preserve">▶ 最終判定サマリー</w:t>
+      </w:r>
+      <w:r>
+        <w:rPr>
+          <w:rFonts w:ascii="BIZ UDPGothic" w:cs="BIZ UDPGothic" w:eastAsia="BIZ UDPGothic" w:hAnsi="BIZ UDPGothic"/>
+          <w:i/>
+          <w:iCs/>
+          <w:color w:val="888888"/>
+          <w:sz w:val="16"/>
+          <w:szCs w:val="16"/>
+        </w:rPr>
+        <w:t xml:space="preserve"> / Tổng Kết Đánh Giá Cuối Cùng</w:t>
+      </w:r>
+    </w:p>
+    <w:tbl>
+      <w:tblPr>
+        <w:tblW w:type="dxa" w:w="9506"/>
+        <w:tblBorders>
+          <w:top/>
+          <w:left/>
+          <w:bottom/>
+          <w:right/>
+          <w:insideH w:val="single" w:color="auto" w:sz="4"/>
+          <w:insideV w:val="single" w:color="auto" w:sz="4"/>
+        </w:tblBorders>
+      </w:tblPr>
+      <w:tblGrid>
+        <w:gridCol w:w="100"/>
+        <w:gridCol w:w="100"/>
+        <w:gridCol w:w="100"/>
+      </w:tblGrid>
+      <w:tr>
+        <w:trPr>
+          <w:tblHeader/>
+        </w:trPr>
+        <w:tc>
+          <w:tcPr>
+            <w:tcW w:type="dxa" w:w="3000"/>
+            <w:tcBorders>
+              <w:top w:val="single" w:color="CCCCCC" w:sz="4"/>
+              <w:left w:val="single" w:color="CCCCCC" w:sz="4"/>
+              <w:bottom w:val="single" w:color="CCCCCC" w:sz="4"/>
+              <w:right w:val="single" w:color="CCCCCC" w:sz="4"/>
+            </w:tcBorders>
+            <w:shd w:fill="E8E8E8" w:val="clear"/>
+            <w:tcMar>
+              <w:top w:type="dxa" w:w="80"/>
+              <w:left w:type="dxa" w:w="120"/>
+              <w:bottom w:type="dxa" w:w="80"/>
+              <w:right w:type="dxa" w:w="120"/>
+            </w:tcMar>
+          </w:tcPr>
+          <w:p>
+            <w:pPr>
+              <w:spacing w:after="0" w:before="0"/>
+            </w:pPr>
+            <w:r>
+              <w:rPr>
+                <w:rFonts w:ascii="BIZ UDPGothic" w:cs="BIZ UDPGothic" w:eastAsia="BIZ UDPGothic" w:hAnsi="BIZ UDPGothic"/>
+                <w:b/>
+                <w:bCs/>
+                <w:color w:val="000000"/>
+                <w:sz w:val="18"/>
+                <w:szCs w:val="18"/>
+              </w:rPr>
+              <w:t xml:space="preserve">判定</w:t>
+            </w:r>
+            <w:r>
+              <w:rPr>
+                <w:rFonts w:ascii="BIZ UDPGothic" w:cs="BIZ UDPGothic" w:eastAsia="BIZ UDPGothic" w:hAnsi="BIZ UDPGothic"/>
+                <w:i/>
+                <w:iCs/>
+                <w:color w:val="888888"/>
+                <w:sz w:val="16"/>
+                <w:szCs w:val="16"/>
+              </w:rPr>
+              <w:t xml:space="preserve"> / Đánh giá</w:t>
+            </w:r>
+          </w:p>
+        </w:tc>
+        <w:tc>
+          <w:tcPr>
+            <w:tcW w:type="dxa" w:w="1000"/>
+            <w:tcBorders>
+              <w:top w:val="single" w:color="CCCCCC" w:sz="4"/>
+              <w:left w:val="single" w:color="CCCCCC" w:sz="4"/>
+              <w:bottom w:val="single" w:color="CCCCCC" w:sz="4"/>
+              <w:right w:val="single" w:color="CCCCCC" w:sz="4"/>
+            </w:tcBorders>
+            <w:shd w:fill="E8E8E8" w:val="clear"/>
+            <w:tcMar>
+              <w:top w:type="dxa" w:w="80"/>
+              <w:left w:type="dxa" w:w="120"/>
+              <w:bottom w:type="dxa" w:w="80"/>
+              <w:right w:type="dxa" w:w="120"/>
+            </w:tcMar>
+          </w:tcPr>
+          <w:p>
+            <w:pPr>
+              <w:spacing w:after="0" w:before="0"/>
+            </w:pPr>
+            <w:r>
+              <w:rPr>
+                <w:rFonts w:ascii="BIZ UDPGothic" w:cs="BIZ UDPGothic" w:eastAsia="BIZ UDPGothic" w:hAnsi="BIZ UDPGothic"/>
+                <w:b/>
+                <w:bCs/>
+                <w:color w:val="000000"/>
+                <w:sz w:val="18"/>
+                <w:szCs w:val="18"/>
+              </w:rPr>
+              <w:t xml:space="preserve">件数</w:t>
+            </w:r>
+            <w:r>
+              <w:rPr>
+                <w:rFonts w:ascii="BIZ UDPGothic" w:cs="BIZ UDPGothic" w:eastAsia="BIZ UDPGothic" w:hAnsi="BIZ UDPGothic"/>
+                <w:i/>
+                <w:iCs/>
+                <w:color w:val="888888"/>
+                <w:sz w:val="16"/>
+                <w:szCs w:val="16"/>
+              </w:rPr>
+              <w:t xml:space="preserve"> / Số lượng</w:t>
+            </w:r>
+          </w:p>
+        </w:tc>
+        <w:tc>
+          <w:tcPr>
+            <w:tcW w:type="dxa" w:w="5506"/>
+            <w:tcBorders>
+              <w:top w:val="single" w:color="CCCCCC" w:sz="4"/>
+              <w:left w:val="single" w:color="CCCCCC" w:sz="4"/>
+              <w:bottom w:val="single" w:color="CCCCCC" w:sz="4"/>
+              <w:right w:val="single" w:color="CCCCCC" w:sz="4"/>
+            </w:tcBorders>
+            <w:shd w:fill="E8E8E8" w:val="clear"/>
+            <w:tcMar>
+              <w:top w:type="dxa" w:w="80"/>
+              <w:left w:type="dxa" w:w="120"/>
+              <w:bottom w:type="dxa" w:w="80"/>
+              <w:right w:type="dxa" w:w="120"/>
+            </w:tcMar>
+          </w:tcPr>
+          <w:p>
+            <w:pPr>
+              <w:spacing w:after="0" w:before="0"/>
+            </w:pPr>
+            <w:r>
+              <w:rPr>
+                <w:rFonts w:ascii="BIZ UDPGothic" w:cs="BIZ UDPGothic" w:eastAsia="BIZ UDPGothic" w:hAnsi="BIZ UDPGothic"/>
+                <w:b/>
+                <w:bCs/>
+                <w:color w:val="000000"/>
+                <w:sz w:val="18"/>
+                <w:szCs w:val="18"/>
+              </w:rPr>
+              <w:t xml:space="preserve">対象</w:t>
+            </w:r>
+            <w:r>
+              <w:rPr>
+                <w:rFonts w:ascii="BIZ UDPGothic" w:cs="BIZ UDPGothic" w:eastAsia="BIZ UDPGothic" w:hAnsi="BIZ UDPGothic"/>
+                <w:i/>
+                <w:iCs/>
+                <w:color w:val="888888"/>
+                <w:sz w:val="16"/>
+                <w:szCs w:val="16"/>
+              </w:rPr>
+              <w:t xml:space="preserve"> / Mục tiêu</w:t>
+            </w:r>
+          </w:p>
+        </w:tc>
+      </w:tr>
+      <w:tr>
+        <w:tc>
+          <w:tcPr>
+            <w:tcW w:type="dxa" w:w="3000"/>
+            <w:tcBorders>
+              <w:top w:val="single" w:color="CCCCCC" w:sz="4"/>
+              <w:left w:val="single" w:color="CCCCCC" w:sz="4"/>
+              <w:bottom w:val="single" w:color="CCCCCC" w:sz="4"/>
+              <w:right w:val="single" w:color="CCCCCC" w:sz="4"/>
+            </w:tcBorders>
+            <w:shd w:fill="FFFFFF" w:val="clear"/>
+            <w:tcMar>
+              <w:top w:type="dxa" w:w="80"/>
+              <w:left w:type="dxa" w:w="120"/>
+              <w:bottom w:type="dxa" w:w="80"/>
+              <w:right w:type="dxa" w:w="120"/>
+            </w:tcMar>
+          </w:tcPr>
+          <w:p>
+            <w:pPr>
+              <w:spacing w:after="0" w:before="0"/>
+            </w:pPr>
+            <w:r>
+              <w:rPr>
+                <w:rFonts w:ascii="BIZ UDPGothic" w:cs="BIZ UDPGothic" w:eastAsia="BIZ UDPGothic" w:hAnsi="BIZ UDPGothic"/>
+                <w:b/>
+                <w:bCs/>
+                <w:i w:val="false"/>
+                <w:iCs w:val="false"/>
+                <w:color w:val="CC0000"/>
+                <w:sz w:val="18"/>
+                <w:szCs w:val="18"/>
+              </w:rPr>
+              <w:t xml:space="preserve">対応すべき</w:t>
+            </w:r>
+          </w:p>
+          <w:p>
+            <w:pPr>
+              <w:spacing w:after="0" w:before="0"/>
+            </w:pPr>
+            <w:r>
+              <w:rPr>
+                <w:rFonts w:ascii="BIZ UDPGothic" w:cs="BIZ UDPGothic" w:eastAsia="BIZ UDPGothic" w:hAnsi="BIZ UDPGothic"/>
+                <w:b/>
+                <w:bCs/>
+                <w:i w:val="false"/>
+                <w:iCs w:val="false"/>
+                <w:color w:val="CC0000"/>
+                <w:sz w:val="18"/>
+                <w:szCs w:val="18"/>
+              </w:rPr>
+              <w:t xml:space="preserve">Nên sửa</w:t>
+            </w:r>
+          </w:p>
+        </w:tc>
+        <w:tc>
+          <w:tcPr>
+            <w:tcW w:type="dxa" w:w="1000"/>
+            <w:tcBorders>
+              <w:top w:val="single" w:color="CCCCCC" w:sz="4"/>
+              <w:left w:val="single" w:color="CCCCCC" w:sz="4"/>
+              <w:bottom w:val="single" w:color="CCCCCC" w:sz="4"/>
+              <w:right w:val="single" w:color="CCCCCC" w:sz="4"/>
+            </w:tcBorders>
+            <w:shd w:fill="FFFFFF" w:val="clear"/>
+            <w:tcMar>
+              <w:top w:type="dxa" w:w="80"/>
+              <w:left w:type="dxa" w:w="120"/>
+              <w:bottom w:type="dxa" w:w="80"/>
+              <w:right w:type="dxa" w:w="120"/>
+            </w:tcMar>
+          </w:tcPr>
+          <w:p>
+            <w:pPr>
+              <w:spacing w:after="0" w:before="0"/>
+            </w:pPr>
+            <w:r>
+              <w:rPr>
+                <w:rFonts w:ascii="BIZ UDPGothic" w:cs="BIZ UDPGothic" w:eastAsia="BIZ UDPGothic" w:hAnsi="BIZ UDPGothic"/>
+                <w:b w:val="false"/>
+                <w:bCs w:val="false"/>
+                <w:i w:val="false"/>
+                <w:iCs w:val="false"/>
+                <w:color w:val="404040"/>
+                <w:sz w:val="18"/>
+                <w:szCs w:val="18"/>
+              </w:rPr>
+              <w:t xml:space="preserve">9件</w:t>
+            </w:r>
+          </w:p>
+        </w:tc>
+        <w:tc>
+          <w:tcPr>
+            <w:tcW w:type="dxa" w:w="5506"/>
+            <w:tcBorders>
+              <w:top w:val="single" w:color="CCCCCC" w:sz="4"/>
+              <w:left w:val="single" w:color="CCCCCC" w:sz="4"/>
+              <w:bottom w:val="single" w:color="CCCCCC" w:sz="4"/>
+              <w:right w:val="single" w:color="CCCCCC" w:sz="4"/>
+            </w:tcBorders>
+            <w:shd w:fill="FFFFFF" w:val="clear"/>
+            <w:tcMar>
+              <w:top w:type="dxa" w:w="80"/>
+              <w:left w:type="dxa" w:w="120"/>
+              <w:bottom w:type="dxa" w:w="80"/>
+              <w:right w:type="dxa" w:w="120"/>
+            </w:tcMar>
+          </w:tcPr>
+          <w:p>
+            <w:pPr>
+              <w:spacing w:after="0" w:before="0"/>
+            </w:pPr>
+            <w:r>
+              <w:rPr>
+                <w:rFonts w:ascii="BIZ UDPGothic" w:cs="BIZ UDPGothic" w:eastAsia="BIZ UDPGothic" w:hAnsi="BIZ UDPGothic"/>
+                <w:b w:val="false"/>
+                <w:bCs w:val="false"/>
+                <w:i w:val="false"/>
+                <w:iCs w:val="false"/>
+                <w:color w:val="404040"/>
+                <w:sz w:val="18"/>
+                <w:szCs w:val="18"/>
+              </w:rPr>
+              <w:t xml:space="preserve">#1, #2, #4, #5, #8, #9, #10, #13, #14</w:t>
+            </w:r>
+          </w:p>
+        </w:tc>
+      </w:tr>
+      <w:tr>
+        <w:tc>
+          <w:tcPr>
+            <w:tcW w:type="dxa" w:w="3000"/>
+            <w:tcBorders>
+              <w:top w:val="single" w:color="CCCCCC" w:sz="4"/>
+              <w:left w:val="single" w:color="CCCCCC" w:sz="4"/>
+              <w:bottom w:val="single" w:color="CCCCCC" w:sz="4"/>
+              <w:right w:val="single" w:color="CCCCCC" w:sz="4"/>
+            </w:tcBorders>
+            <w:shd w:fill="FFFFFF" w:val="clear"/>
+            <w:tcMar>
+              <w:top w:type="dxa" w:w="80"/>
+              <w:left w:type="dxa" w:w="120"/>
+              <w:bottom w:type="dxa" w:w="80"/>
+              <w:right w:type="dxa" w:w="120"/>
+            </w:tcMar>
+          </w:tcPr>
+          <w:p>
+            <w:pPr>
+              <w:spacing w:after="0" w:before="0"/>
+            </w:pPr>
+            <w:r>
+              <w:rPr>
+                <w:rFonts w:ascii="BIZ UDPGothic" w:cs="BIZ UDPGothic" w:eastAsia="BIZ UDPGothic" w:hAnsi="BIZ UDPGothic"/>
+                <w:b/>
+                <w:bCs/>
+                <w:i w:val="false"/>
+                <w:iCs w:val="false"/>
+                <w:color w:val="CC0000"/>
+                <w:sz w:val="18"/>
+                <w:szCs w:val="18"/>
+              </w:rPr>
+              <w:t xml:space="preserve">★要修正（追加判明）</w:t>
+            </w:r>
+          </w:p>
+          <w:p>
+            <w:pPr>
+              <w:spacing w:after="0" w:before="0"/>
+            </w:pPr>
+            <w:r>
+              <w:rPr>
+                <w:rFonts w:ascii="BIZ UDPGothic" w:cs="BIZ UDPGothic" w:eastAsia="BIZ UDPGothic" w:hAnsi="BIZ UDPGothic"/>
+                <w:b/>
+                <w:bCs/>
+                <w:i w:val="false"/>
+                <w:iCs w:val="false"/>
+                <w:color w:val="CC0000"/>
+                <w:sz w:val="18"/>
+                <w:szCs w:val="18"/>
+              </w:rPr>
+              <w:t xml:space="preserve">★Cần sửa (phát hiện thêm)</w:t>
+            </w:r>
+          </w:p>
+        </w:tc>
+        <w:tc>
+          <w:tcPr>
+            <w:tcW w:type="dxa" w:w="1000"/>
+            <w:tcBorders>
+              <w:top w:val="single" w:color="CCCCCC" w:sz="4"/>
+              <w:left w:val="single" w:color="CCCCCC" w:sz="4"/>
+              <w:bottom w:val="single" w:color="CCCCCC" w:sz="4"/>
+              <w:right w:val="single" w:color="CCCCCC" w:sz="4"/>
+            </w:tcBorders>
+            <w:shd w:fill="FFFFFF" w:val="clear"/>
+            <w:tcMar>
+              <w:top w:type="dxa" w:w="80"/>
+              <w:left w:type="dxa" w:w="120"/>
+              <w:bottom w:type="dxa" w:w="80"/>
+              <w:right w:type="dxa" w:w="120"/>
+            </w:tcMar>
+          </w:tcPr>
+          <w:p>
+            <w:pPr>
+              <w:spacing w:after="0" w:before="0"/>
+            </w:pPr>
+            <w:r>
+              <w:rPr>
+                <w:rFonts w:ascii="BIZ UDPGothic" w:cs="BIZ UDPGothic" w:eastAsia="BIZ UDPGothic" w:hAnsi="BIZ UDPGothic"/>
+                <w:b w:val="false"/>
+                <w:bCs w:val="false"/>
+                <w:i w:val="false"/>
+                <w:iCs w:val="false"/>
+                <w:color w:val="404040"/>
+                <w:sz w:val="18"/>
+                <w:szCs w:val="18"/>
+              </w:rPr>
+              <w:t xml:space="preserve">2件</w:t>
+            </w:r>
+          </w:p>
+        </w:tc>
+        <w:tc>
+          <w:tcPr>
+            <w:tcW w:type="dxa" w:w="5506"/>
+            <w:tcBorders>
+              <w:top w:val="single" w:color="CCCCCC" w:sz="4"/>
+              <w:left w:val="single" w:color="CCCCCC" w:sz="4"/>
+              <w:bottom w:val="single" w:color="CCCCCC" w:sz="4"/>
+              <w:right w:val="single" w:color="CCCCCC" w:sz="4"/>
+            </w:tcBorders>
+            <w:shd w:fill="FFFFFF" w:val="clear"/>
+            <w:tcMar>
+              <w:top w:type="dxa" w:w="80"/>
+              <w:left w:type="dxa" w:w="120"/>
+              <w:bottom w:type="dxa" w:w="80"/>
+              <w:right w:type="dxa" w:w="120"/>
+            </w:tcMar>
+          </w:tcPr>
+          <w:p>
+            <w:pPr>
+              <w:spacing w:after="0" w:before="0"/>
+            </w:pPr>
+            <w:r>
+              <w:rPr>
+                <w:rFonts w:ascii="BIZ UDPGothic" w:cs="BIZ UDPGothic" w:eastAsia="BIZ UDPGothic" w:hAnsi="BIZ UDPGothic"/>
+                <w:b w:val="false"/>
+                <w:bCs w:val="false"/>
+                <w:i w:val="false"/>
+                <w:iCs w:val="false"/>
+                <w:color w:val="404040"/>
+                <w:sz w:val="18"/>
+                <w:szCs w:val="18"/>
+              </w:rPr>
+              <w:t xml:space="preserve">#3, #15</w:t>
+            </w:r>
+          </w:p>
+        </w:tc>
+      </w:tr>
+      <w:tr>
+        <w:tc>
+          <w:tcPr>
+            <w:tcW w:type="dxa" w:w="3000"/>
+            <w:tcBorders>
+              <w:top w:val="single" w:color="CCCCCC" w:sz="4"/>
+              <w:left w:val="single" w:color="CCCCCC" w:sz="4"/>
+              <w:bottom w:val="single" w:color="CCCCCC" w:sz="4"/>
+              <w:right w:val="single" w:color="CCCCCC" w:sz="4"/>
+            </w:tcBorders>
+            <w:shd w:fill="FFFFFF" w:val="clear"/>
+            <w:tcMar>
+              <w:top w:type="dxa" w:w="80"/>
+              <w:left w:type="dxa" w:w="120"/>
+              <w:bottom w:type="dxa" w:w="80"/>
+              <w:right w:type="dxa" w:w="120"/>
+            </w:tcMar>
+          </w:tcPr>
+          <w:p>
+            <w:pPr>
+              <w:spacing w:after="0" w:before="0"/>
+            </w:pPr>
+            <w:r>
+              <w:rPr>
+                <w:rFonts w:ascii="BIZ UDPGothic" w:cs="BIZ UDPGothic" w:eastAsia="BIZ UDPGothic" w:hAnsi="BIZ UDPGothic"/>
+                <w:b/>
+                <w:bCs/>
+                <w:i w:val="false"/>
+                <w:iCs w:val="false"/>
+                <w:color w:val="404040"/>
+                <w:sz w:val="18"/>
+                <w:szCs w:val="18"/>
+              </w:rPr>
+              <w:t xml:space="preserve">優先度引上推奨</w:t>
+            </w:r>
+          </w:p>
+          <w:p>
+            <w:pPr>
+              <w:spacing w:after="0" w:before="0"/>
+            </w:pPr>
+            <w:r>
+              <w:rPr>
+                <w:rFonts w:ascii="BIZ UDPGothic" w:cs="BIZ UDPGothic" w:eastAsia="BIZ UDPGothic" w:hAnsi="BIZ UDPGothic"/>
+                <w:b/>
+                <w:bCs/>
+                <w:i w:val="false"/>
+                <w:iCs w:val="false"/>
+                <w:color w:val="404040"/>
+                <w:sz w:val="18"/>
+                <w:szCs w:val="18"/>
+              </w:rPr>
+              <w:t xml:space="preserve">Nên nâng ưu tiên</w:t>
+            </w:r>
+          </w:p>
+        </w:tc>
+        <w:tc>
+          <w:tcPr>
+            <w:tcW w:type="dxa" w:w="1000"/>
+            <w:tcBorders>
+              <w:top w:val="single" w:color="CCCCCC" w:sz="4"/>
+              <w:left w:val="single" w:color="CCCCCC" w:sz="4"/>
+              <w:bottom w:val="single" w:color="CCCCCC" w:sz="4"/>
+              <w:right w:val="single" w:color="CCCCCC" w:sz="4"/>
+            </w:tcBorders>
+            <w:shd w:fill="FFFFFF" w:val="clear"/>
+            <w:tcMar>
+              <w:top w:type="dxa" w:w="80"/>
+              <w:left w:type="dxa" w:w="120"/>
+              <w:bottom w:type="dxa" w:w="80"/>
+              <w:right w:type="dxa" w:w="120"/>
+            </w:tcMar>
+          </w:tcPr>
+          <w:p>
+            <w:pPr>
+              <w:spacing w:after="0" w:before="0"/>
+            </w:pPr>
+            <w:r>
+              <w:rPr>
+                <w:rFonts w:ascii="BIZ UDPGothic" w:cs="BIZ UDPGothic" w:eastAsia="BIZ UDPGothic" w:hAnsi="BIZ UDPGothic"/>
+                <w:b w:val="false"/>
+                <w:bCs w:val="false"/>
+                <w:i w:val="false"/>
+                <w:iCs w:val="false"/>
+                <w:color w:val="404040"/>
+                <w:sz w:val="18"/>
+                <w:szCs w:val="18"/>
+              </w:rPr>
+              <w:t xml:space="preserve">2件</w:t>
+            </w:r>
+          </w:p>
+        </w:tc>
+        <w:tc>
+          <w:tcPr>
+            <w:tcW w:type="dxa" w:w="5506"/>
+            <w:tcBorders>
+              <w:top w:val="single" w:color="CCCCCC" w:sz="4"/>
+              <w:left w:val="single" w:color="CCCCCC" w:sz="4"/>
+              <w:bottom w:val="single" w:color="CCCCCC" w:sz="4"/>
+              <w:right w:val="single" w:color="CCCCCC" w:sz="4"/>
+            </w:tcBorders>
+            <w:shd w:fill="FFFFFF" w:val="clear"/>
+            <w:tcMar>
+              <w:top w:type="dxa" w:w="80"/>
+              <w:left w:type="dxa" w:w="120"/>
+              <w:bottom w:type="dxa" w:w="80"/>
+              <w:right w:type="dxa" w:w="120"/>
+            </w:tcMar>
+          </w:tcPr>
+          <w:p>
+            <w:pPr>
+              <w:spacing w:after="0" w:before="0"/>
+            </w:pPr>
+            <w:r>
+              <w:rPr>
+                <w:rFonts w:ascii="BIZ UDPGothic" w:cs="BIZ UDPGothic" w:eastAsia="BIZ UDPGothic" w:hAnsi="BIZ UDPGothic"/>
+                <w:b w:val="false"/>
+                <w:bCs w:val="false"/>
+                <w:i w:val="false"/>
+                <w:iCs w:val="false"/>
+                <w:color w:val="404040"/>
+                <w:sz w:val="18"/>
+                <w:szCs w:val="18"/>
+              </w:rPr>
+              <w:t xml:space="preserve">#11, #12</w:t>
+            </w:r>
+          </w:p>
+        </w:tc>
+      </w:tr>
+      <w:tr>
+        <w:tc>
+          <w:tcPr>
+            <w:tcW w:type="dxa" w:w="3000"/>
+            <w:tcBorders>
+              <w:top w:val="single" w:color="CCCCCC" w:sz="4"/>
+              <w:left w:val="single" w:color="CCCCCC" w:sz="4"/>
+              <w:bottom w:val="single" w:color="CCCCCC" w:sz="4"/>
+              <w:right w:val="single" w:color="CCCCCC" w:sz="4"/>
+            </w:tcBorders>
+            <w:shd w:fill="FFFFFF" w:val="clear"/>
+            <w:tcMar>
+              <w:top w:type="dxa" w:w="80"/>
+              <w:left w:type="dxa" w:w="120"/>
+              <w:bottom w:type="dxa" w:w="80"/>
+              <w:right w:type="dxa" w:w="120"/>
+            </w:tcMar>
+          </w:tcPr>
+          <w:p>
+            <w:pPr>
+              <w:spacing w:after="0" w:before="0"/>
+            </w:pPr>
+            <w:r>
+              <w:rPr>
+                <w:rFonts w:ascii="BIZ UDPGothic" w:cs="BIZ UDPGothic" w:eastAsia="BIZ UDPGothic" w:hAnsi="BIZ UDPGothic"/>
+                <w:b w:val="false"/>
+                <w:bCs w:val="false"/>
+                <w:i w:val="false"/>
+                <w:iCs w:val="false"/>
+                <w:color w:val="404040"/>
+                <w:sz w:val="18"/>
+                <w:szCs w:val="18"/>
+              </w:rPr>
+              <w:t xml:space="preserve">問題なし</w:t>
+            </w:r>
+          </w:p>
+          <w:p>
+            <w:pPr>
+              <w:spacing w:after="0" w:before="0"/>
+            </w:pPr>
+            <w:r>
+              <w:rPr>
+                <w:rFonts w:ascii="BIZ UDPGothic" w:cs="BIZ UDPGothic" w:eastAsia="BIZ UDPGothic" w:hAnsi="BIZ UDPGothic"/>
+                <w:b w:val="false"/>
+                <w:bCs w:val="false"/>
+                <w:i w:val="false"/>
+                <w:iCs w:val="false"/>
+                <w:color w:val="404040"/>
+                <w:sz w:val="18"/>
+                <w:szCs w:val="18"/>
+              </w:rPr>
+              <w:t xml:space="preserve">Không vấn đề</w:t>
+            </w:r>
+          </w:p>
+        </w:tc>
+        <w:tc>
+          <w:tcPr>
+            <w:tcW w:type="dxa" w:w="1000"/>
+            <w:tcBorders>
+              <w:top w:val="single" w:color="CCCCCC" w:sz="4"/>
+              <w:left w:val="single" w:color="CCCCCC" w:sz="4"/>
+              <w:bottom w:val="single" w:color="CCCCCC" w:sz="4"/>
+              <w:right w:val="single" w:color="CCCCCC" w:sz="4"/>
+            </w:tcBorders>
+            <w:shd w:fill="FFFFFF" w:val="clear"/>
+            <w:tcMar>
+              <w:top w:type="dxa" w:w="80"/>
+              <w:left w:type="dxa" w:w="120"/>
+              <w:bottom w:type="dxa" w:w="80"/>
+              <w:right w:type="dxa" w:w="120"/>
+            </w:tcMar>
+          </w:tcPr>
+          <w:p>
+            <w:pPr>
+              <w:spacing w:after="0" w:before="0"/>
+            </w:pPr>
+            <w:r>
+              <w:rPr>
+                <w:rFonts w:ascii="BIZ UDPGothic" w:cs="BIZ UDPGothic" w:eastAsia="BIZ UDPGothic" w:hAnsi="BIZ UDPGothic"/>
+                <w:b w:val="false"/>
+                <w:bCs w:val="false"/>
+                <w:i w:val="false"/>
+                <w:iCs w:val="false"/>
+                <w:color w:val="404040"/>
+                <w:sz w:val="18"/>
+                <w:szCs w:val="18"/>
+              </w:rPr>
+              <w:t xml:space="preserve">2件</w:t>
+            </w:r>
+          </w:p>
+        </w:tc>
+        <w:tc>
+          <w:tcPr>
+            <w:tcW w:type="dxa" w:w="5506"/>
+            <w:tcBorders>
+              <w:top w:val="single" w:color="CCCCCC" w:sz="4"/>
+              <w:left w:val="single" w:color="CCCCCC" w:sz="4"/>
+              <w:bottom w:val="single" w:color="CCCCCC" w:sz="4"/>
+              <w:right w:val="single" w:color="CCCCCC" w:sz="4"/>
+            </w:tcBorders>
+            <w:shd w:fill="FFFFFF" w:val="clear"/>
+            <w:tcMar>
+              <w:top w:type="dxa" w:w="80"/>
+              <w:left w:type="dxa" w:w="120"/>
+              <w:bottom w:type="dxa" w:w="80"/>
+              <w:right w:type="dxa" w:w="120"/>
+            </w:tcMar>
+          </w:tcPr>
+          <w:p>
+            <w:pPr>
+              <w:spacing w:after="0" w:before="0"/>
+            </w:pPr>
+            <w:r>
+              <w:rPr>
+                <w:rFonts w:ascii="BIZ UDPGothic" w:cs="BIZ UDPGothic" w:eastAsia="BIZ UDPGothic" w:hAnsi="BIZ UDPGothic"/>
+                <w:b w:val="false"/>
+                <w:bCs w:val="false"/>
+                <w:i w:val="false"/>
+                <w:iCs w:val="false"/>
+                <w:color w:val="404040"/>
+                <w:sz w:val="18"/>
+                <w:szCs w:val="18"/>
+              </w:rPr>
+              <w:t xml:space="preserve">#6, #7</w:t>
+            </w:r>
+          </w:p>
+        </w:tc>
+      </w:tr>
+    </w:tbl>
+    <w:p>
+      <w:pPr>
+        <w:pBdr>
+          <w:left w:val="thick" w:color="C8102E" w:sz="20" w:space="6"/>
+        </w:pBdr>
+        <w:spacing w:after="100" w:before="280"/>
+      </w:pPr>
+      <w:r>
+        <w:rPr>
+          <w:rFonts w:ascii="BIZ UDPGothic" w:cs="BIZ UDPGothic" w:eastAsia="BIZ UDPGothic" w:hAnsi="BIZ UDPGothic"/>
+          <w:b/>
+          <w:bCs/>
+          <w:color w:val="C8102E"/>
+          <w:sz w:val="24"/>
+          <w:szCs w:val="24"/>
+        </w:rPr>
+        <w:t xml:space="preserve">■ 改廃履歴（追記）</w:t>
+      </w:r>
+      <w:r>
+        <w:br/>
+      </w:r>
+      <w:r>
+        <w:rPr>
+          <w:rFonts w:ascii="BIZ UDPGothic" w:cs="BIZ UDPGothic" w:eastAsia="BIZ UDPGothic" w:hAnsi="BIZ UDPGothic"/>
+          <w:i/>
+          <w:iCs/>
+          <w:color w:val="AA3344"/>
+          <w:sz w:val="17"/>
+          <w:szCs w:val="17"/>
+        </w:rPr>
+        <w:t xml:space="preserve">　Lịch Sử Sửa Đổi (Bổ sung)</w:t>
+      </w:r>
+    </w:p>
+    <w:tbl>
+      <w:tblPr>
+        <w:tblW w:type="dxa" w:w="9506"/>
+        <w:tblBorders>
+          <w:top/>
+          <w:left/>
+          <w:bottom/>
+          <w:right/>
+          <w:insideH w:val="single" w:color="auto" w:sz="4"/>
+          <w:insideV w:val="single" w:color="auto" w:sz="4"/>
+        </w:tblBorders>
+      </w:tblPr>
+      <w:tblGrid>
+        <w:gridCol w:w="100"/>
+        <w:gridCol w:w="100"/>
+        <w:gridCol w:w="100"/>
+        <w:gridCol w:w="100"/>
+        <w:gridCol w:w="100"/>
+      </w:tblGrid>
+      <w:tr>
+        <w:trPr>
+          <w:tblHeader/>
+        </w:trPr>
+        <w:tc>
+          <w:tcPr>
+            <w:tcW w:type="dxa" w:w="800"/>
+            <w:tcBorders>
+              <w:top w:val="single" w:color="CCCCCC" w:sz="4"/>
+              <w:left w:val="single" w:color="CCCCCC" w:sz="4"/>
+              <w:bottom w:val="single" w:color="CCCCCC" w:sz="4"/>
+              <w:right w:val="single" w:color="CCCCCC" w:sz="4"/>
+            </w:tcBorders>
+            <w:shd w:fill="E8E8E8" w:val="clear"/>
+            <w:tcMar>
+              <w:top w:type="dxa" w:w="80"/>
+              <w:left w:type="dxa" w:w="120"/>
+              <w:bottom w:type="dxa" w:w="80"/>
+              <w:right w:type="dxa" w:w="120"/>
+            </w:tcMar>
+          </w:tcPr>
+          <w:p>
+            <w:pPr>
+              <w:spacing w:after="0" w:before="0"/>
+            </w:pPr>
+            <w:r>
+              <w:rPr>
+                <w:rFonts w:ascii="BIZ UDPGothic" w:cs="BIZ UDPGothic" w:eastAsia="BIZ UDPGothic" w:hAnsi="BIZ UDPGothic"/>
+                <w:b/>
+                <w:bCs/>
+                <w:color w:val="000000"/>
+                <w:sz w:val="18"/>
+                <w:szCs w:val="18"/>
+              </w:rPr>
+              <w:t xml:space="preserve">版数</w:t>
+            </w:r>
+            <w:r>
+              <w:rPr>
+                <w:rFonts w:ascii="BIZ UDPGothic" w:cs="BIZ UDPGothic" w:eastAsia="BIZ UDPGothic" w:hAnsi="BIZ UDPGothic"/>
+                <w:i/>
+                <w:iCs/>
+                <w:color w:val="888888"/>
+                <w:sz w:val="16"/>
+                <w:szCs w:val="16"/>
+              </w:rPr>
+              <w:t xml:space="preserve"> / Phiên bản</w:t>
+            </w:r>
+          </w:p>
+        </w:tc>
+        <w:tc>
+          <w:tcPr>
+            <w:tcW w:type="dxa" w:w="1600"/>
+            <w:tcBorders>
+              <w:top w:val="single" w:color="CCCCCC" w:sz="4"/>
+              <w:left w:val="single" w:color="CCCCCC" w:sz="4"/>
+              <w:bottom w:val="single" w:color="CCCCCC" w:sz="4"/>
+              <w:right w:val="single" w:color="CCCCCC" w:sz="4"/>
+            </w:tcBorders>
+            <w:shd w:fill="E8E8E8" w:val="clear"/>
+            <w:tcMar>
+              <w:top w:type="dxa" w:w="80"/>
+              <w:left w:type="dxa" w:w="120"/>
+              <w:bottom w:type="dxa" w:w="80"/>
+              <w:right w:type="dxa" w:w="120"/>
+            </w:tcMar>
+          </w:tcPr>
+          <w:p>
+            <w:pPr>
+              <w:spacing w:after="0" w:before="0"/>
+            </w:pPr>
+            <w:r>
+              <w:rPr>
+                <w:rFonts w:ascii="BIZ UDPGothic" w:cs="BIZ UDPGothic" w:eastAsia="BIZ UDPGothic" w:hAnsi="BIZ UDPGothic"/>
+                <w:b/>
+                <w:bCs/>
+                <w:color w:val="000000"/>
+                <w:sz w:val="18"/>
+                <w:szCs w:val="18"/>
+              </w:rPr>
+              <w:t xml:space="preserve">改訂日</w:t>
+            </w:r>
+            <w:r>
+              <w:rPr>
+                <w:rFonts w:ascii="BIZ UDPGothic" w:cs="BIZ UDPGothic" w:eastAsia="BIZ UDPGothic" w:hAnsi="BIZ UDPGothic"/>
+                <w:i/>
+                <w:iCs/>
+                <w:color w:val="888888"/>
+                <w:sz w:val="16"/>
+                <w:szCs w:val="16"/>
+              </w:rPr>
+              <w:t xml:space="preserve"> / Ngày sửa</w:t>
+            </w:r>
+          </w:p>
+        </w:tc>
+        <w:tc>
+          <w:tcPr>
+            <w:tcW w:type="dxa" w:w="2100"/>
+            <w:tcBorders>
+              <w:top w:val="single" w:color="CCCCCC" w:sz="4"/>
+              <w:left w:val="single" w:color="CCCCCC" w:sz="4"/>
+              <w:bottom w:val="single" w:color="CCCCCC" w:sz="4"/>
+              <w:right w:val="single" w:color="CCCCCC" w:sz="4"/>
+            </w:tcBorders>
+            <w:shd w:fill="E8E8E8" w:val="clear"/>
+            <w:tcMar>
+              <w:top w:type="dxa" w:w="80"/>
+              <w:left w:type="dxa" w:w="120"/>
+              <w:bottom w:type="dxa" w:w="80"/>
+              <w:right w:type="dxa" w:w="120"/>
+            </w:tcMar>
+          </w:tcPr>
+          <w:p>
+            <w:pPr>
+              <w:spacing w:after="0" w:before="0"/>
+            </w:pPr>
+            <w:r>
+              <w:rPr>
+                <w:rFonts w:ascii="BIZ UDPGothic" w:cs="BIZ UDPGothic" w:eastAsia="BIZ UDPGothic" w:hAnsi="BIZ UDPGothic"/>
+                <w:b/>
+                <w:bCs/>
+                <w:color w:val="000000"/>
+                <w:sz w:val="18"/>
+                <w:szCs w:val="18"/>
+              </w:rPr>
+              <w:t xml:space="preserve">改訂者</w:t>
+            </w:r>
+            <w:r>
+              <w:rPr>
+                <w:rFonts w:ascii="BIZ UDPGothic" w:cs="BIZ UDPGothic" w:eastAsia="BIZ UDPGothic" w:hAnsi="BIZ UDPGothic"/>
+                <w:i/>
+                <w:iCs/>
+                <w:color w:val="888888"/>
+                <w:sz w:val="16"/>
+                <w:szCs w:val="16"/>
+              </w:rPr>
+              <w:t xml:space="preserve"> / Người sửa</w:t>
+            </w:r>
+          </w:p>
+        </w:tc>
+        <w:tc>
+          <w:tcPr>
+            <w:tcW w:type="dxa" w:w="2100"/>
+            <w:tcBorders>
+              <w:top w:val="single" w:color="CCCCCC" w:sz="4"/>
+              <w:left w:val="single" w:color="CCCCCC" w:sz="4"/>
+              <w:bottom w:val="single" w:color="CCCCCC" w:sz="4"/>
+              <w:right w:val="single" w:color="CCCCCC" w:sz="4"/>
+            </w:tcBorders>
+            <w:shd w:fill="E8E8E8" w:val="clear"/>
+            <w:tcMar>
+              <w:top w:type="dxa" w:w="80"/>
+              <w:left w:type="dxa" w:w="120"/>
+              <w:bottom w:type="dxa" w:w="80"/>
+              <w:right w:type="dxa" w:w="120"/>
+            </w:tcMar>
+          </w:tcPr>
+          <w:p>
+            <w:pPr>
+              <w:spacing w:after="0" w:before="0"/>
+            </w:pPr>
+            <w:r>
+              <w:rPr>
+                <w:rFonts w:ascii="BIZ UDPGothic" w:cs="BIZ UDPGothic" w:eastAsia="BIZ UDPGothic" w:hAnsi="BIZ UDPGothic"/>
+                <w:b/>
+                <w:bCs/>
+                <w:color w:val="000000"/>
+                <w:sz w:val="18"/>
+                <w:szCs w:val="18"/>
+              </w:rPr>
+              <w:t xml:space="preserve">承認者</w:t>
+            </w:r>
+            <w:r>
+              <w:rPr>
+                <w:rFonts w:ascii="BIZ UDPGothic" w:cs="BIZ UDPGothic" w:eastAsia="BIZ UDPGothic" w:hAnsi="BIZ UDPGothic"/>
+                <w:i/>
+                <w:iCs/>
+                <w:color w:val="888888"/>
+                <w:sz w:val="16"/>
+                <w:szCs w:val="16"/>
+              </w:rPr>
+              <w:t xml:space="preserve"> / Người duyệt</w:t>
+            </w:r>
+          </w:p>
+        </w:tc>
+        <w:tc>
+          <w:tcPr>
+            <w:tcW w:type="dxa" w:w="2906"/>
+            <w:tcBorders>
+              <w:top w:val="single" w:color="CCCCCC" w:sz="4"/>
+              <w:left w:val="single" w:color="CCCCCC" w:sz="4"/>
+              <w:bottom w:val="single" w:color="CCCCCC" w:sz="4"/>
+              <w:right w:val="single" w:color="CCCCCC" w:sz="4"/>
+            </w:tcBorders>
+            <w:shd w:fill="E8E8E8" w:val="clear"/>
+            <w:tcMar>
+              <w:top w:type="dxa" w:w="80"/>
+              <w:left w:type="dxa" w:w="120"/>
+              <w:bottom w:type="dxa" w:w="80"/>
+              <w:right w:type="dxa" w:w="120"/>
+            </w:tcMar>
+          </w:tcPr>
+          <w:p>
+            <w:pPr>
+              <w:spacing w:after="0" w:before="0"/>
+            </w:pPr>
+            <w:r>
+              <w:rPr>
+                <w:rFonts w:ascii="BIZ UDPGothic" w:cs="BIZ UDPGothic" w:eastAsia="BIZ UDPGothic" w:hAnsi="BIZ UDPGothic"/>
+                <w:b/>
+                <w:bCs/>
+                <w:color w:val="000000"/>
+                <w:sz w:val="18"/>
+                <w:szCs w:val="18"/>
+              </w:rPr>
+              <w:t xml:space="preserve">改訂内容</w:t>
+            </w:r>
+            <w:r>
+              <w:rPr>
+                <w:rFonts w:ascii="BIZ UDPGothic" w:cs="BIZ UDPGothic" w:eastAsia="BIZ UDPGothic" w:hAnsi="BIZ UDPGothic"/>
+                <w:i/>
+                <w:iCs/>
+                <w:color w:val="888888"/>
+                <w:sz w:val="16"/>
+                <w:szCs w:val="16"/>
+              </w:rPr>
+              <w:t xml:space="preserve"> / Nội dung</w:t>
+            </w:r>
+          </w:p>
+        </w:tc>
+      </w:tr>
+      <w:tr>
+        <w:tc>
+          <w:tcPr>
+            <w:tcW w:type="dxa" w:w="800"/>
+            <w:tcBorders>
+              <w:top w:val="single" w:color="CCCCCC" w:sz="4"/>
+              <w:left w:val="single" w:color="CCCCCC" w:sz="4"/>
+              <w:bottom w:val="single" w:color="CCCCCC" w:sz="4"/>
+              <w:right w:val="single" w:color="CCCCCC" w:sz="4"/>
+            </w:tcBorders>
+            <w:shd w:fill="FFFFFF" w:val="clear"/>
+            <w:tcMar>
+              <w:top w:type="dxa" w:w="80"/>
+              <w:left w:type="dxa" w:w="120"/>
+              <w:bottom w:type="dxa" w:w="80"/>
+              <w:right w:type="dxa" w:w="120"/>
+            </w:tcMar>
+          </w:tcPr>
+          <w:p>
+            <w:pPr>
+              <w:spacing w:after="0" w:before="0"/>
+            </w:pPr>
+            <w:r>
+              <w:rPr>
+                <w:rFonts w:ascii="BIZ UDPGothic" w:cs="BIZ UDPGothic" w:eastAsia="BIZ UDPGothic" w:hAnsi="BIZ UDPGothic"/>
+                <w:b w:val="false"/>
+                <w:bCs w:val="false"/>
+                <w:i w:val="false"/>
+                <w:iCs w:val="false"/>
+                <w:color w:val="404040"/>
+                <w:sz w:val="18"/>
+                <w:szCs w:val="18"/>
+              </w:rPr>
+              <w:t xml:space="preserve">0.1</w:t>
+            </w:r>
+          </w:p>
+        </w:tc>
+        <w:tc>
+          <w:tcPr>
+            <w:tcW w:type="dxa" w:w="1600"/>
+            <w:tcBorders>
+              <w:top w:val="single" w:color="CCCCCC" w:sz="4"/>
+              <w:left w:val="single" w:color="CCCCCC" w:sz="4"/>
+              <w:bottom w:val="single" w:color="CCCCCC" w:sz="4"/>
+              <w:right w:val="single" w:color="CCCCCC" w:sz="4"/>
+            </w:tcBorders>
+            <w:shd w:fill="FFFFFF" w:val="clear"/>
+            <w:tcMar>
+              <w:top w:type="dxa" w:w="80"/>
+              <w:left w:type="dxa" w:w="120"/>
+              <w:bottom w:type="dxa" w:w="80"/>
+              <w:right w:type="dxa" w:w="120"/>
+            </w:tcMar>
+          </w:tcPr>
+          <w:p>
+            <w:pPr>
+              <w:spacing w:after="0" w:before="0"/>
+            </w:pPr>
+            <w:r>
+              <w:rPr>
+                <w:rFonts w:ascii="BIZ UDPGothic" w:cs="BIZ UDPGothic" w:eastAsia="BIZ UDPGothic" w:hAnsi="BIZ UDPGothic"/>
+                <w:b w:val="false"/>
+                <w:bCs w:val="false"/>
+                <w:i w:val="false"/>
+                <w:iCs w:val="false"/>
+                <w:color w:val="404040"/>
+                <w:sz w:val="18"/>
+                <w:szCs w:val="18"/>
+              </w:rPr>
+              <w:t xml:space="preserve">2026/03/10</w:t>
+            </w:r>
+          </w:p>
+        </w:tc>
+        <w:tc>
+          <w:tcPr>
+            <w:tcW w:type="dxa" w:w="2100"/>
+            <w:tcBorders>
+              <w:top w:val="single" w:color="CCCCCC" w:sz="4"/>
+              <w:left w:val="single" w:color="CCCCCC" w:sz="4"/>
+              <w:bottom w:val="single" w:color="CCCCCC" w:sz="4"/>
+              <w:right w:val="single" w:color="CCCCCC" w:sz="4"/>
+            </w:tcBorders>
+            <w:shd w:fill="FFFFFF" w:val="clear"/>
+            <w:tcMar>
+              <w:top w:type="dxa" w:w="80"/>
+              <w:left w:type="dxa" w:w="120"/>
+              <w:bottom w:type="dxa" w:w="80"/>
+              <w:right w:type="dxa" w:w="120"/>
+            </w:tcMar>
+          </w:tcPr>
+          <w:p>
+            <w:pPr>
+              <w:spacing w:after="0" w:before="0"/>
+            </w:pPr>
+            <w:r>
+              <w:rPr>
+                <w:rFonts w:ascii="BIZ UDPGothic" w:cs="BIZ UDPGothic" w:eastAsia="BIZ UDPGothic" w:hAnsi="BIZ UDPGothic"/>
+                <w:b w:val="false"/>
+                <w:bCs w:val="false"/>
+                <w:i w:val="false"/>
+                <w:iCs w:val="false"/>
+                <w:color w:val="404040"/>
+                <w:sz w:val="18"/>
+                <w:szCs w:val="18"/>
+              </w:rPr>
+              <w:t xml:space="preserve">Thanh Nguyên</w:t>
+            </w:r>
+          </w:p>
+        </w:tc>
+        <w:tc>
+          <w:tcPr>
+            <w:tcW w:type="dxa" w:w="2100"/>
+            <w:tcBorders>
+              <w:top w:val="single" w:color="CCCCCC" w:sz="4"/>
+              <w:left w:val="single" w:color="CCCCCC" w:sz="4"/>
+              <w:bottom w:val="single" w:color="CCCCCC" w:sz="4"/>
+              <w:right w:val="single" w:color="CCCCCC" w:sz="4"/>
+            </w:tcBorders>
+            <w:shd w:fill="FFFFFF" w:val="clear"/>
+            <w:tcMar>
+              <w:top w:type="dxa" w:w="80"/>
+              <w:left w:type="dxa" w:w="120"/>
+              <w:bottom w:type="dxa" w:w="80"/>
+              <w:right w:type="dxa" w:w="120"/>
+            </w:tcMar>
+          </w:tcPr>
+          <w:p>
+            <w:pPr>
+              <w:spacing w:after="0" w:before="0"/>
+            </w:pPr>
+            <w:r>
+              <w:rPr>
+                <w:rFonts w:ascii="BIZ UDPGothic" w:cs="BIZ UDPGothic" w:eastAsia="BIZ UDPGothic" w:hAnsi="BIZ UDPGothic"/>
+                <w:b w:val="false"/>
+                <w:bCs w:val="false"/>
+                <w:i w:val="false"/>
+                <w:iCs w:val="false"/>
+                <w:color w:val="404040"/>
+                <w:sz w:val="18"/>
+                <w:szCs w:val="18"/>
+              </w:rPr>
+              <w:t xml:space="preserve"/>
+            </w:r>
+          </w:p>
+        </w:tc>
+        <w:tc>
+          <w:tcPr>
+            <w:tcW w:type="dxa" w:w="2906"/>
+            <w:tcBorders>
+              <w:top w:val="single" w:color="CCCCCC" w:sz="4"/>
+              <w:left w:val="single" w:color="CCCCCC" w:sz="4"/>
+              <w:bottom w:val="single" w:color="CCCCCC" w:sz="4"/>
+              <w:right w:val="single" w:color="CCCCCC" w:sz="4"/>
+            </w:tcBorders>
+            <w:shd w:fill="FFFFFF" w:val="clear"/>
+            <w:tcMar>
+              <w:top w:type="dxa" w:w="80"/>
+              <w:left w:type="dxa" w:w="120"/>
+              <w:bottom w:type="dxa" w:w="80"/>
+              <w:right w:type="dxa" w:w="120"/>
+            </w:tcMar>
+          </w:tcPr>
+          <w:p>
+            <w:pPr>
+              <w:spacing w:after="0" w:before="0"/>
+            </w:pPr>
+            <w:r>
+              <w:rPr>
+                <w:rFonts w:ascii="BIZ UDPGothic" w:cs="BIZ UDPGothic" w:eastAsia="BIZ UDPGothic" w:hAnsi="BIZ UDPGothic"/>
+                <w:b w:val="false"/>
+                <w:bCs w:val="false"/>
+                <w:i w:val="false"/>
+                <w:iCs w:val="false"/>
+                <w:color w:val="404040"/>
+                <w:sz w:val="18"/>
+                <w:szCs w:val="18"/>
+              </w:rPr>
+              <w:t xml:space="preserve">初版作成</w:t>
+            </w:r>
+          </w:p>
+          <w:p>
+            <w:pPr>
+              <w:spacing w:after="0" w:before="0"/>
+            </w:pPr>
+            <w:r>
+              <w:rPr>
+                <w:rFonts w:ascii="BIZ UDPGothic" w:cs="BIZ UDPGothic" w:eastAsia="BIZ UDPGothic" w:hAnsi="BIZ UDPGothic"/>
+                <w:b w:val="false"/>
+                <w:bCs w:val="false"/>
+                <w:i w:val="false"/>
+                <w:iCs w:val="false"/>
+                <w:color w:val="404040"/>
+                <w:sz w:val="18"/>
+                <w:szCs w:val="18"/>
+              </w:rPr>
+              <w:t xml:space="preserve">Tạo bản đầu tiên</w:t>
+            </w:r>
+          </w:p>
+        </w:tc>
+      </w:tr>
+      <w:tr>
+        <w:tc>
+          <w:tcPr>
+            <w:tcW w:type="dxa" w:w="800"/>
+            <w:tcBorders>
+              <w:top w:val="single" w:color="CCCCCC" w:sz="4"/>
+              <w:left w:val="single" w:color="CCCCCC" w:sz="4"/>
+              <w:bottom w:val="single" w:color="CCCCCC" w:sz="4"/>
+              <w:right w:val="single" w:color="CCCCCC" w:sz="4"/>
+            </w:tcBorders>
+            <w:shd w:fill="FFFFFF" w:val="clear"/>
+            <w:tcMar>
+              <w:top w:type="dxa" w:w="80"/>
+              <w:left w:type="dxa" w:w="120"/>
+              <w:bottom w:type="dxa" w:w="80"/>
+              <w:right w:type="dxa" w:w="120"/>
+            </w:tcMar>
+          </w:tcPr>
+          <w:p>
+            <w:pPr>
+              <w:spacing w:after="0" w:before="0"/>
+            </w:pPr>
+            <w:r>
+              <w:rPr>
+                <w:rFonts w:ascii="BIZ UDPGothic" w:cs="BIZ UDPGothic" w:eastAsia="BIZ UDPGothic" w:hAnsi="BIZ UDPGothic"/>
+                <w:b/>
+                <w:bCs/>
+                <w:i w:val="false"/>
+                <w:iCs w:val="false"/>
+                <w:color w:val="404040"/>
+                <w:sz w:val="18"/>
+                <w:szCs w:val="18"/>
+              </w:rPr>
+              <w:t xml:space="preserve">0.2</w:t>
+            </w:r>
+          </w:p>
+        </w:tc>
+        <w:tc>
+          <w:tcPr>
+            <w:tcW w:type="dxa" w:w="1600"/>
+            <w:tcBorders>
+              <w:top w:val="single" w:color="CCCCCC" w:sz="4"/>
+              <w:left w:val="single" w:color="CCCCCC" w:sz="4"/>
+              <w:bottom w:val="single" w:color="CCCCCC" w:sz="4"/>
+              <w:right w:val="single" w:color="CCCCCC" w:sz="4"/>
+            </w:tcBorders>
+            <w:shd w:fill="FFFFFF" w:val="clear"/>
+            <w:tcMar>
+              <w:top w:type="dxa" w:w="80"/>
+              <w:left w:type="dxa" w:w="120"/>
+              <w:bottom w:type="dxa" w:w="80"/>
+              <w:right w:type="dxa" w:w="120"/>
+            </w:tcMar>
+          </w:tcPr>
+          <w:p>
+            <w:pPr>
+              <w:spacing w:after="0" w:before="0"/>
+            </w:pPr>
+            <w:r>
+              <w:rPr>
+                <w:rFonts w:ascii="BIZ UDPGothic" w:cs="BIZ UDPGothic" w:eastAsia="BIZ UDPGothic" w:hAnsi="BIZ UDPGothic"/>
+                <w:b/>
+                <w:bCs/>
+                <w:i w:val="false"/>
+                <w:iCs w:val="false"/>
+                <w:color w:val="404040"/>
+                <w:sz w:val="18"/>
+                <w:szCs w:val="18"/>
+              </w:rPr>
+              <w:t xml:space="preserve">2026/03/21</w:t>
+            </w:r>
+          </w:p>
+        </w:tc>
+        <w:tc>
+          <w:tcPr>
+            <w:tcW w:type="dxa" w:w="2100"/>
+            <w:tcBorders>
+              <w:top w:val="single" w:color="CCCCCC" w:sz="4"/>
+              <w:left w:val="single" w:color="CCCCCC" w:sz="4"/>
+              <w:bottom w:val="single" w:color="CCCCCC" w:sz="4"/>
+              <w:right w:val="single" w:color="CCCCCC" w:sz="4"/>
+            </w:tcBorders>
+            <w:shd w:fill="FFFFFF" w:val="clear"/>
+            <w:tcMar>
+              <w:top w:type="dxa" w:w="80"/>
+              <w:left w:type="dxa" w:w="120"/>
+              <w:bottom w:type="dxa" w:w="80"/>
+              <w:right w:type="dxa" w:w="120"/>
+            </w:tcMar>
+          </w:tcPr>
+          <w:p>
+            <w:pPr>
+              <w:spacing w:after="0" w:before="0"/>
+            </w:pPr>
+            <w:r>
+              <w:rPr>
+                <w:rFonts w:ascii="BIZ UDPGothic" w:cs="BIZ UDPGothic" w:eastAsia="BIZ UDPGothic" w:hAnsi="BIZ UDPGothic"/>
+                <w:b w:val="false"/>
+                <w:bCs w:val="false"/>
+                <w:i w:val="false"/>
+                <w:iCs w:val="false"/>
+                <w:color w:val="404040"/>
+                <w:sz w:val="18"/>
+                <w:szCs w:val="18"/>
+              </w:rPr>
+              <w:t xml:space="preserve">Thanh Nguyên</w:t>
+            </w:r>
+          </w:p>
+        </w:tc>
+        <w:tc>
+          <w:tcPr>
+            <w:tcW w:type="dxa" w:w="2100"/>
+            <w:tcBorders>
+              <w:top w:val="single" w:color="CCCCCC" w:sz="4"/>
+              <w:left w:val="single" w:color="CCCCCC" w:sz="4"/>
+              <w:bottom w:val="single" w:color="CCCCCC" w:sz="4"/>
+              <w:right w:val="single" w:color="CCCCCC" w:sz="4"/>
+            </w:tcBorders>
+            <w:shd w:fill="FFFFFF" w:val="clear"/>
+            <w:tcMar>
+              <w:top w:type="dxa" w:w="80"/>
+              <w:left w:type="dxa" w:w="120"/>
+              <w:bottom w:type="dxa" w:w="80"/>
+              <w:right w:type="dxa" w:w="120"/>
+            </w:tcMar>
+          </w:tcPr>
+          <w:p>
+            <w:pPr>
+              <w:spacing w:after="0" w:before="0"/>
+            </w:pPr>
+            <w:r>
+              <w:rPr>
+                <w:rFonts w:ascii="BIZ UDPGothic" w:cs="BIZ UDPGothic" w:eastAsia="BIZ UDPGothic" w:hAnsi="BIZ UDPGothic"/>
+                <w:b w:val="false"/>
+                <w:bCs w:val="false"/>
+                <w:i w:val="false"/>
+                <w:iCs w:val="false"/>
+                <w:color w:val="404040"/>
+                <w:sz w:val="18"/>
+                <w:szCs w:val="18"/>
+              </w:rPr>
+              <w:t xml:space="preserve"/>
+            </w:r>
+          </w:p>
+        </w:tc>
+        <w:tc>
+          <w:tcPr>
+            <w:tcW w:type="dxa" w:w="2906"/>
+            <w:tcBorders>
+              <w:top w:val="single" w:color="CCCCCC" w:sz="4"/>
+              <w:left w:val="single" w:color="CCCCCC" w:sz="4"/>
+              <w:bottom w:val="single" w:color="CCCCCC" w:sz="4"/>
+              <w:right w:val="single" w:color="CCCCCC" w:sz="4"/>
+            </w:tcBorders>
+            <w:shd w:fill="FFFFFF" w:val="clear"/>
+            <w:tcMar>
+              <w:top w:type="dxa" w:w="80"/>
+              <w:left w:type="dxa" w:w="120"/>
+              <w:bottom w:type="dxa" w:w="80"/>
+              <w:right w:type="dxa" w:w="120"/>
+            </w:tcMar>
+          </w:tcPr>
+          <w:p>
+            <w:pPr>
+              <w:spacing w:after="0" w:before="0"/>
+            </w:pPr>
+            <w:r>
+              <w:rPr>
+                <w:rFonts w:ascii="BIZ UDPGothic" w:cs="BIZ UDPGothic" w:eastAsia="BIZ UDPGothic" w:hAnsi="BIZ UDPGothic"/>
+                <w:b w:val="false"/>
+                <w:bCs w:val="false"/>
+                <w:i w:val="false"/>
+                <w:iCs w:val="false"/>
+                <w:color w:val="404040"/>
+                <w:sz w:val="18"/>
+                <w:szCs w:val="18"/>
+              </w:rPr>
+              <w:t xml:space="preserve">レビュー再評価結果追記</w:t>
+            </w:r>
+          </w:p>
+          <w:p>
+            <w:pPr>
+              <w:spacing w:after="0" w:before="0"/>
+            </w:pPr>
+            <w:r>
+              <w:rPr>
+                <w:rFonts w:ascii="BIZ UDPGothic" w:cs="BIZ UDPGothic" w:eastAsia="BIZ UDPGothic" w:hAnsi="BIZ UDPGothic"/>
+                <w:b w:val="false"/>
+                <w:bCs w:val="false"/>
+                <w:i w:val="false"/>
+                <w:iCs w:val="false"/>
+                <w:color w:val="404040"/>
+                <w:sz w:val="18"/>
+                <w:szCs w:val="18"/>
+              </w:rPr>
+              <w:t xml:space="preserve">（USMH3原則・ソースコード調査結果）</w:t>
+            </w:r>
+          </w:p>
+          <w:p>
+            <w:pPr>
+              <w:spacing w:after="0" w:before="0"/>
+            </w:pPr>
+            <w:r>
+              <w:rPr>
+                <w:rFonts w:ascii="BIZ UDPGothic" w:cs="BIZ UDPGothic" w:eastAsia="BIZ UDPGothic" w:hAnsi="BIZ UDPGothic"/>
+                <w:b w:val="false"/>
+                <w:bCs w:val="false"/>
+                <w:i w:val="false"/>
+                <w:iCs w:val="false"/>
+                <w:color w:val="404040"/>
+                <w:sz w:val="18"/>
+                <w:szCs w:val="18"/>
+              </w:rPr>
+              <w:t xml:space="preserve">Bổ sung kết quả đánh giá lại review</w:t>
+            </w:r>
+          </w:p>
+          <w:p>
+            <w:pPr>
+              <w:spacing w:after="0" w:before="0"/>
+            </w:pPr>
+            <w:r>
+              <w:rPr>
+                <w:rFonts w:ascii="BIZ UDPGothic" w:cs="BIZ UDPGothic" w:eastAsia="BIZ UDPGothic" w:hAnsi="BIZ UDPGothic"/>
+                <w:b w:val="false"/>
+                <w:bCs w:val="false"/>
+                <w:i w:val="false"/>
+                <w:iCs w:val="false"/>
+                <w:color w:val="404040"/>
+                <w:sz w:val="18"/>
+                <w:szCs w:val="18"/>
+              </w:rPr>
+              <w:t xml:space="preserve">(3 nguyên tắc USMH, kết quả điều tra source code)</w:t>
             </w:r>
           </w:p>
         </w:tc>
@@ -7590,7 +15876,7 @@
 
 <file path=word/numbering.xml><?xml version="1.0" encoding="utf-8"?>
 <w:numbering xmlns:wpc="http://schemas.microsoft.com/office/word/2010/wordprocessingCanvas" xmlns:mc="http://schemas.openxmlformats.org/markup-compatibility/2006" xmlns:o="urn:schemas-microsoft-com:office:office" xmlns:r="http://schemas.openxmlformats.org/officeDocument/2006/relationships" xmlns:m="http://schemas.openxmlformats.org/officeDocument/2006/math" xmlns:v="urn:schemas-microsoft-com:vml" xmlns:wp14="http://schemas.microsoft.com/office/word/2010/wordprocessingDrawing" xmlns:wp="http://schemas.openxmlformats.org/drawingml/2006/wordprocessingDrawing" xmlns:w10="urn:schemas-microsoft-com:office:word" xmlns:w="http://schemas.openxmlformats.org/wordprocessingml/2006/main" xmlns:w14="http://schemas.microsoft.com/office/word/2010/wordml" xmlns:w15="http://schemas.microsoft.com/office/word/2012/wordml" xmlns:wpg="http://schemas.microsoft.com/office/word/2010/wordprocessingGroup" xmlns:wpi="http://schemas.microsoft.com/office/word/2010/wordprocessingInk" xmlns:wne="http://schemas.microsoft.com/office/word/2006/wordml" xmlns:wps="http://schemas.microsoft.com/office/word/2010/wordprocessingShape" mc:Ignorable="w14 w15 wp14">
-  <w:abstractNum w:abstractNumId="1" w15:restartNumberingAfterBreak="0">
+  <w:abstractNum w:abstractNumId="10" w15:restartNumberingAfterBreak="0" w:val="_0_0_0">
     <w:multiLevelType w:val="hybridMultilevel"/>
     <w:lvl w:ilvl="0" w15:tentative="1">
       <w:start w:val="1"/>
@@ -7674,8 +15960,98 @@
       </w:pPr>
     </w:lvl>
   </w:abstractNum>
-  <w:num w:numId="1">
-    <w:abstractNumId w:val="1"/>
+  <w:num w:numId="10" w:val="0">
+    <w:abstractNumId w:val="10"/>
+    <w:lvlOverride w:ilvl="0">
+      <w:startOverride w:val="1"/>
+    </w:lvlOverride>
+  </w:num>
+  <w:abstractNum w:abstractNumId="11" w15:restartNumberingAfterBreak="0" w:val="_1_1_1">
+    <w:multiLevelType w:val="hybridMultilevel"/>
+    <w:lvl w:ilvl="0" w15:tentative="1">
+      <w:start w:val="1"/>
+      <w:numFmt w:val="bullet"/>
+      <w:lvlText w:val="●"/>
+      <w:lvlJc w:val="left"/>
+      <w:pPr>
+        <w:ind w:left="720" w:hanging="360"/>
+      </w:pPr>
+    </w:lvl>
+    <w:lvl w:ilvl="1" w15:tentative="1">
+      <w:start w:val="1"/>
+      <w:numFmt w:val="bullet"/>
+      <w:lvlText w:val="○"/>
+      <w:lvlJc w:val="left"/>
+      <w:pPr>
+        <w:ind w:left="1440" w:hanging="360"/>
+      </w:pPr>
+    </w:lvl>
+    <w:lvl w:ilvl="2" w15:tentative="1">
+      <w:start w:val="1"/>
+      <w:numFmt w:val="bullet"/>
+      <w:lvlText w:val="■"/>
+      <w:lvlJc w:val="left"/>
+      <w:pPr>
+        <w:ind w:left="2160" w:hanging="360"/>
+      </w:pPr>
+    </w:lvl>
+    <w:lvl w:ilvl="3" w15:tentative="1">
+      <w:start w:val="1"/>
+      <w:numFmt w:val="bullet"/>
+      <w:lvlText w:val="●"/>
+      <w:lvlJc w:val="left"/>
+      <w:pPr>
+        <w:ind w:left="2880" w:hanging="360"/>
+      </w:pPr>
+    </w:lvl>
+    <w:lvl w:ilvl="4" w15:tentative="1">
+      <w:start w:val="1"/>
+      <w:numFmt w:val="bullet"/>
+      <w:lvlText w:val="○"/>
+      <w:lvlJc w:val="left"/>
+      <w:pPr>
+        <w:ind w:left="3600" w:hanging="360"/>
+      </w:pPr>
+    </w:lvl>
+    <w:lvl w:ilvl="5" w15:tentative="1">
+      <w:start w:val="1"/>
+      <w:numFmt w:val="bullet"/>
+      <w:lvlText w:val="■"/>
+      <w:lvlJc w:val="left"/>
+      <w:pPr>
+        <w:ind w:left="4320" w:hanging="360"/>
+      </w:pPr>
+    </w:lvl>
+    <w:lvl w:ilvl="6" w15:tentative="1">
+      <w:start w:val="1"/>
+      <w:numFmt w:val="bullet"/>
+      <w:lvlText w:val="●"/>
+      <w:lvlJc w:val="left"/>
+      <w:pPr>
+        <w:ind w:left="5040" w:hanging="360"/>
+      </w:pPr>
+    </w:lvl>
+    <w:lvl w:ilvl="7" w15:tentative="1">
+      <w:start w:val="1"/>
+      <w:numFmt w:val="bullet"/>
+      <w:lvlText w:val="●"/>
+      <w:lvlJc w:val="left"/>
+      <w:pPr>
+        <w:ind w:left="5760" w:hanging="360"/>
+      </w:pPr>
+    </w:lvl>
+    <w:lvl w:ilvl="8" w15:tentative="1">
+      <w:start w:val="1"/>
+      <w:numFmt w:val="bullet"/>
+      <w:lvlText w:val="●"/>
+      <w:lvlJc w:val="left"/>
+      <w:pPr>
+        <w:ind w:left="6480" w:hanging="360"/>
+      </w:pPr>
+    </w:lvl>
+  </w:abstractNum>
+  <w:num w:numId="11" w:val="1">
+    <w:abstractNumId w:val="11"/>
     <w:lvlOverride w:ilvl="0">
       <w:startOverride w:val="1"/>
     </w:lvlOverride>
@@ -7695,20 +16071,20 @@
     </w:rPrDefault>
     <w:pPrDefault/>
   </w:docDefaults>
-  <w:style w:type="paragraph" w:styleId="Title">
+  <w:style w:type="paragraph" w:styleId="Title_0">
     <w:name w:val="Title"/>
-    <w:basedOn w:val="Normal"/>
-    <w:next w:val="Normal"/>
+    <w:basedOn w:val="Normal_0"/>
+    <w:next w:val="Normal_0"/>
     <w:qFormat/>
     <w:rPr>
       <w:sz w:val="56"/>
       <w:szCs w:val="56"/>
     </w:rPr>
   </w:style>
-  <w:style w:type="paragraph" w:styleId="Heading1">
+  <w:style w:type="paragraph" w:styleId="Heading1_0">
     <w:name w:val="Heading 1"/>
-    <w:basedOn w:val="Normal"/>
-    <w:next w:val="Normal"/>
+    <w:basedOn w:val="Normal_0"/>
+    <w:next w:val="Normal_0"/>
     <w:qFormat/>
     <w:rPr>
       <w:color w:val="2E74B5"/>
@@ -7716,10 +16092,10 @@
       <w:szCs w:val="32"/>
     </w:rPr>
   </w:style>
-  <w:style w:type="paragraph" w:styleId="Heading2">
+  <w:style w:type="paragraph" w:styleId="Heading2_0">
     <w:name w:val="Heading 2"/>
-    <w:basedOn w:val="Normal"/>
-    <w:next w:val="Normal"/>
+    <w:basedOn w:val="Normal_0"/>
+    <w:next w:val="Normal_0"/>
     <w:qFormat/>
     <w:rPr>
       <w:color w:val="2E74B5"/>
@@ -7727,10 +16103,10 @@
       <w:szCs w:val="26"/>
     </w:rPr>
   </w:style>
-  <w:style w:type="paragraph" w:styleId="Heading3">
+  <w:style w:type="paragraph" w:styleId="Heading3_0">
     <w:name w:val="Heading 3"/>
-    <w:basedOn w:val="Normal"/>
-    <w:next w:val="Normal"/>
+    <w:basedOn w:val="Normal_0"/>
+    <w:next w:val="Normal_0"/>
     <w:qFormat/>
     <w:rPr>
       <w:color w:val="1F4D78"/>
@@ -7738,10 +16114,10 @@
       <w:szCs w:val="24"/>
     </w:rPr>
   </w:style>
-  <w:style w:type="paragraph" w:styleId="Heading4">
+  <w:style w:type="paragraph" w:styleId="Heading4_0">
     <w:name w:val="Heading 4"/>
-    <w:basedOn w:val="Normal"/>
-    <w:next w:val="Normal"/>
+    <w:basedOn w:val="Normal_0"/>
+    <w:next w:val="Normal_0"/>
     <w:qFormat/>
     <w:rPr>
       <w:i/>
@@ -7749,42 +16125,42 @@
       <w:color w:val="2E74B5"/>
     </w:rPr>
   </w:style>
-  <w:style w:type="paragraph" w:styleId="Heading5">
+  <w:style w:type="paragraph" w:styleId="Heading5_0">
     <w:name w:val="Heading 5"/>
-    <w:basedOn w:val="Normal"/>
-    <w:next w:val="Normal"/>
+    <w:basedOn w:val="Normal_0"/>
+    <w:next w:val="Normal_0"/>
     <w:qFormat/>
     <w:rPr>
       <w:color w:val="2E74B5"/>
     </w:rPr>
   </w:style>
-  <w:style w:type="paragraph" w:styleId="Heading6">
+  <w:style w:type="paragraph" w:styleId="Heading6_0">
     <w:name w:val="Heading 6"/>
-    <w:basedOn w:val="Normal"/>
-    <w:next w:val="Normal"/>
+    <w:basedOn w:val="Normal_0"/>
+    <w:next w:val="Normal_0"/>
     <w:qFormat/>
     <w:rPr>
       <w:color w:val="1F4D78"/>
     </w:rPr>
   </w:style>
-  <w:style w:type="paragraph" w:styleId="Strong">
+  <w:style w:type="paragraph" w:styleId="Strong_0">
     <w:name w:val="Strong"/>
-    <w:basedOn w:val="Normal"/>
-    <w:next w:val="Normal"/>
+    <w:basedOn w:val="Normal_0"/>
+    <w:next w:val="Normal_0"/>
     <w:qFormat/>
     <w:rPr>
       <w:b/>
       <w:bCs/>
     </w:rPr>
   </w:style>
-  <w:style w:type="paragraph" w:styleId="ListParagraph">
+  <w:style w:type="paragraph" w:styleId="ListParagraph_0">
     <w:name w:val="List Paragraph"/>
-    <w:basedOn w:val="Normal"/>
+    <w:basedOn w:val="Normal_0"/>
     <w:qFormat/>
   </w:style>
-  <w:style w:type="character" w:styleId="Hyperlink">
+  <w:style w:type="character" w:styleId="Hyperlink_0">
     <w:name w:val="Hyperlink"/>
-    <w:basedOn w:val="DefaultParagraphFont"/>
+    <w:basedOn w:val="DefaultParagraphFont_0"/>
     <w:uiPriority w:val="99"/>
     <w:unhideWhenUsed/>
     <w:rPr>
@@ -7792,9 +16168,9 @@
       <w:u w:val="single"/>
     </w:rPr>
   </w:style>
-  <w:style w:type="character" w:styleId="FootnoteReference">
+  <w:style w:type="character" w:styleId="FootnoteReference_0">
     <w:name w:val="footnote reference"/>
-    <w:basedOn w:val="DefaultParagraphFont"/>
+    <w:basedOn w:val="DefaultParagraphFont_0"/>
     <w:uiPriority w:val="99"/>
     <w:semiHidden/>
     <w:unhideWhenUsed/>
@@ -7802,10 +16178,10 @@
       <w:vertAlign w:val="superscript"/>
     </w:rPr>
   </w:style>
-  <w:style w:type="paragraph" w:styleId="FootnoteText">
+  <w:style w:type="paragraph" w:styleId="FootnoteText_0">
     <w:name w:val="footnote text"/>
-    <w:basedOn w:val="Normal"/>
-    <w:link w:val="FootnoteTextChar"/>
+    <w:basedOn w:val="Normal_0"/>
+    <w:link w:val="FootnoteTextChar_0"/>
     <w:uiPriority w:val="99"/>
     <w:semiHidden/>
     <w:unhideWhenUsed/>
@@ -7817,10 +16193,10 @@
       <w:szCs w:val="20"/>
     </w:rPr>
   </w:style>
-  <w:style w:type="character" w:styleId="FootnoteTextChar">
+  <w:style w:type="character" w:styleId="FootnoteTextChar_0">
     <w:name w:val="Footnote Text Char"/>
-    <w:basedOn w:val="DefaultParagraphFont"/>
-    <w:link w:val="FootnoteText"/>
+    <w:basedOn w:val="DefaultParagraphFont_0"/>
+    <w:link w:val="FootnoteText_0"/>
     <w:uiPriority w:val="99"/>
     <w:semiHidden/>
     <w:unhideWhenUsed/>
@@ -7829,10 +16205,10 @@
       <w:szCs w:val="20"/>
     </w:rPr>
   </w:style>
-  <w:style w:type="paragraph" w:styleId="Heading1">
+  <w:style w:type="paragraph" w:styleId="Heading1_0">
     <w:name w:val="Heading 1"/>
-    <w:basedOn w:val="Normal"/>
-    <w:next w:val="Normal"/>
+    <w:basedOn w:val="Normal_0"/>
+    <w:next w:val="Normal_0"/>
     <w:qFormat/>
     <w:pPr>
       <w:pageBreakBefore/>
@@ -7845,6 +16221,177 @@
       <w:color w:val="C8102E"/>
       <w:sz w:val="24"/>
       <w:szCs w:val="24"/>
+    </w:rPr>
+  </w:style>
+  <w:style w:type="paragraph" w:styleId="Title_1">
+    <w:name w:val="Title"/>
+    <w:basedOn w:val="Normal_1"/>
+    <w:next w:val="Normal_1"/>
+    <w:qFormat/>
+    <w:rPr>
+      <w:sz w:val="56"/>
+      <w:szCs w:val="56"/>
+    </w:rPr>
+  </w:style>
+  <w:style w:type="paragraph" w:styleId="Heading1_1">
+    <w:name w:val="Heading 1"/>
+    <w:basedOn w:val="Normal_1"/>
+    <w:next w:val="Normal_1"/>
+    <w:qFormat/>
+    <w:rPr>
+      <w:color w:val="2E74B5"/>
+      <w:sz w:val="32"/>
+      <w:szCs w:val="32"/>
+    </w:rPr>
+  </w:style>
+  <w:style w:type="paragraph" w:styleId="Heading2_1">
+    <w:name w:val="Heading 2"/>
+    <w:basedOn w:val="Normal_1"/>
+    <w:next w:val="Normal_1"/>
+    <w:qFormat/>
+    <w:rPr>
+      <w:color w:val="2E74B5"/>
+      <w:sz w:val="26"/>
+      <w:szCs w:val="26"/>
+    </w:rPr>
+  </w:style>
+  <w:style w:type="paragraph" w:styleId="Heading3_1">
+    <w:name w:val="Heading 3"/>
+    <w:basedOn w:val="Normal_1"/>
+    <w:next w:val="Normal_1"/>
+    <w:qFormat/>
+    <w:rPr>
+      <w:color w:val="1F4D78"/>
+      <w:sz w:val="24"/>
+      <w:szCs w:val="24"/>
+    </w:rPr>
+  </w:style>
+  <w:style w:type="paragraph" w:styleId="Heading4_1">
+    <w:name w:val="Heading 4"/>
+    <w:basedOn w:val="Normal_1"/>
+    <w:next w:val="Normal_1"/>
+    <w:qFormat/>
+    <w:rPr>
+      <w:i/>
+      <w:iCs/>
+      <w:color w:val="2E74B5"/>
+    </w:rPr>
+  </w:style>
+  <w:style w:type="paragraph" w:styleId="Heading5_1">
+    <w:name w:val="Heading 5"/>
+    <w:basedOn w:val="Normal_1"/>
+    <w:next w:val="Normal_1"/>
+    <w:qFormat/>
+    <w:rPr>
+      <w:color w:val="2E74B5"/>
+    </w:rPr>
+  </w:style>
+  <w:style w:type="paragraph" w:styleId="Heading6_1">
+    <w:name w:val="Heading 6"/>
+    <w:basedOn w:val="Normal_1"/>
+    <w:next w:val="Normal_1"/>
+    <w:qFormat/>
+    <w:rPr>
+      <w:color w:val="1F4D78"/>
+    </w:rPr>
+  </w:style>
+  <w:style w:type="paragraph" w:styleId="Strong_1">
+    <w:name w:val="Strong"/>
+    <w:basedOn w:val="Normal_1"/>
+    <w:next w:val="Normal_1"/>
+    <w:qFormat/>
+    <w:rPr>
+      <w:b/>
+      <w:bCs/>
+    </w:rPr>
+  </w:style>
+  <w:style w:type="paragraph" w:styleId="ListParagraph_1">
+    <w:name w:val="List Paragraph"/>
+    <w:basedOn w:val="Normal_1"/>
+    <w:qFormat/>
+  </w:style>
+  <w:style w:type="character" w:styleId="Hyperlink_1">
+    <w:name w:val="Hyperlink"/>
+    <w:basedOn w:val="DefaultParagraphFont_1"/>
+    <w:uiPriority w:val="99"/>
+    <w:unhideWhenUsed/>
+    <w:rPr>
+      <w:color w:val="0563C1"/>
+      <w:u w:val="single"/>
+    </w:rPr>
+  </w:style>
+  <w:style w:type="character" w:styleId="FootnoteReference_1">
+    <w:name w:val="footnote reference"/>
+    <w:basedOn w:val="DefaultParagraphFont_1"/>
+    <w:uiPriority w:val="99"/>
+    <w:semiHidden/>
+    <w:unhideWhenUsed/>
+    <w:rPr>
+      <w:vertAlign w:val="superscript"/>
+    </w:rPr>
+  </w:style>
+  <w:style w:type="paragraph" w:styleId="FootnoteText_1">
+    <w:name w:val="footnote text"/>
+    <w:basedOn w:val="Normal_1"/>
+    <w:link w:val="FootnoteTextChar_1"/>
+    <w:uiPriority w:val="99"/>
+    <w:semiHidden/>
+    <w:unhideWhenUsed/>
+    <w:pPr>
+      <w:spacing w:after="0" w:line="240" w:lineRule="auto"/>
+    </w:pPr>
+    <w:rPr>
+      <w:sz w:val="20"/>
+      <w:szCs w:val="20"/>
+    </w:rPr>
+  </w:style>
+  <w:style w:type="character" w:styleId="FootnoteTextChar_1">
+    <w:name w:val="Footnote Text Char"/>
+    <w:basedOn w:val="DefaultParagraphFont_1"/>
+    <w:link w:val="FootnoteText_1"/>
+    <w:uiPriority w:val="99"/>
+    <w:semiHidden/>
+    <w:unhideWhenUsed/>
+    <w:rPr>
+      <w:sz w:val="20"/>
+      <w:szCs w:val="20"/>
+    </w:rPr>
+  </w:style>
+  <w:style w:type="character" w:styleId="EndnoteReference_1">
+    <w:name w:val="endnote reference"/>
+    <w:basedOn w:val="DefaultParagraphFont_1"/>
+    <w:uiPriority w:val="99"/>
+    <w:semiHidden/>
+    <w:unhideWhenUsed/>
+    <w:rPr>
+      <w:vertAlign w:val="superscript"/>
+    </w:rPr>
+  </w:style>
+  <w:style w:type="paragraph" w:styleId="EndnoteText_1">
+    <w:name w:val="endnote text"/>
+    <w:basedOn w:val="Normal_1"/>
+    <w:link w:val="EndnoteTextChar_1"/>
+    <w:uiPriority w:val="99"/>
+    <w:semiHidden/>
+    <w:unhideWhenUsed/>
+    <w:pPr>
+      <w:spacing w:after="0" w:line="240" w:lineRule="auto"/>
+    </w:pPr>
+    <w:rPr>
+      <w:sz w:val="20"/>
+      <w:szCs w:val="20"/>
+    </w:rPr>
+  </w:style>
+  <w:style w:type="character" w:styleId="EndnoteTextChar_1">
+    <w:name w:val="Endnote Text Char"/>
+    <w:basedOn w:val="DefaultParagraphFont_1"/>
+    <w:link w:val="EndnoteText_1"/>
+    <w:uiPriority w:val="99"/>
+    <w:semiHidden/>
+    <w:unhideWhenUsed/>
+    <w:rPr>
+      <w:sz w:val="20"/>
+      <w:szCs w:val="20"/>
     </w:rPr>
   </w:style>
 </w:styles>
